--- a/LAPORAN_NWB_NETWORK_REYHAN_VANROSSA_(_30_)REV_20NOV.docx
+++ b/LAPORAN_NWB_NETWORK_REYHAN_VANROSSA_(_30_)REV_20NOV.docx
@@ -7128,8 +7128,6 @@
         </w:rPr>
         <w:br w:type="page"/>
       </w:r>
-      <w:bookmarkStart w:id="7" w:name="_GoBack"/>
-      <w:bookmarkEnd w:id="7"/>
     </w:p>
     <w:p>
       <w:pPr>
@@ -7144,7 +7142,7 @@
           <w:szCs w:val="24"/>
         </w:rPr>
       </w:pPr>
-      <w:bookmarkStart w:id="8" w:name="_Toc214561218"/>
+      <w:bookmarkStart w:id="7" w:name="_Toc214561218"/>
       <w:r>
         <w:rPr>
           <w:rFonts w:ascii="Times New Roman" w:eastAsia="Times New Roman" w:hAnsi="Times New Roman" w:cs="Times New Roman"/>
@@ -7156,7 +7154,7 @@
         <w:lastRenderedPageBreak/>
         <w:t>DATFAR GAMBAR</w:t>
       </w:r>
-      <w:bookmarkEnd w:id="8"/>
+      <w:bookmarkEnd w:id="7"/>
     </w:p>
     <w:p>
       <w:pPr>
@@ -7989,7 +7987,7 @@
           <w:szCs w:val="24"/>
         </w:rPr>
       </w:pPr>
-      <w:bookmarkStart w:id="9" w:name="_Toc214561219"/>
+      <w:bookmarkStart w:id="8" w:name="_Toc214561219"/>
       <w:r>
         <w:rPr>
           <w:rFonts w:ascii="Times New Roman" w:eastAsia="Times New Roman" w:hAnsi="Times New Roman" w:cs="Times New Roman"/>
@@ -8000,7 +7998,7 @@
         </w:rPr>
         <w:t>DAFTAR TABEL</w:t>
       </w:r>
-      <w:bookmarkEnd w:id="9"/>
+      <w:bookmarkEnd w:id="8"/>
     </w:p>
     <w:p/>
     <w:p>
@@ -8041,88 +8039,131 @@
         </w:rPr>
         <w:fldChar w:fldCharType="separate"/>
       </w:r>
-      <w:hyperlink w:anchor="_Toc214561192" w:history="1">
-        <w:r>
-          <w:rPr>
-            <w:rStyle w:val="Hyperlink"/>
-            <w:rFonts w:ascii="Times New Roman" w:hAnsi="Times New Roman" w:cs="Times New Roman"/>
-            <w:noProof/>
-            <w:color w:val="auto"/>
-            <w:sz w:val="24"/>
-            <w:szCs w:val="24"/>
-          </w:rPr>
-          <w:t>Table 1 Jadwal PKL</w:t>
-        </w:r>
-        <w:r>
-          <w:rPr>
-            <w:rFonts w:ascii="Times New Roman" w:hAnsi="Times New Roman" w:cs="Times New Roman"/>
-            <w:noProof/>
-            <w:webHidden/>
-            <w:sz w:val="24"/>
-            <w:szCs w:val="24"/>
-          </w:rPr>
-          <w:tab/>
-        </w:r>
-        <w:r>
-          <w:rPr>
-            <w:rFonts w:ascii="Times New Roman" w:hAnsi="Times New Roman" w:cs="Times New Roman"/>
-            <w:noProof/>
-            <w:webHidden/>
-            <w:sz w:val="24"/>
-            <w:szCs w:val="24"/>
-          </w:rPr>
-          <w:fldChar w:fldCharType="begin"/>
-        </w:r>
-        <w:r>
-          <w:rPr>
-            <w:rFonts w:ascii="Times New Roman" w:hAnsi="Times New Roman" w:cs="Times New Roman"/>
-            <w:noProof/>
-            <w:webHidden/>
-            <w:sz w:val="24"/>
-            <w:szCs w:val="24"/>
-          </w:rPr>
-          <w:instrText xml:space="preserve"> PAGEREF _Toc214561192 \h </w:instrText>
-        </w:r>
-        <w:r>
-          <w:rPr>
-            <w:rFonts w:ascii="Times New Roman" w:hAnsi="Times New Roman" w:cs="Times New Roman"/>
-            <w:noProof/>
-            <w:webHidden/>
-            <w:sz w:val="24"/>
-            <w:szCs w:val="24"/>
-          </w:rPr>
-        </w:r>
-        <w:r>
-          <w:rPr>
-            <w:rFonts w:ascii="Times New Roman" w:hAnsi="Times New Roman" w:cs="Times New Roman"/>
-            <w:noProof/>
-            <w:webHidden/>
-            <w:sz w:val="24"/>
-            <w:szCs w:val="24"/>
-          </w:rPr>
-          <w:fldChar w:fldCharType="separate"/>
-        </w:r>
-        <w:r>
-          <w:rPr>
-            <w:rFonts w:ascii="Times New Roman" w:hAnsi="Times New Roman" w:cs="Times New Roman"/>
-            <w:noProof/>
-            <w:webHidden/>
-            <w:sz w:val="24"/>
-            <w:szCs w:val="24"/>
-          </w:rPr>
-          <w:t>12</w:t>
-        </w:r>
-        <w:r>
-          <w:rPr>
-            <w:rFonts w:ascii="Times New Roman" w:hAnsi="Times New Roman" w:cs="Times New Roman"/>
-            <w:noProof/>
-            <w:webHidden/>
-            <w:sz w:val="24"/>
-            <w:szCs w:val="24"/>
-          </w:rPr>
-          <w:fldChar w:fldCharType="end"/>
-        </w:r>
-      </w:hyperlink>
+      <w:r>
+        <w:rPr>
+          <w:noProof/>
+        </w:rPr>
+        <w:fldChar w:fldCharType="begin"/>
+      </w:r>
+      <w:r>
+        <w:rPr>
+          <w:noProof/>
+        </w:rPr>
+        <w:instrText xml:space="preserve"> HYPERLINK \l "_Toc214561192" </w:instrText>
+      </w:r>
+      <w:r>
+        <w:rPr>
+          <w:noProof/>
+        </w:rPr>
+      </w:r>
+      <w:r>
+        <w:rPr>
+          <w:noProof/>
+        </w:rPr>
+        <w:fldChar w:fldCharType="separate"/>
+      </w:r>
+      <w:r>
+        <w:rPr>
+          <w:rStyle w:val="Hyperlink"/>
+          <w:rFonts w:ascii="Times New Roman" w:hAnsi="Times New Roman" w:cs="Times New Roman"/>
+          <w:noProof/>
+          <w:color w:val="auto"/>
+          <w:sz w:val="24"/>
+          <w:szCs w:val="24"/>
+        </w:rPr>
+        <w:t>Table 1 Jadwal P</w:t>
+      </w:r>
+      <w:bookmarkStart w:id="9" w:name="_GoBack"/>
+      <w:bookmarkEnd w:id="9"/>
+      <w:r>
+        <w:rPr>
+          <w:rStyle w:val="Hyperlink"/>
+          <w:rFonts w:ascii="Times New Roman" w:hAnsi="Times New Roman" w:cs="Times New Roman"/>
+          <w:noProof/>
+          <w:color w:val="auto"/>
+          <w:sz w:val="24"/>
+          <w:szCs w:val="24"/>
+        </w:rPr>
+        <w:t>KL</w:t>
+      </w:r>
+      <w:r>
+        <w:rPr>
+          <w:rFonts w:ascii="Times New Roman" w:hAnsi="Times New Roman" w:cs="Times New Roman"/>
+          <w:noProof/>
+          <w:webHidden/>
+          <w:sz w:val="24"/>
+          <w:szCs w:val="24"/>
+        </w:rPr>
+        <w:tab/>
+      </w:r>
+      <w:r>
+        <w:rPr>
+          <w:rFonts w:ascii="Times New Roman" w:hAnsi="Times New Roman" w:cs="Times New Roman"/>
+          <w:noProof/>
+          <w:webHidden/>
+          <w:sz w:val="24"/>
+          <w:szCs w:val="24"/>
+        </w:rPr>
+        <w:fldChar w:fldCharType="begin"/>
+      </w:r>
+      <w:r>
+        <w:rPr>
+          <w:rFonts w:ascii="Times New Roman" w:hAnsi="Times New Roman" w:cs="Times New Roman"/>
+          <w:noProof/>
+          <w:webHidden/>
+          <w:sz w:val="24"/>
+          <w:szCs w:val="24"/>
+        </w:rPr>
+        <w:instrText xml:space="preserve"> PAGEREF _Toc214561192 \h </w:instrText>
+      </w:r>
+      <w:r>
+        <w:rPr>
+          <w:rFonts w:ascii="Times New Roman" w:hAnsi="Times New Roman" w:cs="Times New Roman"/>
+          <w:noProof/>
+          <w:webHidden/>
+          <w:sz w:val="24"/>
+          <w:szCs w:val="24"/>
+        </w:rPr>
+      </w:r>
+      <w:r>
+        <w:rPr>
+          <w:rFonts w:ascii="Times New Roman" w:hAnsi="Times New Roman" w:cs="Times New Roman"/>
+          <w:noProof/>
+          <w:webHidden/>
+          <w:sz w:val="24"/>
+          <w:szCs w:val="24"/>
+        </w:rPr>
+        <w:fldChar w:fldCharType="separate"/>
+      </w:r>
+      <w:r>
+        <w:rPr>
+          <w:rFonts w:ascii="Times New Roman" w:hAnsi="Times New Roman" w:cs="Times New Roman"/>
+          <w:noProof/>
+          <w:webHidden/>
+          <w:sz w:val="24"/>
+          <w:szCs w:val="24"/>
+        </w:rPr>
+        <w:t>8</w:t>
+      </w:r>
+      <w:r>
+        <w:rPr>
+          <w:rFonts w:ascii="Times New Roman" w:hAnsi="Times New Roman" w:cs="Times New Roman"/>
+          <w:noProof/>
+          <w:webHidden/>
+          <w:sz w:val="24"/>
+          <w:szCs w:val="24"/>
+        </w:rPr>
+        <w:fldChar w:fldCharType="end"/>
+      </w:r>
+      <w:r>
+        <w:rPr>
+          <w:rFonts w:ascii="Times New Roman" w:hAnsi="Times New Roman" w:cs="Times New Roman"/>
+          <w:noProof/>
+          <w:sz w:val="24"/>
+          <w:szCs w:val="24"/>
+        </w:rPr>
+        <w:fldChar w:fldCharType="end"/>
+      </w:r>
     </w:p>
     <w:p>
       <w:pPr>
@@ -8449,7 +8490,47 @@
           <w:sz w:val="24"/>
           <w:szCs w:val="24"/>
         </w:rPr>
-        <w:t xml:space="preserve"> SMK dituntut untuk memiliki keahlian dan siap kerja karena lulusan SMK biasanya belum di akui oleh pihak Dunia Usaha/DuniaIndustri.Oleh karena itu diadakan suatu program Praktik Kerja Lapangan (PKL) yaitu dengan melaksanakan Praktik Kerja Lapangan (PKL) </w:t>
+        <w:t xml:space="preserve"> SMK dituntut untuk memiliki keahlian dan siap kerja karena lulusan SMK biasanya belum di akui oleh pihak Dunia Usaha/DuniaIndustri.Oleh karena itu diadakan suatu program Praktik Kerja Lapangan (PKL) yaitu dengan melaksanakan Praktik </w:t>
+      </w:r>
+      <w:proofErr w:type="spellStart"/>
+      <w:r>
+        <w:rPr>
+          <w:rFonts w:ascii="Times New Roman" w:eastAsia="Times New Roman" w:hAnsi="Times New Roman" w:cs="Times New Roman"/>
+          <w:color w:val="000000"/>
+          <w:sz w:val="24"/>
+          <w:szCs w:val="24"/>
+        </w:rPr>
+        <w:t>Kerja</w:t>
+      </w:r>
+      <w:proofErr w:type="spellEnd"/>
+      <w:r>
+        <w:rPr>
+          <w:rFonts w:ascii="Times New Roman" w:eastAsia="Times New Roman" w:hAnsi="Times New Roman" w:cs="Times New Roman"/>
+          <w:color w:val="000000"/>
+          <w:sz w:val="24"/>
+          <w:szCs w:val="24"/>
+        </w:rPr>
+        <w:t xml:space="preserve"> </w:t>
+      </w:r>
+      <w:proofErr w:type="spellStart"/>
+      <w:r>
+        <w:rPr>
+          <w:rFonts w:ascii="Times New Roman" w:eastAsia="Times New Roman" w:hAnsi="Times New Roman" w:cs="Times New Roman"/>
+          <w:color w:val="000000"/>
+          <w:sz w:val="24"/>
+          <w:szCs w:val="24"/>
+        </w:rPr>
+        <w:t>Lapangan</w:t>
+      </w:r>
+      <w:proofErr w:type="spellEnd"/>
+      <w:r>
+        <w:rPr>
+          <w:rFonts w:ascii="Times New Roman" w:eastAsia="Times New Roman" w:hAnsi="Times New Roman" w:cs="Times New Roman"/>
+          <w:color w:val="000000"/>
+          <w:sz w:val="24"/>
+          <w:szCs w:val="24"/>
+        </w:rPr>
+        <w:t xml:space="preserve"> (PKL) </w:t>
       </w:r>
       <w:proofErr w:type="spellStart"/>
       <w:r>
@@ -10461,6 +10542,7 @@
       <w:r>
         <w:rPr>
           <w:noProof/>
+          <w:lang w:val="en-US"/>
         </w:rPr>
         <mc:AlternateContent>
           <mc:Choice Requires="wps">
@@ -11268,7 +11350,7 @@
           <w:szCs w:val="24"/>
           <w:lang w:val="fi-FI"/>
         </w:rPr>
-        <w:t>Pelaksanaan Praktik Kerja Lapangan ini dilakukan pada tanggan 3 Agustus dan berakhir pada 24 November. Selama Praktik Kerja Lapangan ini berlangsung di NWB NETWORK tepatnya di Jalan Soka, Dusun Karangsembung, Desa Jebed Selatan Kec.Taman, Kabupaten Pemalang, Jawa Tengah, saya ditempatkan pada bagian splising dan mengcrimping kabel,  Selama melakukan Praktik Kerja Lapangan di NWB NETWORK saya banyak terlibat pada kegiatan penting. Banyak Jenis pekerjaan yang dilakukan berkaitan dengan bidang internet atau lSP ( Internet Service Provider ).</w:t>
+        <w:t xml:space="preserve">Pelaksanaan Praktik Kerja Lapangan ini dilakukan pada tanggan 3 Agustus dan berakhir pada 24 November. Selama Praktik Kerja Lapangan ini berlangsung di NWB NETWORK tepatnya di Jalan Soka, Dusun Karangsembung, Desa Jebed Selatan Kec.Taman, Kabupaten Pemalang, Jawa Tengah, saya ditempatkan pada bagian splising </w:t>
       </w:r>
       <w:r>
         <w:rPr>
@@ -11277,1363 +11359,13 @@
           <w:szCs w:val="24"/>
           <w:lang w:val="fi-FI"/>
         </w:rPr>
-        <w:t xml:space="preserve"> </w:t>
-      </w:r>
-      <w:r>
-        <w:rPr>
-          <w:rFonts w:ascii="Times New Roman" w:hAnsi="Times New Roman" w:cs="Times New Roman"/>
-          <w:sz w:val="24"/>
-          <w:szCs w:val="24"/>
-          <w:lang w:val="fi-FI"/>
-        </w:rPr>
-        <w:t>Adapun berbagai kegiatan yang saya lakukan selama pelaksanaan PKL dapat di jelaskan sebagai berikut.</w:t>
-      </w:r>
-    </w:p>
-    <w:p>
-      <w:pPr>
-        <w:pStyle w:val="Heading3"/>
-        <w:numPr>
-          <w:ilvl w:val="2"/>
-          <w:numId w:val="31"/>
-        </w:numPr>
-        <w:spacing w:line="480" w:lineRule="auto"/>
-        <w:ind w:left="993"/>
-        <w:rPr>
-          <w:lang w:val="fi-FI"/>
-        </w:rPr>
-      </w:pPr>
-      <w:bookmarkStart w:id="48" w:name="_Toc214561235"/>
-      <w:r>
-        <w:rPr>
-          <w:lang w:val="fi-FI"/>
-        </w:rPr>
-        <w:t>Splicing Fungsion</w:t>
-      </w:r>
-      <w:bookmarkEnd w:id="48"/>
-    </w:p>
-    <w:p>
-      <w:pPr>
-        <w:pStyle w:val="ListParagraph"/>
-        <w:widowControl w:val="0"/>
-        <w:numPr>
-          <w:ilvl w:val="0"/>
-          <w:numId w:val="3"/>
-        </w:numPr>
-        <w:spacing w:after="0" w:line="480" w:lineRule="auto"/>
-        <w:contextualSpacing w:val="0"/>
-        <w:outlineLvl w:val="2"/>
-        <w:rPr>
-          <w:rFonts w:ascii="Times New Roman" w:eastAsia="Times New Roman" w:hAnsi="Times New Roman" w:cs="Times New Roman"/>
-          <w:b/>
-          <w:vanish/>
-          <w:sz w:val="24"/>
-          <w:szCs w:val="24"/>
-          <w:lang w:val="fi-FI"/>
-        </w:rPr>
-      </w:pPr>
-      <w:bookmarkStart w:id="49" w:name="_Toc214560308"/>
-      <w:bookmarkStart w:id="50" w:name="_Toc214560353"/>
-      <w:bookmarkStart w:id="51" w:name="_Toc214561236"/>
-      <w:bookmarkEnd w:id="49"/>
-      <w:bookmarkEnd w:id="50"/>
-      <w:bookmarkEnd w:id="51"/>
-    </w:p>
-    <w:p>
-      <w:pPr>
-        <w:spacing w:after="0" w:line="480" w:lineRule="auto"/>
-        <w:ind w:left="993" w:firstLine="720"/>
-        <w:jc w:val="both"/>
-        <w:rPr>
-          <w:rFonts w:ascii="Times New Roman" w:hAnsi="Times New Roman" w:cs="Times New Roman"/>
-          <w:sz w:val="24"/>
-          <w:szCs w:val="24"/>
-          <w:lang w:val="fi-FI"/>
-        </w:rPr>
-      </w:pPr>
-      <w:r>
-        <w:rPr>
-          <w:rFonts w:ascii="Times New Roman" w:hAnsi="Times New Roman" w:cs="Times New Roman"/>
-          <w:sz w:val="24"/>
-          <w:szCs w:val="24"/>
-          <w:lang w:val="fi-FI"/>
-        </w:rPr>
-        <w:t xml:space="preserve">Splicing Fungsion </w:t>
-      </w:r>
-      <w:r>
-        <w:rPr>
-          <w:rFonts w:ascii="Times New Roman" w:hAnsi="Times New Roman" w:cs="Times New Roman"/>
-          <w:sz w:val="24"/>
-          <w:szCs w:val="24"/>
-          <w:lang w:val="fi-FI"/>
-        </w:rPr>
-        <w:t>adalah metode yang paling umum digunakan dalam proses splicing fiber optic. Proses ini melibatkan pemanasan ujung serat optik menggunakan alat fusion splicer fiber optic. Ujung core tersebut kemudian dipanaskan dan dileburkan, sehingga kedua ujung fiber optic tersambung dengan baik. Kemudian, core yang telah tersambung dilapisi oleh protection sleeve. Proses ini memastikan bahwa serat optik tersambung dengan baik dan menghasilkan redaman yang kecil.</w:t>
-      </w:r>
-    </w:p>
-    <w:p>
-      <w:pPr>
-        <w:pStyle w:val="ListParagraph"/>
-        <w:spacing w:after="0" w:line="480" w:lineRule="auto"/>
-        <w:ind w:left="993" w:firstLine="720"/>
-        <w:jc w:val="both"/>
-        <w:rPr>
-          <w:rFonts w:ascii="Times New Roman" w:hAnsi="Times New Roman" w:cs="Times New Roman"/>
-          <w:sz w:val="24"/>
-          <w:szCs w:val="24"/>
-          <w:lang w:val="fi-FI"/>
-        </w:rPr>
-      </w:pPr>
-      <w:r>
-        <w:rPr>
-          <w:rFonts w:ascii="Times New Roman" w:hAnsi="Times New Roman" w:cs="Times New Roman"/>
-          <w:sz w:val="24"/>
-          <w:szCs w:val="24"/>
-          <w:lang w:val="fi-FI"/>
-        </w:rPr>
-        <w:t xml:space="preserve">Pada fungsi splicing atau yang sering disebut penyambungan kabel fiber optic, kegiatan ini dilakukan untuk menghubungkan dua atau lebih kabel fiber optic agar jaringan kembali berfungsi dengan </w:t>
-      </w:r>
-      <w:r>
-        <w:rPr>
-          <w:rFonts w:ascii="Times New Roman" w:hAnsi="Times New Roman" w:cs="Times New Roman"/>
-          <w:sz w:val="24"/>
-          <w:szCs w:val="24"/>
-          <w:lang w:val="fi-FI"/>
-        </w:rPr>
-        <w:lastRenderedPageBreak/>
-        <w:t>baik. Dalam kegiatan ini,</w:t>
-      </w:r>
-      <w:r>
-        <w:rPr>
-          <w:rFonts w:ascii="Times New Roman" w:hAnsi="Times New Roman" w:cs="Times New Roman"/>
-          <w:sz w:val="24"/>
-          <w:szCs w:val="24"/>
-          <w:lang w:val="fi-FI"/>
-        </w:rPr>
-        <w:t xml:space="preserve"> </w:t>
-      </w:r>
-      <w:r>
-        <w:rPr>
-          <w:rFonts w:ascii="Times New Roman" w:hAnsi="Times New Roman" w:cs="Times New Roman"/>
-          <w:sz w:val="24"/>
-          <w:szCs w:val="24"/>
-          <w:lang w:val="fi-FI"/>
-        </w:rPr>
-        <w:t>saya dan tim biasanya melakukan splicing pada kabel milik pelanggan yang mengalami kerusakan atau putus, misalnya akibat terkena benang layangan, tertarik kendaraan besar seperti truk, digigit hewan pengerat, atau karena faktor cuaca. Proses splicing memerlukan ketelitian, kehati-hatian, dan pemahaman teknis terhadap struktur kabel fiber optic, karena kesalahan kecil dapat mengakibatkan gangguan pada koneksi internet pelanggan</w:t>
-      </w:r>
-      <w:r>
-        <w:rPr>
-          <w:rFonts w:ascii="Times New Roman" w:hAnsi="Times New Roman" w:cs="Times New Roman"/>
-          <w:sz w:val="24"/>
-          <w:szCs w:val="24"/>
-          <w:lang w:val="fi-FI"/>
-        </w:rPr>
-        <w:t>.</w:t>
-      </w:r>
-    </w:p>
-    <w:p>
-      <w:pPr>
-        <w:pStyle w:val="Heading3"/>
-        <w:numPr>
-          <w:ilvl w:val="2"/>
-          <w:numId w:val="31"/>
-        </w:numPr>
-        <w:spacing w:line="480" w:lineRule="auto"/>
-        <w:ind w:left="993"/>
-        <w:rPr>
-          <w:lang w:val="fi-FI"/>
-        </w:rPr>
-      </w:pPr>
-      <w:bookmarkStart w:id="52" w:name="_Toc214561237"/>
-      <w:r>
-        <w:rPr>
-          <w:lang w:val="fi-FI"/>
-        </w:rPr>
-        <w:t>Custumor Service</w:t>
-      </w:r>
-      <w:bookmarkEnd w:id="52"/>
-      <w:r>
-        <w:rPr>
-          <w:lang w:val="fi-FI"/>
-        </w:rPr>
-        <w:t xml:space="preserve"> </w:t>
-      </w:r>
-    </w:p>
-    <w:p>
-      <w:pPr>
-        <w:pStyle w:val="ListParagraph"/>
-        <w:spacing w:after="0" w:line="480" w:lineRule="auto"/>
-        <w:ind w:left="993" w:firstLine="720"/>
-        <w:jc w:val="both"/>
-        <w:rPr>
-          <w:rFonts w:ascii="Times New Roman" w:hAnsi="Times New Roman" w:cs="Times New Roman"/>
-          <w:sz w:val="24"/>
-          <w:szCs w:val="24"/>
-          <w:lang w:val="fi-FI"/>
-        </w:rPr>
-      </w:pPr>
-      <w:r>
-        <w:rPr>
-          <w:rFonts w:ascii="Times New Roman" w:hAnsi="Times New Roman" w:cs="Times New Roman"/>
-          <w:sz w:val="24"/>
-          <w:szCs w:val="24"/>
-          <w:lang w:val="fi-FI"/>
-        </w:rPr>
-        <w:t>Customer service, atau layanan pelanggan, adalah pelayanan yang diberikan oleh perusahaan kepada pelanggannya sebelum, selama, dan setelah pembelian produk atau layanan. Tujuan utama dari customer service adalah memastikan kepuasan pelanggan dengan memberikan bantuan, solusi, dan informasi yang mereka butuhkan. Layanan pelanggan yang baik sangat penting dalam membangun hubungan jangka panjang dan loyalitas pelanggan terhadap merek atau perusahaan.</w:t>
-      </w:r>
-    </w:p>
-    <w:p>
-      <w:pPr>
-        <w:pStyle w:val="ListParagraph"/>
-        <w:spacing w:after="0" w:line="480" w:lineRule="auto"/>
-        <w:ind w:left="993" w:firstLine="720"/>
-        <w:jc w:val="both"/>
-        <w:rPr>
-          <w:rFonts w:ascii="Times New Roman" w:hAnsi="Times New Roman" w:cs="Times New Roman"/>
-          <w:sz w:val="24"/>
-          <w:szCs w:val="24"/>
-          <w:lang w:val="fi-FI"/>
-        </w:rPr>
-      </w:pPr>
-      <w:r>
-        <w:rPr>
-          <w:rFonts w:ascii="Times New Roman" w:hAnsi="Times New Roman" w:cs="Times New Roman"/>
-          <w:sz w:val="24"/>
-          <w:szCs w:val="24"/>
-          <w:lang w:val="fi-FI"/>
-        </w:rPr>
-        <w:t xml:space="preserve">Pada kegiatan ini, saya bertugas melayani pembayaran tagihan Wi-Fi bulanan yang biasanya dilakukan pada tanggal 1 hingga 10 setiap awal bulan. Selain melayani pembayaran, saya juga membantu dalam proses administrasi pemasangan Wi-Fi untuk pelanggan baru. Melalui kegiatan ini, saya memperoleh banyak pengalaman mengenai cara berinteraksi dan memberikan pelayanan yang baik kepada pelanggan, seperti bersikap sopan, tanggap terhadap kebutuhan pelanggan, serta </w:t>
-      </w:r>
-      <w:r>
-        <w:rPr>
-          <w:rFonts w:ascii="Times New Roman" w:hAnsi="Times New Roman" w:cs="Times New Roman"/>
-          <w:sz w:val="24"/>
-          <w:szCs w:val="24"/>
-          <w:lang w:val="fi-FI"/>
-        </w:rPr>
-        <w:lastRenderedPageBreak/>
-        <w:t>menjaga komunikasi yang efektif agar pelanggan merasa puas dengan pelayanan yang diberikan.</w:t>
-      </w:r>
-    </w:p>
-    <w:p>
-      <w:pPr>
-        <w:pStyle w:val="Heading3"/>
-        <w:numPr>
-          <w:ilvl w:val="2"/>
-          <w:numId w:val="31"/>
-        </w:numPr>
-        <w:spacing w:line="480" w:lineRule="auto"/>
-        <w:ind w:left="993"/>
-        <w:rPr>
-          <w:lang w:val="fi-FI"/>
-        </w:rPr>
-      </w:pPr>
-      <w:bookmarkStart w:id="53" w:name="_Toc214561238"/>
-      <w:r>
-        <w:rPr>
-          <w:lang w:val="fi-FI"/>
-        </w:rPr>
-        <w:t>Pengoprasian OTDR</w:t>
-      </w:r>
-      <w:bookmarkEnd w:id="53"/>
-      <w:r>
-        <w:rPr>
-          <w:lang w:val="fi-FI"/>
-        </w:rPr>
-        <w:t xml:space="preserve"> </w:t>
-      </w:r>
-    </w:p>
-    <w:p>
-      <w:pPr>
-        <w:pStyle w:val="ListParagraph"/>
-        <w:widowControl w:val="0"/>
-        <w:pBdr>
-          <w:top w:val="nil"/>
-          <w:left w:val="nil"/>
-          <w:bottom w:val="nil"/>
-          <w:right w:val="nil"/>
-          <w:between w:val="nil"/>
-        </w:pBdr>
-        <w:spacing w:after="0" w:line="480" w:lineRule="auto"/>
-        <w:ind w:left="993" w:right="111" w:firstLine="720"/>
-        <w:jc w:val="both"/>
-        <w:rPr>
-          <w:rFonts w:ascii="Times New Roman" w:eastAsia="Times New Roman" w:hAnsi="Times New Roman" w:cs="Times New Roman"/>
-          <w:color w:val="000000"/>
-          <w:sz w:val="24"/>
-          <w:szCs w:val="24"/>
-        </w:rPr>
-      </w:pPr>
-      <w:proofErr w:type="gramStart"/>
-      <w:r>
-        <w:rPr>
-          <w:rFonts w:ascii="Times New Roman" w:eastAsia="Times New Roman" w:hAnsi="Times New Roman" w:cs="Times New Roman"/>
-          <w:color w:val="000000"/>
-          <w:sz w:val="24"/>
-          <w:szCs w:val="24"/>
-        </w:rPr>
-        <w:t xml:space="preserve">Customer service, </w:t>
-      </w:r>
-      <w:proofErr w:type="spellStart"/>
-      <w:r>
-        <w:rPr>
-          <w:rFonts w:ascii="Times New Roman" w:eastAsia="Times New Roman" w:hAnsi="Times New Roman" w:cs="Times New Roman"/>
-          <w:color w:val="000000"/>
-          <w:sz w:val="24"/>
-          <w:szCs w:val="24"/>
-        </w:rPr>
-        <w:t>atau</w:t>
-      </w:r>
-      <w:proofErr w:type="spellEnd"/>
-      <w:r>
-        <w:rPr>
-          <w:rFonts w:ascii="Times New Roman" w:eastAsia="Times New Roman" w:hAnsi="Times New Roman" w:cs="Times New Roman"/>
-          <w:color w:val="000000"/>
-          <w:sz w:val="24"/>
-          <w:szCs w:val="24"/>
-        </w:rPr>
-        <w:t xml:space="preserve"> </w:t>
-      </w:r>
-      <w:proofErr w:type="spellStart"/>
-      <w:r>
-        <w:rPr>
-          <w:rFonts w:ascii="Times New Roman" w:eastAsia="Times New Roman" w:hAnsi="Times New Roman" w:cs="Times New Roman"/>
-          <w:color w:val="000000"/>
-          <w:sz w:val="24"/>
-          <w:szCs w:val="24"/>
-        </w:rPr>
-        <w:t>layanan</w:t>
-      </w:r>
-      <w:proofErr w:type="spellEnd"/>
-      <w:r>
-        <w:rPr>
-          <w:rFonts w:ascii="Times New Roman" w:eastAsia="Times New Roman" w:hAnsi="Times New Roman" w:cs="Times New Roman"/>
-          <w:color w:val="000000"/>
-          <w:sz w:val="24"/>
-          <w:szCs w:val="24"/>
-        </w:rPr>
-        <w:t xml:space="preserve"> pelanggan, adalah pelayanan yang diberikan oleh perusahaan kepada pelanggannya sebelum, selama, dan setelah pembelian produk atau layanan.</w:t>
-      </w:r>
-      <w:proofErr w:type="gramEnd"/>
-      <w:r>
-        <w:rPr>
-          <w:rFonts w:ascii="Times New Roman" w:eastAsia="Times New Roman" w:hAnsi="Times New Roman" w:cs="Times New Roman"/>
-          <w:color w:val="000000"/>
-          <w:sz w:val="24"/>
-          <w:szCs w:val="24"/>
-        </w:rPr>
-        <w:t xml:space="preserve"> Tujuan utama dari customer service adalah memastikan kepuasan pelanggan dengan memberikan bantuan, solusi, dan informasi yang mereka butuhkan. </w:t>
-      </w:r>
-      <w:proofErr w:type="gramStart"/>
-      <w:r>
-        <w:rPr>
-          <w:rFonts w:ascii="Times New Roman" w:eastAsia="Times New Roman" w:hAnsi="Times New Roman" w:cs="Times New Roman"/>
-          <w:color w:val="000000"/>
-          <w:sz w:val="24"/>
-          <w:szCs w:val="24"/>
-        </w:rPr>
-        <w:t>Layanan pelanggan yang baik sangat penting dalam membangun hubungan jangka panjang dan loyalitas pelanggan terhadap merek atau perusahaan.</w:t>
-      </w:r>
-      <w:proofErr w:type="gramEnd"/>
-    </w:p>
-    <w:p>
-      <w:pPr>
-        <w:pStyle w:val="ListParagraph"/>
-        <w:widowControl w:val="0"/>
-        <w:pBdr>
-          <w:top w:val="nil"/>
-          <w:left w:val="nil"/>
-          <w:bottom w:val="nil"/>
-          <w:right w:val="nil"/>
-          <w:between w:val="nil"/>
-        </w:pBdr>
-        <w:spacing w:after="0" w:line="480" w:lineRule="auto"/>
-        <w:ind w:left="993" w:right="111" w:firstLine="720"/>
-        <w:jc w:val="both"/>
-        <w:rPr>
-          <w:rFonts w:ascii="Times New Roman" w:eastAsia="Times New Roman" w:hAnsi="Times New Roman" w:cs="Times New Roman"/>
-          <w:color w:val="000000"/>
-          <w:sz w:val="24"/>
-          <w:szCs w:val="24"/>
-        </w:rPr>
-      </w:pPr>
-      <w:proofErr w:type="spellStart"/>
-      <w:proofErr w:type="gramStart"/>
-      <w:r>
-        <w:rPr>
-          <w:rFonts w:ascii="Times New Roman" w:eastAsia="Times New Roman" w:hAnsi="Times New Roman" w:cs="Times New Roman"/>
-          <w:color w:val="000000"/>
-          <w:sz w:val="24"/>
-          <w:szCs w:val="24"/>
-        </w:rPr>
-        <w:t>Pada</w:t>
-      </w:r>
-      <w:proofErr w:type="spellEnd"/>
-      <w:r>
-        <w:rPr>
-          <w:rFonts w:ascii="Times New Roman" w:eastAsia="Times New Roman" w:hAnsi="Times New Roman" w:cs="Times New Roman"/>
-          <w:color w:val="000000"/>
-          <w:sz w:val="24"/>
-          <w:szCs w:val="24"/>
-        </w:rPr>
-        <w:t xml:space="preserve"> </w:t>
-      </w:r>
-      <w:proofErr w:type="spellStart"/>
-      <w:r>
-        <w:rPr>
-          <w:rFonts w:ascii="Times New Roman" w:eastAsia="Times New Roman" w:hAnsi="Times New Roman" w:cs="Times New Roman"/>
-          <w:color w:val="000000"/>
-          <w:sz w:val="24"/>
-          <w:szCs w:val="24"/>
-        </w:rPr>
-        <w:t>kegiatan</w:t>
-      </w:r>
-      <w:proofErr w:type="spellEnd"/>
-      <w:r>
-        <w:rPr>
-          <w:rFonts w:ascii="Times New Roman" w:eastAsia="Times New Roman" w:hAnsi="Times New Roman" w:cs="Times New Roman"/>
-          <w:color w:val="000000"/>
-          <w:sz w:val="24"/>
-          <w:szCs w:val="24"/>
-        </w:rPr>
-        <w:t xml:space="preserve"> </w:t>
-      </w:r>
-      <w:proofErr w:type="spellStart"/>
-      <w:r>
-        <w:rPr>
-          <w:rFonts w:ascii="Times New Roman" w:eastAsia="Times New Roman" w:hAnsi="Times New Roman" w:cs="Times New Roman"/>
-          <w:color w:val="000000"/>
-          <w:sz w:val="24"/>
-          <w:szCs w:val="24"/>
-        </w:rPr>
-        <w:t>ini</w:t>
-      </w:r>
-      <w:proofErr w:type="spellEnd"/>
-      <w:r>
-        <w:rPr>
-          <w:rFonts w:ascii="Times New Roman" w:eastAsia="Times New Roman" w:hAnsi="Times New Roman" w:cs="Times New Roman"/>
-          <w:color w:val="000000"/>
-          <w:sz w:val="24"/>
-          <w:szCs w:val="24"/>
-        </w:rPr>
-        <w:t xml:space="preserve">, </w:t>
-      </w:r>
-      <w:proofErr w:type="spellStart"/>
-      <w:r>
-        <w:rPr>
-          <w:rFonts w:ascii="Times New Roman" w:eastAsia="Times New Roman" w:hAnsi="Times New Roman" w:cs="Times New Roman"/>
-          <w:color w:val="000000"/>
-          <w:sz w:val="24"/>
-          <w:szCs w:val="24"/>
-        </w:rPr>
-        <w:t>saya</w:t>
-      </w:r>
-      <w:proofErr w:type="spellEnd"/>
-      <w:r>
-        <w:rPr>
-          <w:rFonts w:ascii="Times New Roman" w:eastAsia="Times New Roman" w:hAnsi="Times New Roman" w:cs="Times New Roman"/>
-          <w:color w:val="000000"/>
-          <w:sz w:val="24"/>
-          <w:szCs w:val="24"/>
-        </w:rPr>
-        <w:t xml:space="preserve"> bertugas melayani pembayaran tagihan Wi-Fi bulanan yang biasanya dilakukan pada tanggal 1 hingga 10 setiap awal bulan.</w:t>
-      </w:r>
-      <w:proofErr w:type="gramEnd"/>
-      <w:r>
-        <w:rPr>
-          <w:rFonts w:ascii="Times New Roman" w:eastAsia="Times New Roman" w:hAnsi="Times New Roman" w:cs="Times New Roman"/>
-          <w:color w:val="000000"/>
-          <w:sz w:val="24"/>
-          <w:szCs w:val="24"/>
-        </w:rPr>
-        <w:t xml:space="preserve"> Selain melayani pembayaran, saya juga membantu dalam proses administrasi pemasangan Wi-Fi untuk pelanggan baru. Melalui kegiatan ini, saya memperoleh banyak pengalaman mengenai cara berinteraksi dan memberikan pelayanan yang baik kepada pelanggan, seperti bersikap sopan, tanggap terhadap kebutuhan pelanggan, serta menjaga komunikasi yang efektif agar pelanggan merasa puas dengan pelayanan yang diberikan.</w:t>
-      </w:r>
-    </w:p>
-    <w:p>
-      <w:pPr>
-        <w:pStyle w:val="Heading3"/>
-        <w:numPr>
-          <w:ilvl w:val="2"/>
-          <w:numId w:val="31"/>
-        </w:numPr>
-        <w:spacing w:line="480" w:lineRule="auto"/>
-        <w:ind w:left="993"/>
-        <w:rPr>
-          <w:lang w:val="fi-FI"/>
-        </w:rPr>
-      </w:pPr>
-      <w:bookmarkStart w:id="54" w:name="_Toc214561239"/>
-      <w:r>
-        <w:rPr>
-          <w:lang w:val="fi-FI"/>
-        </w:rPr>
-        <w:t>Memasang Kabel Fiber Optic ke ODP</w:t>
-      </w:r>
-      <w:bookmarkEnd w:id="54"/>
-    </w:p>
-    <w:p>
-      <w:pPr>
-        <w:pStyle w:val="ListParagraph"/>
-        <w:widowControl w:val="0"/>
-        <w:pBdr>
-          <w:top w:val="nil"/>
-          <w:left w:val="nil"/>
-          <w:bottom w:val="nil"/>
-          <w:right w:val="nil"/>
-          <w:between w:val="nil"/>
-        </w:pBdr>
-        <w:spacing w:after="0" w:line="480" w:lineRule="auto"/>
-        <w:ind w:left="993" w:right="111" w:firstLine="720"/>
-        <w:jc w:val="both"/>
-        <w:rPr>
-          <w:rFonts w:ascii="Times New Roman" w:eastAsia="Times New Roman" w:hAnsi="Times New Roman" w:cs="Times New Roman"/>
-          <w:color w:val="000000"/>
-          <w:sz w:val="24"/>
-          <w:szCs w:val="24"/>
-        </w:rPr>
-      </w:pPr>
-      <w:proofErr w:type="spellStart"/>
-      <w:proofErr w:type="gramStart"/>
-      <w:r>
-        <w:rPr>
-          <w:rFonts w:ascii="Times New Roman" w:eastAsia="Times New Roman" w:hAnsi="Times New Roman" w:cs="Times New Roman"/>
-          <w:color w:val="000000"/>
-          <w:sz w:val="24"/>
-          <w:szCs w:val="24"/>
-        </w:rPr>
-        <w:t>Kegiatan</w:t>
-      </w:r>
-      <w:proofErr w:type="spellEnd"/>
-      <w:r>
-        <w:rPr>
-          <w:rFonts w:ascii="Times New Roman" w:eastAsia="Times New Roman" w:hAnsi="Times New Roman" w:cs="Times New Roman"/>
-          <w:color w:val="000000"/>
-          <w:sz w:val="24"/>
-          <w:szCs w:val="24"/>
-        </w:rPr>
-        <w:t xml:space="preserve"> </w:t>
-      </w:r>
-      <w:proofErr w:type="spellStart"/>
-      <w:r>
-        <w:rPr>
-          <w:rFonts w:ascii="Times New Roman" w:eastAsia="Times New Roman" w:hAnsi="Times New Roman" w:cs="Times New Roman"/>
-          <w:color w:val="000000"/>
-          <w:sz w:val="24"/>
-          <w:szCs w:val="24"/>
-        </w:rPr>
-        <w:t>memasang</w:t>
-      </w:r>
-      <w:proofErr w:type="spellEnd"/>
-      <w:r>
-        <w:rPr>
-          <w:rFonts w:ascii="Times New Roman" w:eastAsia="Times New Roman" w:hAnsi="Times New Roman" w:cs="Times New Roman"/>
-          <w:color w:val="000000"/>
-          <w:sz w:val="24"/>
-          <w:szCs w:val="24"/>
-        </w:rPr>
-        <w:t xml:space="preserve"> </w:t>
-      </w:r>
-      <w:proofErr w:type="spellStart"/>
-      <w:r>
-        <w:rPr>
-          <w:rFonts w:ascii="Times New Roman" w:eastAsia="Times New Roman" w:hAnsi="Times New Roman" w:cs="Times New Roman"/>
-          <w:color w:val="000000"/>
-          <w:sz w:val="24"/>
-          <w:szCs w:val="24"/>
-        </w:rPr>
-        <w:t>kabel</w:t>
-      </w:r>
-      <w:proofErr w:type="spellEnd"/>
-      <w:r>
-        <w:rPr>
-          <w:rFonts w:ascii="Times New Roman" w:eastAsia="Times New Roman" w:hAnsi="Times New Roman" w:cs="Times New Roman"/>
-          <w:color w:val="000000"/>
-          <w:sz w:val="24"/>
-          <w:szCs w:val="24"/>
-        </w:rPr>
-        <w:t xml:space="preserve"> fiber optic ke ODP dilakukan dengan menyambungkan kabel pigtail ke port splitter yang terdapat pada ODP.</w:t>
-      </w:r>
-      <w:proofErr w:type="gramEnd"/>
-      <w:r>
-        <w:rPr>
-          <w:rFonts w:ascii="Times New Roman" w:eastAsia="Times New Roman" w:hAnsi="Times New Roman" w:cs="Times New Roman"/>
-          <w:color w:val="000000"/>
-          <w:sz w:val="24"/>
-          <w:szCs w:val="24"/>
-        </w:rPr>
-        <w:t xml:space="preserve"> Proses ini bertujuan untuk menghubungkan jalur utama </w:t>
-      </w:r>
-      <w:r>
-        <w:rPr>
-          <w:rFonts w:ascii="Times New Roman" w:eastAsia="Times New Roman" w:hAnsi="Times New Roman" w:cs="Times New Roman"/>
-          <w:color w:val="000000"/>
-          <w:sz w:val="24"/>
-          <w:szCs w:val="24"/>
-        </w:rPr>
-        <w:lastRenderedPageBreak/>
-        <w:t xml:space="preserve">jaringan dengan kabel drop core yang menuju ke pelanggan, sehingga sinyal internet dapat tersalurkan dengan baik. </w:t>
-      </w:r>
-      <w:proofErr w:type="gramStart"/>
-      <w:r>
-        <w:rPr>
-          <w:rFonts w:ascii="Times New Roman" w:eastAsia="Times New Roman" w:hAnsi="Times New Roman" w:cs="Times New Roman"/>
-          <w:color w:val="000000"/>
-          <w:sz w:val="24"/>
-          <w:szCs w:val="24"/>
-        </w:rPr>
-        <w:t>Optical Distribution Point atau yang sering disingkat sebagai ODP adalah komponen dalam jaringan serat optik yang berfungsi sebagai titik distribusi bagi jaringan serat optik ke pelanggan.</w:t>
-      </w:r>
-      <w:proofErr w:type="gramEnd"/>
-    </w:p>
-    <w:p>
-      <w:pPr>
-        <w:pStyle w:val="ListParagraph"/>
-        <w:widowControl w:val="0"/>
-        <w:pBdr>
-          <w:top w:val="nil"/>
-          <w:left w:val="nil"/>
-          <w:bottom w:val="nil"/>
-          <w:right w:val="nil"/>
-          <w:between w:val="nil"/>
-        </w:pBdr>
-        <w:spacing w:after="0" w:line="480" w:lineRule="auto"/>
-        <w:ind w:left="993" w:right="111" w:firstLine="720"/>
-        <w:jc w:val="both"/>
-        <w:rPr>
-          <w:rFonts w:ascii="Times New Roman" w:eastAsia="Times New Roman" w:hAnsi="Times New Roman" w:cs="Times New Roman"/>
-          <w:color w:val="000000"/>
-          <w:sz w:val="24"/>
-          <w:szCs w:val="24"/>
-        </w:rPr>
-      </w:pPr>
-      <w:proofErr w:type="gramStart"/>
-      <w:r>
-        <w:rPr>
-          <w:rFonts w:ascii="Times New Roman" w:eastAsia="Times New Roman" w:hAnsi="Times New Roman" w:cs="Times New Roman"/>
-          <w:color w:val="000000"/>
-          <w:sz w:val="24"/>
-          <w:szCs w:val="24"/>
-        </w:rPr>
-        <w:t xml:space="preserve">ODP </w:t>
-      </w:r>
-      <w:proofErr w:type="spellStart"/>
-      <w:r>
-        <w:rPr>
-          <w:rFonts w:ascii="Times New Roman" w:eastAsia="Times New Roman" w:hAnsi="Times New Roman" w:cs="Times New Roman"/>
-          <w:color w:val="000000"/>
-          <w:sz w:val="24"/>
-          <w:szCs w:val="24"/>
-        </w:rPr>
-        <w:t>biasanya</w:t>
-      </w:r>
-      <w:proofErr w:type="spellEnd"/>
-      <w:r>
-        <w:rPr>
-          <w:rFonts w:ascii="Times New Roman" w:eastAsia="Times New Roman" w:hAnsi="Times New Roman" w:cs="Times New Roman"/>
-          <w:color w:val="000000"/>
-          <w:sz w:val="24"/>
-          <w:szCs w:val="24"/>
-        </w:rPr>
-        <w:t xml:space="preserve"> </w:t>
-      </w:r>
-      <w:proofErr w:type="spellStart"/>
-      <w:r>
-        <w:rPr>
-          <w:rFonts w:ascii="Times New Roman" w:eastAsia="Times New Roman" w:hAnsi="Times New Roman" w:cs="Times New Roman"/>
-          <w:color w:val="000000"/>
-          <w:sz w:val="24"/>
-          <w:szCs w:val="24"/>
-        </w:rPr>
-        <w:t>dipasang</w:t>
-      </w:r>
-      <w:proofErr w:type="spellEnd"/>
-      <w:r>
-        <w:rPr>
-          <w:rFonts w:ascii="Times New Roman" w:eastAsia="Times New Roman" w:hAnsi="Times New Roman" w:cs="Times New Roman"/>
-          <w:color w:val="000000"/>
-          <w:sz w:val="24"/>
-          <w:szCs w:val="24"/>
-        </w:rPr>
-        <w:t xml:space="preserve"> </w:t>
-      </w:r>
-      <w:proofErr w:type="spellStart"/>
-      <w:r>
-        <w:rPr>
-          <w:rFonts w:ascii="Times New Roman" w:eastAsia="Times New Roman" w:hAnsi="Times New Roman" w:cs="Times New Roman"/>
-          <w:color w:val="000000"/>
-          <w:sz w:val="24"/>
-          <w:szCs w:val="24"/>
-        </w:rPr>
-        <w:t>dilingkungan</w:t>
-      </w:r>
-      <w:proofErr w:type="spellEnd"/>
-      <w:r>
-        <w:rPr>
-          <w:rFonts w:ascii="Times New Roman" w:eastAsia="Times New Roman" w:hAnsi="Times New Roman" w:cs="Times New Roman"/>
-          <w:color w:val="000000"/>
-          <w:sz w:val="24"/>
-          <w:szCs w:val="24"/>
-        </w:rPr>
-        <w:t xml:space="preserve"> luar, seperti di tiang atau kotak distribusi, untuk mendistribusikan layanan serat optik dari pusat ke beberapa pengguna atau bangunan.</w:t>
-      </w:r>
-      <w:proofErr w:type="gramEnd"/>
-      <w:r>
-        <w:rPr>
-          <w:rFonts w:ascii="Times New Roman" w:eastAsia="Times New Roman" w:hAnsi="Times New Roman" w:cs="Times New Roman"/>
-          <w:color w:val="000000"/>
-          <w:sz w:val="24"/>
-          <w:szCs w:val="24"/>
-        </w:rPr>
-        <w:t xml:space="preserve"> Dalam konteks FTTH (Fiber to the Home), ODP menjadi sangat penting karena berperan dalam menghubungkan serat optik ke setiap rumah atau pelanggan. ODP memungkinkan penyedia layanan internet atau telekomunikasi untuk menghubungkan pelanggan dengan jaringan utama tanpa harus menarik kabel serat optik secara langsung dari pusat distribusi ke setiap rumah, yang tentunya akan lebih kompleks dan mahal</w:t>
-      </w:r>
-      <w:r>
-        <w:rPr>
-          <w:rFonts w:ascii="Times New Roman" w:eastAsia="Times New Roman" w:hAnsi="Times New Roman" w:cs="Times New Roman"/>
-          <w:color w:val="000000"/>
-          <w:sz w:val="24"/>
-          <w:szCs w:val="24"/>
-        </w:rPr>
-        <w:t>.</w:t>
-      </w:r>
-    </w:p>
-    <w:p>
-      <w:pPr>
-        <w:pStyle w:val="Heading3"/>
-        <w:numPr>
-          <w:ilvl w:val="2"/>
-          <w:numId w:val="31"/>
-        </w:numPr>
-        <w:spacing w:line="480" w:lineRule="auto"/>
-        <w:ind w:left="993"/>
-        <w:rPr>
-          <w:lang w:val="fi-FI"/>
-        </w:rPr>
-      </w:pPr>
-      <w:bookmarkStart w:id="55" w:name="_Toc214561240"/>
-      <w:r>
-        <w:rPr>
-          <w:lang w:val="fi-FI"/>
-        </w:rPr>
-        <w:t>Membersihkan Modem</w:t>
-      </w:r>
-      <w:bookmarkEnd w:id="55"/>
-      <w:r>
-        <w:rPr>
-          <w:lang w:val="fi-FI"/>
-        </w:rPr>
-        <w:t xml:space="preserve"> </w:t>
-      </w:r>
-    </w:p>
-    <w:p>
-      <w:pPr>
-        <w:pStyle w:val="ListParagraph"/>
-        <w:widowControl w:val="0"/>
-        <w:pBdr>
-          <w:top w:val="nil"/>
-          <w:left w:val="nil"/>
-          <w:bottom w:val="nil"/>
-          <w:right w:val="nil"/>
-          <w:between w:val="nil"/>
-        </w:pBdr>
-        <w:spacing w:after="0" w:line="480" w:lineRule="auto"/>
-        <w:ind w:left="993" w:right="111" w:firstLine="720"/>
-        <w:jc w:val="both"/>
-        <w:rPr>
-          <w:rFonts w:ascii="Times New Roman" w:eastAsia="Times New Roman" w:hAnsi="Times New Roman" w:cs="Times New Roman"/>
-          <w:color w:val="000000"/>
-          <w:sz w:val="24"/>
-          <w:szCs w:val="24"/>
-        </w:rPr>
-      </w:pPr>
-      <w:proofErr w:type="spellStart"/>
-      <w:proofErr w:type="gramStart"/>
-      <w:r>
-        <w:rPr>
-          <w:rFonts w:ascii="Times New Roman" w:eastAsia="Times New Roman" w:hAnsi="Times New Roman" w:cs="Times New Roman"/>
-          <w:color w:val="000000"/>
-          <w:sz w:val="24"/>
-          <w:szCs w:val="24"/>
-        </w:rPr>
-        <w:t>Pada</w:t>
-      </w:r>
-      <w:proofErr w:type="spellEnd"/>
-      <w:r>
-        <w:rPr>
-          <w:rFonts w:ascii="Times New Roman" w:eastAsia="Times New Roman" w:hAnsi="Times New Roman" w:cs="Times New Roman"/>
-          <w:color w:val="000000"/>
-          <w:sz w:val="24"/>
-          <w:szCs w:val="24"/>
-        </w:rPr>
-        <w:t xml:space="preserve"> </w:t>
-      </w:r>
-      <w:proofErr w:type="spellStart"/>
-      <w:r>
-        <w:rPr>
-          <w:rFonts w:ascii="Times New Roman" w:eastAsia="Times New Roman" w:hAnsi="Times New Roman" w:cs="Times New Roman"/>
-          <w:color w:val="000000"/>
-          <w:sz w:val="24"/>
-          <w:szCs w:val="24"/>
-        </w:rPr>
-        <w:t>kegiatan</w:t>
-      </w:r>
-      <w:proofErr w:type="spellEnd"/>
-      <w:r>
-        <w:rPr>
-          <w:rFonts w:ascii="Times New Roman" w:eastAsia="Times New Roman" w:hAnsi="Times New Roman" w:cs="Times New Roman"/>
-          <w:color w:val="000000"/>
-          <w:sz w:val="24"/>
-          <w:szCs w:val="24"/>
-        </w:rPr>
-        <w:t xml:space="preserve"> </w:t>
-      </w:r>
-      <w:proofErr w:type="spellStart"/>
-      <w:r>
-        <w:rPr>
-          <w:rFonts w:ascii="Times New Roman" w:eastAsia="Times New Roman" w:hAnsi="Times New Roman" w:cs="Times New Roman"/>
-          <w:color w:val="000000"/>
-          <w:sz w:val="24"/>
-          <w:szCs w:val="24"/>
-        </w:rPr>
-        <w:t>ini</w:t>
-      </w:r>
-      <w:proofErr w:type="spellEnd"/>
-      <w:r>
-        <w:rPr>
-          <w:rFonts w:ascii="Times New Roman" w:eastAsia="Times New Roman" w:hAnsi="Times New Roman" w:cs="Times New Roman"/>
-          <w:color w:val="000000"/>
-          <w:sz w:val="24"/>
-          <w:szCs w:val="24"/>
-        </w:rPr>
-        <w:t xml:space="preserve">, </w:t>
-      </w:r>
-      <w:proofErr w:type="spellStart"/>
-      <w:r>
-        <w:rPr>
-          <w:rFonts w:ascii="Times New Roman" w:eastAsia="Times New Roman" w:hAnsi="Times New Roman" w:cs="Times New Roman"/>
-          <w:color w:val="000000"/>
-          <w:sz w:val="24"/>
-          <w:szCs w:val="24"/>
-        </w:rPr>
-        <w:t>saya</w:t>
-      </w:r>
-      <w:proofErr w:type="spellEnd"/>
-      <w:r>
-        <w:rPr>
-          <w:rFonts w:ascii="Times New Roman" w:eastAsia="Times New Roman" w:hAnsi="Times New Roman" w:cs="Times New Roman"/>
-          <w:color w:val="000000"/>
-          <w:sz w:val="24"/>
-          <w:szCs w:val="24"/>
-        </w:rPr>
-        <w:t xml:space="preserve"> diminta untuk membersihkan modem bekas yang kotor dan bernoda kuning agar dapat digunakan kembali oleh pelanggan baru.</w:t>
-      </w:r>
-      <w:proofErr w:type="gramEnd"/>
-      <w:r>
-        <w:rPr>
-          <w:rFonts w:ascii="Times New Roman" w:eastAsia="Times New Roman" w:hAnsi="Times New Roman" w:cs="Times New Roman"/>
-          <w:color w:val="000000"/>
-          <w:sz w:val="24"/>
-          <w:szCs w:val="24"/>
-        </w:rPr>
-        <w:t xml:space="preserve"> Pembersihan dilakukan menggunakan lap kering dan cairan pembersih khusus elektronik agar tidak merusak komponen di dalam modem. Kegiatan ini bertujuan untuk menjaga kebersihan dan kelayakan perangkat sebelum digunakan kembali, serta memastikan modem dalam kondisi baik saat proses instalasi di rumah pelanggan. </w:t>
-      </w:r>
-      <w:proofErr w:type="gramStart"/>
-      <w:r>
-        <w:rPr>
-          <w:rFonts w:ascii="Times New Roman" w:eastAsia="Times New Roman" w:hAnsi="Times New Roman" w:cs="Times New Roman"/>
-          <w:color w:val="000000"/>
-          <w:sz w:val="24"/>
-          <w:szCs w:val="24"/>
-        </w:rPr>
-        <w:t xml:space="preserve">Melalui kegiatan ini, saya belajar pentingnya perawatan perangkat jaringan, karena kebersihan dan kondisi fisik modem juga </w:t>
-      </w:r>
-      <w:r>
-        <w:rPr>
-          <w:rFonts w:ascii="Times New Roman" w:eastAsia="Times New Roman" w:hAnsi="Times New Roman" w:cs="Times New Roman"/>
-          <w:color w:val="000000"/>
-          <w:sz w:val="24"/>
-          <w:szCs w:val="24"/>
-        </w:rPr>
-        <w:lastRenderedPageBreak/>
-        <w:t xml:space="preserve">berpengaruh terhadap keandalan </w:t>
-      </w:r>
-      <w:proofErr w:type="spellStart"/>
-      <w:r>
-        <w:rPr>
-          <w:rFonts w:ascii="Times New Roman" w:eastAsia="Times New Roman" w:hAnsi="Times New Roman" w:cs="Times New Roman"/>
-          <w:color w:val="000000"/>
-          <w:sz w:val="24"/>
-          <w:szCs w:val="24"/>
-        </w:rPr>
-        <w:t>layanan</w:t>
-      </w:r>
-      <w:proofErr w:type="spellEnd"/>
-      <w:r>
-        <w:rPr>
-          <w:rFonts w:ascii="Times New Roman" w:eastAsia="Times New Roman" w:hAnsi="Times New Roman" w:cs="Times New Roman"/>
-          <w:color w:val="000000"/>
-          <w:sz w:val="24"/>
-          <w:szCs w:val="24"/>
-        </w:rPr>
-        <w:t xml:space="preserve"> </w:t>
-      </w:r>
-      <w:proofErr w:type="spellStart"/>
-      <w:r>
-        <w:rPr>
-          <w:rFonts w:ascii="Times New Roman" w:eastAsia="Times New Roman" w:hAnsi="Times New Roman" w:cs="Times New Roman"/>
-          <w:color w:val="000000"/>
-          <w:sz w:val="24"/>
-          <w:szCs w:val="24"/>
-        </w:rPr>
-        <w:t>dan</w:t>
-      </w:r>
-      <w:proofErr w:type="spellEnd"/>
-      <w:r>
-        <w:rPr>
-          <w:rFonts w:ascii="Times New Roman" w:eastAsia="Times New Roman" w:hAnsi="Times New Roman" w:cs="Times New Roman"/>
-          <w:color w:val="000000"/>
-          <w:sz w:val="24"/>
-          <w:szCs w:val="24"/>
-        </w:rPr>
-        <w:t xml:space="preserve"> </w:t>
-      </w:r>
-      <w:proofErr w:type="spellStart"/>
-      <w:r>
-        <w:rPr>
-          <w:rFonts w:ascii="Times New Roman" w:eastAsia="Times New Roman" w:hAnsi="Times New Roman" w:cs="Times New Roman"/>
-          <w:color w:val="000000"/>
-          <w:sz w:val="24"/>
-          <w:szCs w:val="24"/>
-        </w:rPr>
-        <w:t>kepuasan</w:t>
-      </w:r>
-      <w:proofErr w:type="spellEnd"/>
-      <w:r>
-        <w:rPr>
-          <w:rFonts w:ascii="Times New Roman" w:eastAsia="Times New Roman" w:hAnsi="Times New Roman" w:cs="Times New Roman"/>
-          <w:color w:val="000000"/>
-          <w:sz w:val="24"/>
-          <w:szCs w:val="24"/>
-        </w:rPr>
-        <w:t> </w:t>
-      </w:r>
-      <w:proofErr w:type="spellStart"/>
-      <w:r>
-        <w:rPr>
-          <w:rFonts w:ascii="Times New Roman" w:eastAsia="Times New Roman" w:hAnsi="Times New Roman" w:cs="Times New Roman"/>
-          <w:color w:val="000000"/>
-          <w:sz w:val="24"/>
-          <w:szCs w:val="24"/>
-        </w:rPr>
-        <w:t>pelanggan</w:t>
-      </w:r>
-      <w:proofErr w:type="spellEnd"/>
-      <w:r>
-        <w:rPr>
-          <w:rFonts w:ascii="Times New Roman" w:eastAsia="Times New Roman" w:hAnsi="Times New Roman" w:cs="Times New Roman"/>
-          <w:color w:val="000000"/>
-          <w:sz w:val="24"/>
-          <w:szCs w:val="24"/>
-        </w:rPr>
-        <w:t>.</w:t>
-      </w:r>
-      <w:proofErr w:type="gramEnd"/>
-    </w:p>
-    <w:p>
-      <w:pPr>
-        <w:pStyle w:val="Heading3"/>
-        <w:numPr>
-          <w:ilvl w:val="2"/>
-          <w:numId w:val="31"/>
-        </w:numPr>
-        <w:spacing w:line="480" w:lineRule="auto"/>
-        <w:ind w:left="993"/>
-        <w:rPr>
-          <w:lang w:val="fi-FI"/>
-        </w:rPr>
-      </w:pPr>
-      <w:bookmarkStart w:id="56" w:name="_Toc214561241"/>
-      <w:proofErr w:type="spellStart"/>
-      <w:r>
-        <w:rPr>
-          <w:lang w:val="fi-FI"/>
-        </w:rPr>
-        <w:t>Pengecekan</w:t>
-      </w:r>
-      <w:proofErr w:type="spellEnd"/>
-      <w:r>
-        <w:rPr>
-          <w:lang w:val="fi-FI"/>
-        </w:rPr>
-        <w:t xml:space="preserve"> ODP</w:t>
-      </w:r>
-      <w:bookmarkEnd w:id="56"/>
-      <w:r>
-        <w:rPr>
-          <w:lang w:val="fi-FI"/>
-        </w:rPr>
-        <w:t xml:space="preserve"> </w:t>
-      </w:r>
-    </w:p>
-    <w:p>
-      <w:pPr>
-        <w:pStyle w:val="ListParagraph"/>
-        <w:widowControl w:val="0"/>
-        <w:pBdr>
-          <w:top w:val="nil"/>
-          <w:left w:val="nil"/>
-          <w:bottom w:val="nil"/>
-          <w:right w:val="nil"/>
-          <w:between w:val="nil"/>
-        </w:pBdr>
-        <w:spacing w:after="0" w:line="480" w:lineRule="auto"/>
-        <w:ind w:left="993" w:right="111" w:firstLine="720"/>
-        <w:jc w:val="both"/>
-        <w:rPr>
-          <w:rFonts w:ascii="Times New Roman" w:eastAsia="Times New Roman" w:hAnsi="Times New Roman" w:cs="Times New Roman"/>
-          <w:color w:val="000000"/>
-          <w:sz w:val="24"/>
-          <w:szCs w:val="24"/>
-        </w:rPr>
-      </w:pPr>
-      <w:proofErr w:type="spellStart"/>
-      <w:proofErr w:type="gramStart"/>
-      <w:r>
-        <w:rPr>
-          <w:rFonts w:ascii="Times New Roman" w:eastAsia="Times New Roman" w:hAnsi="Times New Roman" w:cs="Times New Roman"/>
-          <w:color w:val="000000"/>
-          <w:sz w:val="24"/>
-          <w:szCs w:val="24"/>
-        </w:rPr>
-        <w:t>Kegiatan</w:t>
-      </w:r>
-      <w:proofErr w:type="spellEnd"/>
-      <w:r>
-        <w:rPr>
-          <w:rFonts w:ascii="Times New Roman" w:eastAsia="Times New Roman" w:hAnsi="Times New Roman" w:cs="Times New Roman"/>
-          <w:color w:val="000000"/>
-          <w:sz w:val="24"/>
-          <w:szCs w:val="24"/>
-        </w:rPr>
-        <w:t xml:space="preserve"> </w:t>
-      </w:r>
-      <w:proofErr w:type="spellStart"/>
-      <w:r>
-        <w:rPr>
-          <w:rFonts w:ascii="Times New Roman" w:eastAsia="Times New Roman" w:hAnsi="Times New Roman" w:cs="Times New Roman"/>
-          <w:color w:val="000000"/>
-          <w:sz w:val="24"/>
-          <w:szCs w:val="24"/>
-        </w:rPr>
-        <w:t>pengecekan</w:t>
-      </w:r>
-      <w:proofErr w:type="spellEnd"/>
-      <w:r>
-        <w:rPr>
-          <w:rFonts w:ascii="Times New Roman" w:eastAsia="Times New Roman" w:hAnsi="Times New Roman" w:cs="Times New Roman"/>
-          <w:color w:val="000000"/>
-          <w:sz w:val="24"/>
-          <w:szCs w:val="24"/>
-        </w:rPr>
-        <w:t xml:space="preserve"> ODP (Optical Distribution Point) dilakukan sebagai tindakan pemeliharaan berkala untuk memastikan kondisi perangkat tetap berfungsi dengan baik.</w:t>
-      </w:r>
-      <w:proofErr w:type="gramEnd"/>
-      <w:r>
-        <w:rPr>
-          <w:rFonts w:ascii="Times New Roman" w:eastAsia="Times New Roman" w:hAnsi="Times New Roman" w:cs="Times New Roman"/>
-          <w:color w:val="000000"/>
-          <w:sz w:val="24"/>
-          <w:szCs w:val="24"/>
-        </w:rPr>
-        <w:t xml:space="preserve"> </w:t>
-      </w:r>
-      <w:proofErr w:type="gramStart"/>
-      <w:r>
-        <w:rPr>
-          <w:rFonts w:ascii="Times New Roman" w:eastAsia="Times New Roman" w:hAnsi="Times New Roman" w:cs="Times New Roman"/>
-          <w:color w:val="000000"/>
-          <w:sz w:val="24"/>
-          <w:szCs w:val="24"/>
-        </w:rPr>
-        <w:t xml:space="preserve">Tujuan utama kegiatan ini adalah untuk menganalisis kemungkinan </w:t>
-      </w:r>
-      <w:proofErr w:type="spellStart"/>
-      <w:r>
-        <w:rPr>
-          <w:rFonts w:ascii="Times New Roman" w:eastAsia="Times New Roman" w:hAnsi="Times New Roman" w:cs="Times New Roman"/>
-          <w:color w:val="000000"/>
-          <w:sz w:val="24"/>
-          <w:szCs w:val="24"/>
-        </w:rPr>
-        <w:t>kerusakan</w:t>
-      </w:r>
-      <w:proofErr w:type="spellEnd"/>
-      <w:r>
-        <w:rPr>
-          <w:rFonts w:ascii="Times New Roman" w:eastAsia="Times New Roman" w:hAnsi="Times New Roman" w:cs="Times New Roman"/>
-          <w:color w:val="000000"/>
-          <w:sz w:val="24"/>
-          <w:szCs w:val="24"/>
-        </w:rPr>
-        <w:t xml:space="preserve"> </w:t>
-      </w:r>
-      <w:proofErr w:type="spellStart"/>
-      <w:r>
-        <w:rPr>
-          <w:rFonts w:ascii="Times New Roman" w:eastAsia="Times New Roman" w:hAnsi="Times New Roman" w:cs="Times New Roman"/>
-          <w:color w:val="000000"/>
-          <w:sz w:val="24"/>
-          <w:szCs w:val="24"/>
-        </w:rPr>
-        <w:t>pada</w:t>
-      </w:r>
-      <w:proofErr w:type="spellEnd"/>
-      <w:r>
-        <w:rPr>
-          <w:rFonts w:ascii="Times New Roman" w:eastAsia="Times New Roman" w:hAnsi="Times New Roman" w:cs="Times New Roman"/>
-          <w:color w:val="000000"/>
-          <w:sz w:val="24"/>
-          <w:szCs w:val="24"/>
-        </w:rPr>
-        <w:t xml:space="preserve"> splitter </w:t>
-      </w:r>
-      <w:proofErr w:type="spellStart"/>
-      <w:r>
-        <w:rPr>
-          <w:rFonts w:ascii="Times New Roman" w:eastAsia="Times New Roman" w:hAnsi="Times New Roman" w:cs="Times New Roman"/>
-          <w:color w:val="000000"/>
-          <w:sz w:val="24"/>
-          <w:szCs w:val="24"/>
-        </w:rPr>
-        <w:t>serta</w:t>
-      </w:r>
-      <w:proofErr w:type="spellEnd"/>
-      <w:r>
-        <w:rPr>
-          <w:rFonts w:ascii="Times New Roman" w:eastAsia="Times New Roman" w:hAnsi="Times New Roman" w:cs="Times New Roman"/>
-          <w:color w:val="000000"/>
-          <w:sz w:val="24"/>
-          <w:szCs w:val="24"/>
-        </w:rPr>
-        <w:t xml:space="preserve"> </w:t>
-      </w:r>
-      <w:proofErr w:type="spellStart"/>
-      <w:r>
-        <w:rPr>
-          <w:rFonts w:ascii="Times New Roman" w:eastAsia="Times New Roman" w:hAnsi="Times New Roman" w:cs="Times New Roman"/>
-          <w:color w:val="000000"/>
-          <w:sz w:val="24"/>
-          <w:szCs w:val="24"/>
-        </w:rPr>
-        <w:t>mencegah</w:t>
-      </w:r>
-      <w:proofErr w:type="spellEnd"/>
-      <w:r>
-        <w:rPr>
-          <w:rFonts w:ascii="Times New Roman" w:eastAsia="Times New Roman" w:hAnsi="Times New Roman" w:cs="Times New Roman"/>
-          <w:color w:val="000000"/>
-          <w:sz w:val="24"/>
-          <w:szCs w:val="24"/>
-        </w:rPr>
-        <w:t xml:space="preserve"> ODP </w:t>
-      </w:r>
-      <w:proofErr w:type="spellStart"/>
-      <w:r>
-        <w:rPr>
-          <w:rFonts w:ascii="Times New Roman" w:eastAsia="Times New Roman" w:hAnsi="Times New Roman" w:cs="Times New Roman"/>
-          <w:color w:val="000000"/>
-          <w:sz w:val="24"/>
-          <w:szCs w:val="24"/>
-        </w:rPr>
-        <w:t>menjadi</w:t>
-      </w:r>
-      <w:proofErr w:type="spellEnd"/>
-      <w:r>
-        <w:rPr>
-          <w:rFonts w:ascii="Times New Roman" w:eastAsia="Times New Roman" w:hAnsi="Times New Roman" w:cs="Times New Roman"/>
-          <w:color w:val="000000"/>
-          <w:sz w:val="24"/>
-          <w:szCs w:val="24"/>
-        </w:rPr>
-        <w:t xml:space="preserve"> tempat bersarangnya serangga seperti semut atau hewan kecil yang dapat </w:t>
-      </w:r>
-      <w:proofErr w:type="spellStart"/>
-      <w:r>
-        <w:rPr>
-          <w:rFonts w:ascii="Times New Roman" w:eastAsia="Times New Roman" w:hAnsi="Times New Roman" w:cs="Times New Roman"/>
-          <w:color w:val="000000"/>
-          <w:sz w:val="24"/>
-          <w:szCs w:val="24"/>
-        </w:rPr>
-        <w:t>merusak</w:t>
-      </w:r>
-      <w:proofErr w:type="spellEnd"/>
-      <w:r>
-        <w:rPr>
-          <w:rFonts w:ascii="Times New Roman" w:eastAsia="Times New Roman" w:hAnsi="Times New Roman" w:cs="Times New Roman"/>
-          <w:color w:val="000000"/>
-          <w:sz w:val="24"/>
-          <w:szCs w:val="24"/>
-        </w:rPr>
-        <w:t xml:space="preserve"> </w:t>
-      </w:r>
-      <w:proofErr w:type="spellStart"/>
-      <w:r>
-        <w:rPr>
-          <w:rFonts w:ascii="Times New Roman" w:eastAsia="Times New Roman" w:hAnsi="Times New Roman" w:cs="Times New Roman"/>
-          <w:color w:val="000000"/>
-          <w:sz w:val="24"/>
-          <w:szCs w:val="24"/>
-        </w:rPr>
-        <w:t>kabel</w:t>
-      </w:r>
-      <w:proofErr w:type="spellEnd"/>
-      <w:r>
-        <w:rPr>
-          <w:rFonts w:ascii="Times New Roman" w:eastAsia="Times New Roman" w:hAnsi="Times New Roman" w:cs="Times New Roman"/>
-          <w:color w:val="000000"/>
-          <w:sz w:val="24"/>
-          <w:szCs w:val="24"/>
-        </w:rPr>
-        <w:t xml:space="preserve"> </w:t>
-      </w:r>
-      <w:proofErr w:type="spellStart"/>
-      <w:r>
-        <w:rPr>
-          <w:rFonts w:ascii="Times New Roman" w:eastAsia="Times New Roman" w:hAnsi="Times New Roman" w:cs="Times New Roman"/>
-          <w:color w:val="000000"/>
-          <w:sz w:val="24"/>
-          <w:szCs w:val="24"/>
-        </w:rPr>
-        <w:t>dan</w:t>
-      </w:r>
-      <w:proofErr w:type="spellEnd"/>
-      <w:r>
-        <w:rPr>
-          <w:rFonts w:ascii="Times New Roman" w:eastAsia="Times New Roman" w:hAnsi="Times New Roman" w:cs="Times New Roman"/>
-          <w:color w:val="000000"/>
-          <w:sz w:val="24"/>
-          <w:szCs w:val="24"/>
-        </w:rPr>
-        <w:t xml:space="preserve"> </w:t>
-      </w:r>
-      <w:proofErr w:type="spellStart"/>
-      <w:r>
-        <w:rPr>
-          <w:rFonts w:ascii="Times New Roman" w:eastAsia="Times New Roman" w:hAnsi="Times New Roman" w:cs="Times New Roman"/>
-          <w:color w:val="000000"/>
-          <w:sz w:val="24"/>
-          <w:szCs w:val="24"/>
-        </w:rPr>
-        <w:t>komponen</w:t>
-      </w:r>
-      <w:proofErr w:type="spellEnd"/>
-      <w:r>
-        <w:rPr>
-          <w:rFonts w:ascii="Times New Roman" w:eastAsia="Times New Roman" w:hAnsi="Times New Roman" w:cs="Times New Roman"/>
-          <w:color w:val="000000"/>
-          <w:sz w:val="24"/>
-          <w:szCs w:val="24"/>
-        </w:rPr>
-        <w:t> di </w:t>
-      </w:r>
-      <w:proofErr w:type="spellStart"/>
-      <w:r>
-        <w:rPr>
-          <w:rFonts w:ascii="Times New Roman" w:eastAsia="Times New Roman" w:hAnsi="Times New Roman" w:cs="Times New Roman"/>
-          <w:color w:val="000000"/>
-          <w:sz w:val="24"/>
-          <w:szCs w:val="24"/>
-        </w:rPr>
-        <w:t>dalamnya</w:t>
-      </w:r>
-      <w:proofErr w:type="spellEnd"/>
-      <w:r>
-        <w:rPr>
-          <w:rFonts w:ascii="Times New Roman" w:eastAsia="Times New Roman" w:hAnsi="Times New Roman" w:cs="Times New Roman"/>
-          <w:color w:val="000000"/>
-          <w:sz w:val="24"/>
-          <w:szCs w:val="24"/>
-        </w:rPr>
-        <w:t>.</w:t>
-      </w:r>
-      <w:proofErr w:type="gramEnd"/>
-    </w:p>
-    <w:p>
-      <w:pPr>
-        <w:pStyle w:val="Heading2"/>
-        <w:numPr>
-          <w:ilvl w:val="1"/>
-          <w:numId w:val="11"/>
-        </w:numPr>
-        <w:spacing w:before="0" w:line="480" w:lineRule="auto"/>
-        <w:ind w:left="0"/>
-        <w:rPr>
-          <w:rFonts w:ascii="Times New Roman" w:eastAsia="Times New Roman" w:hAnsi="Times New Roman" w:cs="Times New Roman"/>
-          <w:b/>
-          <w:color w:val="000000"/>
-          <w:sz w:val="24"/>
-          <w:szCs w:val="24"/>
-        </w:rPr>
-      </w:pPr>
-      <w:bookmarkStart w:id="57" w:name="_Toc214561242"/>
-      <w:proofErr w:type="spellStart"/>
-      <w:r>
-        <w:rPr>
-          <w:rFonts w:ascii="Times New Roman" w:eastAsia="Times New Roman" w:hAnsi="Times New Roman" w:cs="Times New Roman"/>
-          <w:b/>
-          <w:color w:val="000000"/>
-          <w:sz w:val="24"/>
-          <w:szCs w:val="24"/>
-        </w:rPr>
-        <w:t>Jadwal</w:t>
-      </w:r>
-      <w:proofErr w:type="spellEnd"/>
-      <w:r>
-        <w:rPr>
-          <w:rFonts w:ascii="Times New Roman" w:eastAsia="Times New Roman" w:hAnsi="Times New Roman" w:cs="Times New Roman"/>
-          <w:b/>
-          <w:color w:val="000000"/>
-          <w:sz w:val="24"/>
-          <w:szCs w:val="24"/>
-        </w:rPr>
-        <w:t xml:space="preserve"> </w:t>
-      </w:r>
-      <w:proofErr w:type="spellStart"/>
-      <w:r>
-        <w:rPr>
-          <w:rFonts w:ascii="Times New Roman" w:eastAsia="Times New Roman" w:hAnsi="Times New Roman" w:cs="Times New Roman"/>
-          <w:b/>
-          <w:color w:val="000000"/>
-          <w:sz w:val="24"/>
-          <w:szCs w:val="24"/>
-        </w:rPr>
-        <w:t>Kegiatan</w:t>
-      </w:r>
-      <w:proofErr w:type="spellEnd"/>
-      <w:r>
-        <w:rPr>
-          <w:rFonts w:ascii="Times New Roman" w:eastAsia="Times New Roman" w:hAnsi="Times New Roman" w:cs="Times New Roman"/>
-          <w:b/>
-          <w:color w:val="000000"/>
-          <w:sz w:val="24"/>
-          <w:szCs w:val="24"/>
-        </w:rPr>
-        <w:t xml:space="preserve"> PK</w:t>
-      </w:r>
-      <w:r>
-        <w:rPr>
-          <w:rFonts w:ascii="Times New Roman" w:eastAsia="Times New Roman" w:hAnsi="Times New Roman" w:cs="Times New Roman"/>
-          <w:b/>
-          <w:color w:val="000000"/>
-          <w:sz w:val="24"/>
-          <w:szCs w:val="24"/>
-        </w:rPr>
-        <w:t>L</w:t>
-      </w:r>
-      <w:bookmarkEnd w:id="57"/>
+        <w:t>dan mengcrimping kabel.</w:t>
+      </w:r>
     </w:p>
     <w:tbl>
       <w:tblPr>
         <w:tblStyle w:val="a"/>
-        <w:tblpPr w:leftFromText="180" w:rightFromText="180" w:vertAnchor="page" w:horzAnchor="page" w:tblpX="3643" w:tblpY="7471"/>
+        <w:tblpPr w:leftFromText="180" w:rightFromText="180" w:vertAnchor="page" w:horzAnchor="margin" w:tblpXSpec="center" w:tblpY="6676"/>
         <w:tblW w:w="0" w:type="auto"/>
         <w:tblInd w:w="0" w:type="dxa"/>
         <w:tblBorders>
@@ -13548,7 +12280,1851 @@
         </w:tc>
       </w:tr>
     </w:tbl>
-    <w:p/>
+    <w:p>
+      <w:pPr>
+        <w:spacing w:after="0" w:line="480" w:lineRule="auto"/>
+        <w:ind w:firstLine="720"/>
+        <w:jc w:val="both"/>
+        <w:rPr>
+          <w:rFonts w:ascii="Times New Roman" w:hAnsi="Times New Roman" w:cs="Times New Roman"/>
+          <w:sz w:val="24"/>
+          <w:szCs w:val="24"/>
+          <w:lang w:val="fi-FI"/>
+        </w:rPr>
+      </w:pPr>
+    </w:p>
+    <w:p>
+      <w:pPr>
+        <w:spacing w:after="0" w:line="480" w:lineRule="auto"/>
+        <w:ind w:firstLine="720"/>
+        <w:jc w:val="both"/>
+        <w:rPr>
+          <w:rFonts w:ascii="Times New Roman" w:hAnsi="Times New Roman" w:cs="Times New Roman"/>
+          <w:sz w:val="24"/>
+          <w:szCs w:val="24"/>
+          <w:lang w:val="fi-FI"/>
+        </w:rPr>
+      </w:pPr>
+    </w:p>
+    <w:p>
+      <w:pPr>
+        <w:spacing w:after="0" w:line="480" w:lineRule="auto"/>
+        <w:ind w:firstLine="720"/>
+        <w:jc w:val="both"/>
+        <w:rPr>
+          <w:rFonts w:ascii="Times New Roman" w:hAnsi="Times New Roman" w:cs="Times New Roman"/>
+          <w:sz w:val="24"/>
+          <w:szCs w:val="24"/>
+          <w:lang w:val="fi-FI"/>
+        </w:rPr>
+      </w:pPr>
+    </w:p>
+    <w:p>
+      <w:pPr>
+        <w:spacing w:after="0" w:line="480" w:lineRule="auto"/>
+        <w:ind w:firstLine="720"/>
+        <w:jc w:val="both"/>
+        <w:rPr>
+          <w:rFonts w:ascii="Times New Roman" w:hAnsi="Times New Roman" w:cs="Times New Roman"/>
+          <w:sz w:val="24"/>
+          <w:szCs w:val="24"/>
+          <w:lang w:val="fi-FI"/>
+        </w:rPr>
+      </w:pPr>
+    </w:p>
+    <w:p>
+      <w:pPr>
+        <w:spacing w:after="0" w:line="480" w:lineRule="auto"/>
+        <w:ind w:firstLine="720"/>
+        <w:jc w:val="both"/>
+        <w:rPr>
+          <w:rFonts w:ascii="Times New Roman" w:hAnsi="Times New Roman" w:cs="Times New Roman"/>
+          <w:sz w:val="24"/>
+          <w:szCs w:val="24"/>
+          <w:lang w:val="fi-FI"/>
+        </w:rPr>
+      </w:pPr>
+    </w:p>
+    <w:p>
+      <w:pPr>
+        <w:spacing w:after="0" w:line="480" w:lineRule="auto"/>
+        <w:ind w:firstLine="720"/>
+        <w:jc w:val="both"/>
+        <w:rPr>
+          <w:rFonts w:ascii="Times New Roman" w:hAnsi="Times New Roman" w:cs="Times New Roman"/>
+          <w:sz w:val="24"/>
+          <w:szCs w:val="24"/>
+          <w:lang w:val="fi-FI"/>
+        </w:rPr>
+      </w:pPr>
+    </w:p>
+    <w:p>
+      <w:pPr>
+        <w:pStyle w:val="Caption"/>
+        <w:framePr w:hSpace="180" w:wrap="around" w:vAnchor="page" w:hAnchor="page" w:x="5176" w:y="10171"/>
+        <w:rPr>
+          <w:rFonts w:ascii="Times New Roman" w:hAnsi="Times New Roman" w:cs="Times New Roman"/>
+          <w:color w:val="auto"/>
+          <w:sz w:val="24"/>
+          <w:szCs w:val="24"/>
+        </w:rPr>
+      </w:pPr>
+      <w:bookmarkStart w:id="48" w:name="_Toc214561192"/>
+      <w:r>
+        <w:rPr>
+          <w:rFonts w:ascii="Times New Roman" w:hAnsi="Times New Roman" w:cs="Times New Roman"/>
+          <w:color w:val="auto"/>
+          <w:sz w:val="24"/>
+          <w:szCs w:val="24"/>
+        </w:rPr>
+        <w:t xml:space="preserve">Table </w:t>
+      </w:r>
+      <w:r>
+        <w:rPr>
+          <w:rFonts w:ascii="Times New Roman" w:hAnsi="Times New Roman" w:cs="Times New Roman"/>
+          <w:color w:val="auto"/>
+          <w:sz w:val="24"/>
+          <w:szCs w:val="24"/>
+        </w:rPr>
+        <w:fldChar w:fldCharType="begin"/>
+      </w:r>
+      <w:r>
+        <w:rPr>
+          <w:rFonts w:ascii="Times New Roman" w:hAnsi="Times New Roman" w:cs="Times New Roman"/>
+          <w:color w:val="auto"/>
+          <w:sz w:val="24"/>
+          <w:szCs w:val="24"/>
+        </w:rPr>
+        <w:instrText xml:space="preserve"> SEQ Table \* ARABIC </w:instrText>
+      </w:r>
+      <w:r>
+        <w:rPr>
+          <w:rFonts w:ascii="Times New Roman" w:hAnsi="Times New Roman" w:cs="Times New Roman"/>
+          <w:color w:val="auto"/>
+          <w:sz w:val="24"/>
+          <w:szCs w:val="24"/>
+        </w:rPr>
+        <w:fldChar w:fldCharType="separate"/>
+      </w:r>
+      <w:r>
+        <w:rPr>
+          <w:rFonts w:ascii="Times New Roman" w:hAnsi="Times New Roman" w:cs="Times New Roman"/>
+          <w:noProof/>
+          <w:color w:val="auto"/>
+          <w:sz w:val="24"/>
+          <w:szCs w:val="24"/>
+        </w:rPr>
+        <w:t>1</w:t>
+      </w:r>
+      <w:r>
+        <w:rPr>
+          <w:rFonts w:ascii="Times New Roman" w:hAnsi="Times New Roman" w:cs="Times New Roman"/>
+          <w:color w:val="auto"/>
+          <w:sz w:val="24"/>
+          <w:szCs w:val="24"/>
+        </w:rPr>
+        <w:fldChar w:fldCharType="end"/>
+      </w:r>
+      <w:r>
+        <w:rPr>
+          <w:rFonts w:ascii="Times New Roman" w:hAnsi="Times New Roman" w:cs="Times New Roman"/>
+          <w:color w:val="auto"/>
+          <w:sz w:val="24"/>
+          <w:szCs w:val="24"/>
+        </w:rPr>
+        <w:t xml:space="preserve"> </w:t>
+      </w:r>
+      <w:proofErr w:type="spellStart"/>
+      <w:r>
+        <w:rPr>
+          <w:rFonts w:ascii="Times New Roman" w:hAnsi="Times New Roman" w:cs="Times New Roman"/>
+          <w:color w:val="auto"/>
+          <w:sz w:val="24"/>
+          <w:szCs w:val="24"/>
+        </w:rPr>
+        <w:t>Jadwal</w:t>
+      </w:r>
+      <w:proofErr w:type="spellEnd"/>
+      <w:r>
+        <w:rPr>
+          <w:rFonts w:ascii="Times New Roman" w:hAnsi="Times New Roman" w:cs="Times New Roman"/>
+          <w:color w:val="auto"/>
+          <w:sz w:val="24"/>
+          <w:szCs w:val="24"/>
+        </w:rPr>
+        <w:t xml:space="preserve"> PKL</w:t>
+      </w:r>
+      <w:bookmarkEnd w:id="48"/>
+    </w:p>
+    <w:p>
+      <w:pPr>
+        <w:spacing w:after="0" w:line="480" w:lineRule="auto"/>
+        <w:ind w:firstLine="720"/>
+        <w:jc w:val="both"/>
+        <w:rPr>
+          <w:rFonts w:ascii="Times New Roman" w:hAnsi="Times New Roman" w:cs="Times New Roman"/>
+          <w:sz w:val="24"/>
+          <w:szCs w:val="24"/>
+          <w:lang w:val="fi-FI"/>
+        </w:rPr>
+      </w:pPr>
+    </w:p>
+    <w:p>
+      <w:pPr>
+        <w:spacing w:after="0" w:line="480" w:lineRule="auto"/>
+        <w:ind w:firstLine="720"/>
+        <w:jc w:val="both"/>
+        <w:rPr>
+          <w:rFonts w:ascii="Times New Roman" w:hAnsi="Times New Roman" w:cs="Times New Roman"/>
+          <w:sz w:val="24"/>
+          <w:szCs w:val="24"/>
+          <w:lang w:val="fi-FI"/>
+        </w:rPr>
+      </w:pPr>
+    </w:p>
+    <w:p>
+      <w:pPr>
+        <w:spacing w:after="0" w:line="480" w:lineRule="auto"/>
+        <w:ind w:firstLine="720"/>
+        <w:jc w:val="both"/>
+        <w:rPr>
+          <w:rFonts w:ascii="Times New Roman" w:hAnsi="Times New Roman" w:cs="Times New Roman"/>
+          <w:sz w:val="24"/>
+          <w:szCs w:val="24"/>
+          <w:lang w:val="fi-FI"/>
+        </w:rPr>
+      </w:pPr>
+      <w:r>
+        <w:rPr>
+          <w:rFonts w:ascii="Times New Roman" w:hAnsi="Times New Roman" w:cs="Times New Roman"/>
+          <w:sz w:val="24"/>
+          <w:szCs w:val="24"/>
+          <w:lang w:val="fi-FI"/>
+        </w:rPr>
+        <w:t xml:space="preserve"> Selama melakukan Praktik Kerja Lapangan di NWB NETWORK saya banyak terlibat pada kegiatan penting. Banyak Jenis pekerjaan yang dilakukan berkaitan dengan bidang internet atau lSP ( Internet Service Provider ).</w:t>
+      </w:r>
+      <w:r>
+        <w:rPr>
+          <w:rFonts w:ascii="Times New Roman" w:hAnsi="Times New Roman" w:cs="Times New Roman"/>
+          <w:sz w:val="24"/>
+          <w:szCs w:val="24"/>
+          <w:lang w:val="fi-FI"/>
+        </w:rPr>
+        <w:t xml:space="preserve"> </w:t>
+      </w:r>
+      <w:r>
+        <w:rPr>
+          <w:rFonts w:ascii="Times New Roman" w:hAnsi="Times New Roman" w:cs="Times New Roman"/>
+          <w:sz w:val="24"/>
+          <w:szCs w:val="24"/>
+          <w:lang w:val="fi-FI"/>
+        </w:rPr>
+        <w:t>Adapun berbagai kegiatan yang saya lakukan selama pelaksanaan PKL dapat di jelaskan sebagai berikut.</w:t>
+      </w:r>
+    </w:p>
+    <w:p>
+      <w:pPr>
+        <w:pStyle w:val="Heading3"/>
+        <w:numPr>
+          <w:ilvl w:val="2"/>
+          <w:numId w:val="31"/>
+        </w:numPr>
+        <w:spacing w:line="480" w:lineRule="auto"/>
+        <w:ind w:left="993"/>
+        <w:rPr>
+          <w:lang w:val="fi-FI"/>
+        </w:rPr>
+      </w:pPr>
+      <w:bookmarkStart w:id="49" w:name="_Toc214561235"/>
+      <w:r>
+        <w:rPr>
+          <w:lang w:val="fi-FI"/>
+        </w:rPr>
+        <w:t>Splicing Fungsion</w:t>
+      </w:r>
+      <w:bookmarkEnd w:id="49"/>
+    </w:p>
+    <w:p>
+      <w:pPr>
+        <w:pStyle w:val="ListParagraph"/>
+        <w:widowControl w:val="0"/>
+        <w:numPr>
+          <w:ilvl w:val="0"/>
+          <w:numId w:val="3"/>
+        </w:numPr>
+        <w:spacing w:after="0" w:line="480" w:lineRule="auto"/>
+        <w:contextualSpacing w:val="0"/>
+        <w:outlineLvl w:val="2"/>
+        <w:rPr>
+          <w:rFonts w:ascii="Times New Roman" w:eastAsia="Times New Roman" w:hAnsi="Times New Roman" w:cs="Times New Roman"/>
+          <w:b/>
+          <w:vanish/>
+          <w:sz w:val="24"/>
+          <w:szCs w:val="24"/>
+          <w:lang w:val="fi-FI"/>
+        </w:rPr>
+      </w:pPr>
+      <w:bookmarkStart w:id="50" w:name="_Toc214560308"/>
+      <w:bookmarkStart w:id="51" w:name="_Toc214560353"/>
+      <w:bookmarkStart w:id="52" w:name="_Toc214561236"/>
+      <w:bookmarkEnd w:id="50"/>
+      <w:bookmarkEnd w:id="51"/>
+      <w:bookmarkEnd w:id="52"/>
+    </w:p>
+    <w:p>
+      <w:pPr>
+        <w:spacing w:after="0" w:line="480" w:lineRule="auto"/>
+        <w:ind w:left="993" w:firstLine="720"/>
+        <w:jc w:val="both"/>
+        <w:rPr>
+          <w:rFonts w:ascii="Times New Roman" w:hAnsi="Times New Roman" w:cs="Times New Roman"/>
+          <w:sz w:val="24"/>
+          <w:szCs w:val="24"/>
+          <w:lang w:val="fi-FI"/>
+        </w:rPr>
+      </w:pPr>
+      <w:r>
+        <w:rPr>
+          <w:rFonts w:ascii="Times New Roman" w:hAnsi="Times New Roman" w:cs="Times New Roman"/>
+          <w:sz w:val="24"/>
+          <w:szCs w:val="24"/>
+          <w:lang w:val="fi-FI"/>
+        </w:rPr>
+        <w:t xml:space="preserve">Splicing Fungsion </w:t>
+      </w:r>
+      <w:r>
+        <w:rPr>
+          <w:rFonts w:ascii="Times New Roman" w:hAnsi="Times New Roman" w:cs="Times New Roman"/>
+          <w:sz w:val="24"/>
+          <w:szCs w:val="24"/>
+          <w:lang w:val="fi-FI"/>
+        </w:rPr>
+        <w:t xml:space="preserve">adalah metode yang paling umum digunakan dalam proses splicing fiber optic. Proses ini melibatkan pemanasan </w:t>
+      </w:r>
+      <w:r>
+        <w:rPr>
+          <w:rFonts w:ascii="Times New Roman" w:hAnsi="Times New Roman" w:cs="Times New Roman"/>
+          <w:sz w:val="24"/>
+          <w:szCs w:val="24"/>
+          <w:lang w:val="fi-FI"/>
+        </w:rPr>
+        <w:lastRenderedPageBreak/>
+        <w:t>ujung serat optik menggunakan alat fusion splicer fiber optic. Ujung core tersebut kemudian dipanaskan dan dileburkan, sehingga kedua ujung fiber optic tersambung dengan baik. Kemudian, core yang telah tersambung dilapisi oleh protection sleeve. Proses ini memastikan bahwa serat optik tersambung dengan baik dan menghasilkan redaman yang kecil.</w:t>
+      </w:r>
+    </w:p>
+    <w:p>
+      <w:pPr>
+        <w:pStyle w:val="ListParagraph"/>
+        <w:spacing w:after="0" w:line="480" w:lineRule="auto"/>
+        <w:ind w:left="993" w:firstLine="720"/>
+        <w:jc w:val="both"/>
+        <w:rPr>
+          <w:rFonts w:ascii="Times New Roman" w:hAnsi="Times New Roman" w:cs="Times New Roman"/>
+          <w:sz w:val="24"/>
+          <w:szCs w:val="24"/>
+          <w:lang w:val="fi-FI"/>
+        </w:rPr>
+      </w:pPr>
+      <w:r>
+        <w:rPr>
+          <w:rFonts w:ascii="Times New Roman" w:hAnsi="Times New Roman" w:cs="Times New Roman"/>
+          <w:sz w:val="24"/>
+          <w:szCs w:val="24"/>
+          <w:lang w:val="fi-FI"/>
+        </w:rPr>
+        <w:t>Pada fungsi splicing atau yang sering disebut penyambungan kabel fiber optic, kegiatan ini dilakukan untuk menghubungkan dua atau lebih kabel fiber optic agar jaringan kembali berfungsi dengan baik. Dalam kegiatan ini,</w:t>
+      </w:r>
+      <w:r>
+        <w:rPr>
+          <w:rFonts w:ascii="Times New Roman" w:hAnsi="Times New Roman" w:cs="Times New Roman"/>
+          <w:sz w:val="24"/>
+          <w:szCs w:val="24"/>
+          <w:lang w:val="fi-FI"/>
+        </w:rPr>
+        <w:t xml:space="preserve"> </w:t>
+      </w:r>
+      <w:r>
+        <w:rPr>
+          <w:rFonts w:ascii="Times New Roman" w:hAnsi="Times New Roman" w:cs="Times New Roman"/>
+          <w:sz w:val="24"/>
+          <w:szCs w:val="24"/>
+          <w:lang w:val="fi-FI"/>
+        </w:rPr>
+        <w:t>saya dan tim biasanya melakukan splicing pada kabel milik pelanggan yang mengalami kerusakan atau putus, misalnya akibat terkena benang layangan, tertarik kendaraan besar seperti truk, digigit hewan pengerat, atau karena faktor cuaca. Proses splicing memerlukan ketelitian, kehati-hatian, dan pemahaman teknis terhadap struktur kabel fiber optic, karena kesalahan kecil dapat mengakibatkan gangguan pada koneksi internet pelanggan</w:t>
+      </w:r>
+      <w:r>
+        <w:rPr>
+          <w:rFonts w:ascii="Times New Roman" w:hAnsi="Times New Roman" w:cs="Times New Roman"/>
+          <w:sz w:val="24"/>
+          <w:szCs w:val="24"/>
+          <w:lang w:val="fi-FI"/>
+        </w:rPr>
+        <w:t>.</w:t>
+      </w:r>
+    </w:p>
+    <w:p>
+      <w:pPr>
+        <w:pStyle w:val="Heading3"/>
+        <w:numPr>
+          <w:ilvl w:val="2"/>
+          <w:numId w:val="31"/>
+        </w:numPr>
+        <w:spacing w:line="480" w:lineRule="auto"/>
+        <w:ind w:left="993"/>
+        <w:rPr>
+          <w:lang w:val="fi-FI"/>
+        </w:rPr>
+      </w:pPr>
+      <w:bookmarkStart w:id="53" w:name="_Toc214561237"/>
+      <w:r>
+        <w:rPr>
+          <w:lang w:val="fi-FI"/>
+        </w:rPr>
+        <w:t>Custumor Service</w:t>
+      </w:r>
+      <w:bookmarkEnd w:id="53"/>
+      <w:r>
+        <w:rPr>
+          <w:lang w:val="fi-FI"/>
+        </w:rPr>
+        <w:t xml:space="preserve"> </w:t>
+      </w:r>
+    </w:p>
+    <w:p>
+      <w:pPr>
+        <w:pStyle w:val="ListParagraph"/>
+        <w:spacing w:after="0" w:line="480" w:lineRule="auto"/>
+        <w:ind w:left="993" w:firstLine="720"/>
+        <w:jc w:val="both"/>
+        <w:rPr>
+          <w:rFonts w:ascii="Times New Roman" w:hAnsi="Times New Roman" w:cs="Times New Roman"/>
+          <w:sz w:val="24"/>
+          <w:szCs w:val="24"/>
+          <w:lang w:val="fi-FI"/>
+        </w:rPr>
+      </w:pPr>
+      <w:r>
+        <w:rPr>
+          <w:rFonts w:ascii="Times New Roman" w:hAnsi="Times New Roman" w:cs="Times New Roman"/>
+          <w:sz w:val="24"/>
+          <w:szCs w:val="24"/>
+          <w:lang w:val="fi-FI"/>
+        </w:rPr>
+        <w:t xml:space="preserve">Customer service, atau layanan pelanggan, adalah pelayanan yang diberikan oleh perusahaan kepada pelanggannya sebelum, selama, dan setelah pembelian produk atau layanan. Tujuan utama dari customer service adalah memastikan kepuasan pelanggan dengan memberikan bantuan, solusi, dan informasi yang mereka butuhkan. Layanan pelanggan yang baik sangat penting dalam membangun </w:t>
+      </w:r>
+      <w:r>
+        <w:rPr>
+          <w:rFonts w:ascii="Times New Roman" w:hAnsi="Times New Roman" w:cs="Times New Roman"/>
+          <w:sz w:val="24"/>
+          <w:szCs w:val="24"/>
+          <w:lang w:val="fi-FI"/>
+        </w:rPr>
+        <w:lastRenderedPageBreak/>
+        <w:t>hubungan jangka panjang dan loyalitas pelanggan terhadap merek atau perusahaan.</w:t>
+      </w:r>
+    </w:p>
+    <w:p>
+      <w:pPr>
+        <w:pStyle w:val="ListParagraph"/>
+        <w:spacing w:after="0" w:line="480" w:lineRule="auto"/>
+        <w:ind w:left="993" w:firstLine="720"/>
+        <w:jc w:val="both"/>
+        <w:rPr>
+          <w:rFonts w:ascii="Times New Roman" w:hAnsi="Times New Roman" w:cs="Times New Roman"/>
+          <w:sz w:val="24"/>
+          <w:szCs w:val="24"/>
+          <w:lang w:val="fi-FI"/>
+        </w:rPr>
+      </w:pPr>
+      <w:r>
+        <w:rPr>
+          <w:rFonts w:ascii="Times New Roman" w:hAnsi="Times New Roman" w:cs="Times New Roman"/>
+          <w:sz w:val="24"/>
+          <w:szCs w:val="24"/>
+          <w:lang w:val="fi-FI"/>
+        </w:rPr>
+        <w:t>Pada kegiatan ini, saya bertugas melayani pembayaran tagihan Wi-Fi bulanan yang biasanya dilakukan pada tanggal 1 hingga 10 setiap awal bulan. Selain melayani pembayaran, saya juga membantu dalam proses administrasi pemasangan Wi-Fi untuk pelanggan baru. Melalui kegiatan ini, saya memperoleh banyak pengalaman mengenai cara berinteraksi dan memberikan pelayanan yang baik kepada pelanggan, seperti bersikap sopan, tanggap terhadap kebutuhan pelanggan, serta menjaga komunikasi yang efektif agar pelanggan merasa puas dengan pelayanan yang diberikan.</w:t>
+      </w:r>
+    </w:p>
+    <w:p>
+      <w:pPr>
+        <w:pStyle w:val="Heading3"/>
+        <w:numPr>
+          <w:ilvl w:val="2"/>
+          <w:numId w:val="31"/>
+        </w:numPr>
+        <w:spacing w:line="480" w:lineRule="auto"/>
+        <w:ind w:left="993"/>
+        <w:rPr>
+          <w:lang w:val="fi-FI"/>
+        </w:rPr>
+      </w:pPr>
+      <w:bookmarkStart w:id="54" w:name="_Toc214561238"/>
+      <w:r>
+        <w:rPr>
+          <w:lang w:val="fi-FI"/>
+        </w:rPr>
+        <w:t>Pengoprasian OTDR</w:t>
+      </w:r>
+      <w:bookmarkEnd w:id="54"/>
+      <w:r>
+        <w:rPr>
+          <w:lang w:val="fi-FI"/>
+        </w:rPr>
+        <w:t xml:space="preserve"> </w:t>
+      </w:r>
+    </w:p>
+    <w:p>
+      <w:pPr>
+        <w:pStyle w:val="ListParagraph"/>
+        <w:widowControl w:val="0"/>
+        <w:pBdr>
+          <w:top w:val="nil"/>
+          <w:left w:val="nil"/>
+          <w:bottom w:val="nil"/>
+          <w:right w:val="nil"/>
+          <w:between w:val="nil"/>
+        </w:pBdr>
+        <w:spacing w:after="0" w:line="480" w:lineRule="auto"/>
+        <w:ind w:left="993" w:right="111" w:firstLine="720"/>
+        <w:jc w:val="both"/>
+        <w:rPr>
+          <w:rFonts w:ascii="Times New Roman" w:eastAsia="Times New Roman" w:hAnsi="Times New Roman" w:cs="Times New Roman"/>
+          <w:color w:val="000000"/>
+          <w:sz w:val="24"/>
+          <w:szCs w:val="24"/>
+        </w:rPr>
+      </w:pPr>
+      <w:proofErr w:type="gramStart"/>
+      <w:r>
+        <w:rPr>
+          <w:rFonts w:ascii="Times New Roman" w:eastAsia="Times New Roman" w:hAnsi="Times New Roman" w:cs="Times New Roman"/>
+          <w:color w:val="000000"/>
+          <w:sz w:val="24"/>
+          <w:szCs w:val="24"/>
+        </w:rPr>
+        <w:t xml:space="preserve">Customer service, </w:t>
+      </w:r>
+      <w:proofErr w:type="spellStart"/>
+      <w:r>
+        <w:rPr>
+          <w:rFonts w:ascii="Times New Roman" w:eastAsia="Times New Roman" w:hAnsi="Times New Roman" w:cs="Times New Roman"/>
+          <w:color w:val="000000"/>
+          <w:sz w:val="24"/>
+          <w:szCs w:val="24"/>
+        </w:rPr>
+        <w:t>atau</w:t>
+      </w:r>
+      <w:proofErr w:type="spellEnd"/>
+      <w:r>
+        <w:rPr>
+          <w:rFonts w:ascii="Times New Roman" w:eastAsia="Times New Roman" w:hAnsi="Times New Roman" w:cs="Times New Roman"/>
+          <w:color w:val="000000"/>
+          <w:sz w:val="24"/>
+          <w:szCs w:val="24"/>
+        </w:rPr>
+        <w:t xml:space="preserve"> </w:t>
+      </w:r>
+      <w:proofErr w:type="spellStart"/>
+      <w:r>
+        <w:rPr>
+          <w:rFonts w:ascii="Times New Roman" w:eastAsia="Times New Roman" w:hAnsi="Times New Roman" w:cs="Times New Roman"/>
+          <w:color w:val="000000"/>
+          <w:sz w:val="24"/>
+          <w:szCs w:val="24"/>
+        </w:rPr>
+        <w:t>layanan</w:t>
+      </w:r>
+      <w:proofErr w:type="spellEnd"/>
+      <w:r>
+        <w:rPr>
+          <w:rFonts w:ascii="Times New Roman" w:eastAsia="Times New Roman" w:hAnsi="Times New Roman" w:cs="Times New Roman"/>
+          <w:color w:val="000000"/>
+          <w:sz w:val="24"/>
+          <w:szCs w:val="24"/>
+        </w:rPr>
+        <w:t xml:space="preserve"> </w:t>
+      </w:r>
+      <w:proofErr w:type="spellStart"/>
+      <w:r>
+        <w:rPr>
+          <w:rFonts w:ascii="Times New Roman" w:eastAsia="Times New Roman" w:hAnsi="Times New Roman" w:cs="Times New Roman"/>
+          <w:color w:val="000000"/>
+          <w:sz w:val="24"/>
+          <w:szCs w:val="24"/>
+        </w:rPr>
+        <w:t>pelanggan</w:t>
+      </w:r>
+      <w:proofErr w:type="spellEnd"/>
+      <w:r>
+        <w:rPr>
+          <w:rFonts w:ascii="Times New Roman" w:eastAsia="Times New Roman" w:hAnsi="Times New Roman" w:cs="Times New Roman"/>
+          <w:color w:val="000000"/>
+          <w:sz w:val="24"/>
+          <w:szCs w:val="24"/>
+        </w:rPr>
+        <w:t xml:space="preserve">, </w:t>
+      </w:r>
+      <w:proofErr w:type="spellStart"/>
+      <w:r>
+        <w:rPr>
+          <w:rFonts w:ascii="Times New Roman" w:eastAsia="Times New Roman" w:hAnsi="Times New Roman" w:cs="Times New Roman"/>
+          <w:color w:val="000000"/>
+          <w:sz w:val="24"/>
+          <w:szCs w:val="24"/>
+        </w:rPr>
+        <w:t>adalah</w:t>
+      </w:r>
+      <w:proofErr w:type="spellEnd"/>
+      <w:r>
+        <w:rPr>
+          <w:rFonts w:ascii="Times New Roman" w:eastAsia="Times New Roman" w:hAnsi="Times New Roman" w:cs="Times New Roman"/>
+          <w:color w:val="000000"/>
+          <w:sz w:val="24"/>
+          <w:szCs w:val="24"/>
+        </w:rPr>
+        <w:t xml:space="preserve"> pelayanan yang diberikan oleh perusahaan kepada pelanggannya sebelum, selama, dan setelah pembelian produk atau layanan.</w:t>
+      </w:r>
+      <w:proofErr w:type="gramEnd"/>
+      <w:r>
+        <w:rPr>
+          <w:rFonts w:ascii="Times New Roman" w:eastAsia="Times New Roman" w:hAnsi="Times New Roman" w:cs="Times New Roman"/>
+          <w:color w:val="000000"/>
+          <w:sz w:val="24"/>
+          <w:szCs w:val="24"/>
+        </w:rPr>
+        <w:t xml:space="preserve"> Tujuan utama dari customer service adalah memastikan kepuasan pelanggan dengan memberikan bantuan, solusi, dan informasi yang mereka butuhkan. </w:t>
+      </w:r>
+      <w:proofErr w:type="gramStart"/>
+      <w:r>
+        <w:rPr>
+          <w:rFonts w:ascii="Times New Roman" w:eastAsia="Times New Roman" w:hAnsi="Times New Roman" w:cs="Times New Roman"/>
+          <w:color w:val="000000"/>
+          <w:sz w:val="24"/>
+          <w:szCs w:val="24"/>
+        </w:rPr>
+        <w:t>Layanan pelanggan yang baik sangat penting dalam membangun hubungan jangka panjang dan loyalitas pelanggan terhadap merek atau perusahaan.</w:t>
+      </w:r>
+      <w:proofErr w:type="gramEnd"/>
+    </w:p>
+    <w:p>
+      <w:pPr>
+        <w:pStyle w:val="ListParagraph"/>
+        <w:widowControl w:val="0"/>
+        <w:pBdr>
+          <w:top w:val="nil"/>
+          <w:left w:val="nil"/>
+          <w:bottom w:val="nil"/>
+          <w:right w:val="nil"/>
+          <w:between w:val="nil"/>
+        </w:pBdr>
+        <w:spacing w:after="0" w:line="480" w:lineRule="auto"/>
+        <w:ind w:left="993" w:right="111" w:firstLine="720"/>
+        <w:jc w:val="both"/>
+        <w:rPr>
+          <w:rFonts w:ascii="Times New Roman" w:eastAsia="Times New Roman" w:hAnsi="Times New Roman" w:cs="Times New Roman"/>
+          <w:color w:val="000000"/>
+          <w:sz w:val="24"/>
+          <w:szCs w:val="24"/>
+        </w:rPr>
+      </w:pPr>
+      <w:proofErr w:type="spellStart"/>
+      <w:proofErr w:type="gramStart"/>
+      <w:r>
+        <w:rPr>
+          <w:rFonts w:ascii="Times New Roman" w:eastAsia="Times New Roman" w:hAnsi="Times New Roman" w:cs="Times New Roman"/>
+          <w:color w:val="000000"/>
+          <w:sz w:val="24"/>
+          <w:szCs w:val="24"/>
+        </w:rPr>
+        <w:t>Pada</w:t>
+      </w:r>
+      <w:proofErr w:type="spellEnd"/>
+      <w:r>
+        <w:rPr>
+          <w:rFonts w:ascii="Times New Roman" w:eastAsia="Times New Roman" w:hAnsi="Times New Roman" w:cs="Times New Roman"/>
+          <w:color w:val="000000"/>
+          <w:sz w:val="24"/>
+          <w:szCs w:val="24"/>
+        </w:rPr>
+        <w:t xml:space="preserve"> </w:t>
+      </w:r>
+      <w:proofErr w:type="spellStart"/>
+      <w:r>
+        <w:rPr>
+          <w:rFonts w:ascii="Times New Roman" w:eastAsia="Times New Roman" w:hAnsi="Times New Roman" w:cs="Times New Roman"/>
+          <w:color w:val="000000"/>
+          <w:sz w:val="24"/>
+          <w:szCs w:val="24"/>
+        </w:rPr>
+        <w:t>kegiatan</w:t>
+      </w:r>
+      <w:proofErr w:type="spellEnd"/>
+      <w:r>
+        <w:rPr>
+          <w:rFonts w:ascii="Times New Roman" w:eastAsia="Times New Roman" w:hAnsi="Times New Roman" w:cs="Times New Roman"/>
+          <w:color w:val="000000"/>
+          <w:sz w:val="24"/>
+          <w:szCs w:val="24"/>
+        </w:rPr>
+        <w:t xml:space="preserve"> </w:t>
+      </w:r>
+      <w:proofErr w:type="spellStart"/>
+      <w:r>
+        <w:rPr>
+          <w:rFonts w:ascii="Times New Roman" w:eastAsia="Times New Roman" w:hAnsi="Times New Roman" w:cs="Times New Roman"/>
+          <w:color w:val="000000"/>
+          <w:sz w:val="24"/>
+          <w:szCs w:val="24"/>
+        </w:rPr>
+        <w:t>ini</w:t>
+      </w:r>
+      <w:proofErr w:type="spellEnd"/>
+      <w:r>
+        <w:rPr>
+          <w:rFonts w:ascii="Times New Roman" w:eastAsia="Times New Roman" w:hAnsi="Times New Roman" w:cs="Times New Roman"/>
+          <w:color w:val="000000"/>
+          <w:sz w:val="24"/>
+          <w:szCs w:val="24"/>
+        </w:rPr>
+        <w:t xml:space="preserve">, </w:t>
+      </w:r>
+      <w:proofErr w:type="spellStart"/>
+      <w:r>
+        <w:rPr>
+          <w:rFonts w:ascii="Times New Roman" w:eastAsia="Times New Roman" w:hAnsi="Times New Roman" w:cs="Times New Roman"/>
+          <w:color w:val="000000"/>
+          <w:sz w:val="24"/>
+          <w:szCs w:val="24"/>
+        </w:rPr>
+        <w:t>saya</w:t>
+      </w:r>
+      <w:proofErr w:type="spellEnd"/>
+      <w:r>
+        <w:rPr>
+          <w:rFonts w:ascii="Times New Roman" w:eastAsia="Times New Roman" w:hAnsi="Times New Roman" w:cs="Times New Roman"/>
+          <w:color w:val="000000"/>
+          <w:sz w:val="24"/>
+          <w:szCs w:val="24"/>
+        </w:rPr>
+        <w:t xml:space="preserve"> bertugas melayani pembayaran tagihan Wi-Fi bulanan yang biasanya dilakukan pada tanggal 1 hingga 10 setiap awal bulan.</w:t>
+      </w:r>
+      <w:proofErr w:type="gramEnd"/>
+      <w:r>
+        <w:rPr>
+          <w:rFonts w:ascii="Times New Roman" w:eastAsia="Times New Roman" w:hAnsi="Times New Roman" w:cs="Times New Roman"/>
+          <w:color w:val="000000"/>
+          <w:sz w:val="24"/>
+          <w:szCs w:val="24"/>
+        </w:rPr>
+        <w:t xml:space="preserve"> Selain melayani pembayaran, saya juga membantu dalam proses administrasi pemasangan Wi-Fi untuk pelanggan baru. </w:t>
+      </w:r>
+      <w:r>
+        <w:rPr>
+          <w:rFonts w:ascii="Times New Roman" w:eastAsia="Times New Roman" w:hAnsi="Times New Roman" w:cs="Times New Roman"/>
+          <w:color w:val="000000"/>
+          <w:sz w:val="24"/>
+          <w:szCs w:val="24"/>
+        </w:rPr>
+        <w:lastRenderedPageBreak/>
+        <w:t>Melalui kegiatan ini, saya memperoleh banyak pengalaman mengenai cara berinteraksi dan memberikan pelayanan yang baik kepada pelanggan, seperti bersikap sopan, tanggap terhadap kebutuhan pelanggan, serta menjaga komunikasi yang efektif agar pelanggan merasa puas dengan pelayanan yang diberikan.</w:t>
+      </w:r>
+    </w:p>
+    <w:p>
+      <w:pPr>
+        <w:pStyle w:val="Heading3"/>
+        <w:numPr>
+          <w:ilvl w:val="2"/>
+          <w:numId w:val="31"/>
+        </w:numPr>
+        <w:spacing w:line="480" w:lineRule="auto"/>
+        <w:ind w:left="993"/>
+        <w:rPr>
+          <w:lang w:val="fi-FI"/>
+        </w:rPr>
+      </w:pPr>
+      <w:bookmarkStart w:id="55" w:name="_Toc214561239"/>
+      <w:r>
+        <w:rPr>
+          <w:lang w:val="fi-FI"/>
+        </w:rPr>
+        <w:t>Memasang Kabel Fiber Optic ke ODP</w:t>
+      </w:r>
+      <w:bookmarkEnd w:id="55"/>
+    </w:p>
+    <w:p>
+      <w:pPr>
+        <w:pStyle w:val="ListParagraph"/>
+        <w:widowControl w:val="0"/>
+        <w:pBdr>
+          <w:top w:val="nil"/>
+          <w:left w:val="nil"/>
+          <w:bottom w:val="nil"/>
+          <w:right w:val="nil"/>
+          <w:between w:val="nil"/>
+        </w:pBdr>
+        <w:spacing w:after="0" w:line="480" w:lineRule="auto"/>
+        <w:ind w:left="993" w:right="111" w:firstLine="720"/>
+        <w:jc w:val="both"/>
+        <w:rPr>
+          <w:rFonts w:ascii="Times New Roman" w:eastAsia="Times New Roman" w:hAnsi="Times New Roman" w:cs="Times New Roman"/>
+          <w:color w:val="000000"/>
+          <w:sz w:val="24"/>
+          <w:szCs w:val="24"/>
+        </w:rPr>
+      </w:pPr>
+      <w:proofErr w:type="spellStart"/>
+      <w:proofErr w:type="gramStart"/>
+      <w:r>
+        <w:rPr>
+          <w:rFonts w:ascii="Times New Roman" w:eastAsia="Times New Roman" w:hAnsi="Times New Roman" w:cs="Times New Roman"/>
+          <w:color w:val="000000"/>
+          <w:sz w:val="24"/>
+          <w:szCs w:val="24"/>
+        </w:rPr>
+        <w:t>Kegiatan</w:t>
+      </w:r>
+      <w:proofErr w:type="spellEnd"/>
+      <w:r>
+        <w:rPr>
+          <w:rFonts w:ascii="Times New Roman" w:eastAsia="Times New Roman" w:hAnsi="Times New Roman" w:cs="Times New Roman"/>
+          <w:color w:val="000000"/>
+          <w:sz w:val="24"/>
+          <w:szCs w:val="24"/>
+        </w:rPr>
+        <w:t xml:space="preserve"> </w:t>
+      </w:r>
+      <w:proofErr w:type="spellStart"/>
+      <w:r>
+        <w:rPr>
+          <w:rFonts w:ascii="Times New Roman" w:eastAsia="Times New Roman" w:hAnsi="Times New Roman" w:cs="Times New Roman"/>
+          <w:color w:val="000000"/>
+          <w:sz w:val="24"/>
+          <w:szCs w:val="24"/>
+        </w:rPr>
+        <w:t>memasang</w:t>
+      </w:r>
+      <w:proofErr w:type="spellEnd"/>
+      <w:r>
+        <w:rPr>
+          <w:rFonts w:ascii="Times New Roman" w:eastAsia="Times New Roman" w:hAnsi="Times New Roman" w:cs="Times New Roman"/>
+          <w:color w:val="000000"/>
+          <w:sz w:val="24"/>
+          <w:szCs w:val="24"/>
+        </w:rPr>
+        <w:t xml:space="preserve"> </w:t>
+      </w:r>
+      <w:proofErr w:type="spellStart"/>
+      <w:r>
+        <w:rPr>
+          <w:rFonts w:ascii="Times New Roman" w:eastAsia="Times New Roman" w:hAnsi="Times New Roman" w:cs="Times New Roman"/>
+          <w:color w:val="000000"/>
+          <w:sz w:val="24"/>
+          <w:szCs w:val="24"/>
+        </w:rPr>
+        <w:t>kabel</w:t>
+      </w:r>
+      <w:proofErr w:type="spellEnd"/>
+      <w:r>
+        <w:rPr>
+          <w:rFonts w:ascii="Times New Roman" w:eastAsia="Times New Roman" w:hAnsi="Times New Roman" w:cs="Times New Roman"/>
+          <w:color w:val="000000"/>
+          <w:sz w:val="24"/>
+          <w:szCs w:val="24"/>
+        </w:rPr>
+        <w:t xml:space="preserve"> fiber optic ke ODP dilakukan dengan menyambungkan kabel pigtail ke port splitter yang terdapat pada ODP.</w:t>
+      </w:r>
+      <w:proofErr w:type="gramEnd"/>
+      <w:r>
+        <w:rPr>
+          <w:rFonts w:ascii="Times New Roman" w:eastAsia="Times New Roman" w:hAnsi="Times New Roman" w:cs="Times New Roman"/>
+          <w:color w:val="000000"/>
+          <w:sz w:val="24"/>
+          <w:szCs w:val="24"/>
+        </w:rPr>
+        <w:t xml:space="preserve"> Proses ini bertujuan untuk menghubungkan jalur utama jaringan dengan kabel drop core yang menuju ke pelanggan, sehingga sinyal internet dapat tersalurkan dengan baik. </w:t>
+      </w:r>
+      <w:proofErr w:type="gramStart"/>
+      <w:r>
+        <w:rPr>
+          <w:rFonts w:ascii="Times New Roman" w:eastAsia="Times New Roman" w:hAnsi="Times New Roman" w:cs="Times New Roman"/>
+          <w:color w:val="000000"/>
+          <w:sz w:val="24"/>
+          <w:szCs w:val="24"/>
+        </w:rPr>
+        <w:t>Optical Distribution Point atau yang sering disingkat sebagai ODP adalah komponen dalam jaringan serat optik yang berfungsi sebagai titik distribusi bagi jaringan serat optik ke pelanggan.</w:t>
+      </w:r>
+      <w:proofErr w:type="gramEnd"/>
+    </w:p>
+    <w:p>
+      <w:pPr>
+        <w:pStyle w:val="ListParagraph"/>
+        <w:widowControl w:val="0"/>
+        <w:pBdr>
+          <w:top w:val="nil"/>
+          <w:left w:val="nil"/>
+          <w:bottom w:val="nil"/>
+          <w:right w:val="nil"/>
+          <w:between w:val="nil"/>
+        </w:pBdr>
+        <w:spacing w:after="0" w:line="480" w:lineRule="auto"/>
+        <w:ind w:left="993" w:right="111" w:firstLine="720"/>
+        <w:jc w:val="both"/>
+        <w:rPr>
+          <w:rFonts w:ascii="Times New Roman" w:eastAsia="Times New Roman" w:hAnsi="Times New Roman" w:cs="Times New Roman"/>
+          <w:color w:val="000000"/>
+          <w:sz w:val="24"/>
+          <w:szCs w:val="24"/>
+        </w:rPr>
+      </w:pPr>
+      <w:proofErr w:type="gramStart"/>
+      <w:r>
+        <w:rPr>
+          <w:rFonts w:ascii="Times New Roman" w:eastAsia="Times New Roman" w:hAnsi="Times New Roman" w:cs="Times New Roman"/>
+          <w:color w:val="000000"/>
+          <w:sz w:val="24"/>
+          <w:szCs w:val="24"/>
+        </w:rPr>
+        <w:t xml:space="preserve">ODP </w:t>
+      </w:r>
+      <w:proofErr w:type="spellStart"/>
+      <w:r>
+        <w:rPr>
+          <w:rFonts w:ascii="Times New Roman" w:eastAsia="Times New Roman" w:hAnsi="Times New Roman" w:cs="Times New Roman"/>
+          <w:color w:val="000000"/>
+          <w:sz w:val="24"/>
+          <w:szCs w:val="24"/>
+        </w:rPr>
+        <w:t>biasanya</w:t>
+      </w:r>
+      <w:proofErr w:type="spellEnd"/>
+      <w:r>
+        <w:rPr>
+          <w:rFonts w:ascii="Times New Roman" w:eastAsia="Times New Roman" w:hAnsi="Times New Roman" w:cs="Times New Roman"/>
+          <w:color w:val="000000"/>
+          <w:sz w:val="24"/>
+          <w:szCs w:val="24"/>
+        </w:rPr>
+        <w:t xml:space="preserve"> </w:t>
+      </w:r>
+      <w:proofErr w:type="spellStart"/>
+      <w:r>
+        <w:rPr>
+          <w:rFonts w:ascii="Times New Roman" w:eastAsia="Times New Roman" w:hAnsi="Times New Roman" w:cs="Times New Roman"/>
+          <w:color w:val="000000"/>
+          <w:sz w:val="24"/>
+          <w:szCs w:val="24"/>
+        </w:rPr>
+        <w:t>dipasang</w:t>
+      </w:r>
+      <w:proofErr w:type="spellEnd"/>
+      <w:r>
+        <w:rPr>
+          <w:rFonts w:ascii="Times New Roman" w:eastAsia="Times New Roman" w:hAnsi="Times New Roman" w:cs="Times New Roman"/>
+          <w:color w:val="000000"/>
+          <w:sz w:val="24"/>
+          <w:szCs w:val="24"/>
+        </w:rPr>
+        <w:t xml:space="preserve"> </w:t>
+      </w:r>
+      <w:proofErr w:type="spellStart"/>
+      <w:r>
+        <w:rPr>
+          <w:rFonts w:ascii="Times New Roman" w:eastAsia="Times New Roman" w:hAnsi="Times New Roman" w:cs="Times New Roman"/>
+          <w:color w:val="000000"/>
+          <w:sz w:val="24"/>
+          <w:szCs w:val="24"/>
+        </w:rPr>
+        <w:t>dilingkungan</w:t>
+      </w:r>
+      <w:proofErr w:type="spellEnd"/>
+      <w:r>
+        <w:rPr>
+          <w:rFonts w:ascii="Times New Roman" w:eastAsia="Times New Roman" w:hAnsi="Times New Roman" w:cs="Times New Roman"/>
+          <w:color w:val="000000"/>
+          <w:sz w:val="24"/>
+          <w:szCs w:val="24"/>
+        </w:rPr>
+        <w:t xml:space="preserve"> </w:t>
+      </w:r>
+      <w:proofErr w:type="spellStart"/>
+      <w:r>
+        <w:rPr>
+          <w:rFonts w:ascii="Times New Roman" w:eastAsia="Times New Roman" w:hAnsi="Times New Roman" w:cs="Times New Roman"/>
+          <w:color w:val="000000"/>
+          <w:sz w:val="24"/>
+          <w:szCs w:val="24"/>
+        </w:rPr>
+        <w:t>luar</w:t>
+      </w:r>
+      <w:proofErr w:type="spellEnd"/>
+      <w:r>
+        <w:rPr>
+          <w:rFonts w:ascii="Times New Roman" w:eastAsia="Times New Roman" w:hAnsi="Times New Roman" w:cs="Times New Roman"/>
+          <w:color w:val="000000"/>
+          <w:sz w:val="24"/>
+          <w:szCs w:val="24"/>
+        </w:rPr>
+        <w:t>, seperti di tiang atau kotak distribusi, untuk mendistribusikan layanan serat optik dari pusat ke beberapa pengguna atau bangunan.</w:t>
+      </w:r>
+      <w:proofErr w:type="gramEnd"/>
+      <w:r>
+        <w:rPr>
+          <w:rFonts w:ascii="Times New Roman" w:eastAsia="Times New Roman" w:hAnsi="Times New Roman" w:cs="Times New Roman"/>
+          <w:color w:val="000000"/>
+          <w:sz w:val="24"/>
+          <w:szCs w:val="24"/>
+        </w:rPr>
+        <w:t xml:space="preserve"> Dalam konteks FTTH (Fiber to the Home), ODP menjadi sangat penting karena berperan dalam menghubungkan serat optik ke setiap rumah atau pelanggan. ODP memungkinkan penyedia layanan internet atau telekomunikasi untuk menghubungkan pelanggan dengan jaringan utama tanpa harus menarik kabel serat optik secara langsung dari pusat distribusi ke setiap rumah, yang tentunya </w:t>
+      </w:r>
+      <w:proofErr w:type="gramStart"/>
+      <w:r>
+        <w:rPr>
+          <w:rFonts w:ascii="Times New Roman" w:eastAsia="Times New Roman" w:hAnsi="Times New Roman" w:cs="Times New Roman"/>
+          <w:color w:val="000000"/>
+          <w:sz w:val="24"/>
+          <w:szCs w:val="24"/>
+        </w:rPr>
+        <w:t>akan</w:t>
+      </w:r>
+      <w:proofErr w:type="gramEnd"/>
+      <w:r>
+        <w:rPr>
+          <w:rFonts w:ascii="Times New Roman" w:eastAsia="Times New Roman" w:hAnsi="Times New Roman" w:cs="Times New Roman"/>
+          <w:color w:val="000000"/>
+          <w:sz w:val="24"/>
+          <w:szCs w:val="24"/>
+        </w:rPr>
+        <w:t xml:space="preserve"> </w:t>
+      </w:r>
+      <w:proofErr w:type="spellStart"/>
+      <w:r>
+        <w:rPr>
+          <w:rFonts w:ascii="Times New Roman" w:eastAsia="Times New Roman" w:hAnsi="Times New Roman" w:cs="Times New Roman"/>
+          <w:color w:val="000000"/>
+          <w:sz w:val="24"/>
+          <w:szCs w:val="24"/>
+        </w:rPr>
+        <w:t>lebih</w:t>
+      </w:r>
+      <w:proofErr w:type="spellEnd"/>
+      <w:r>
+        <w:rPr>
+          <w:rFonts w:ascii="Times New Roman" w:eastAsia="Times New Roman" w:hAnsi="Times New Roman" w:cs="Times New Roman"/>
+          <w:color w:val="000000"/>
+          <w:sz w:val="24"/>
+          <w:szCs w:val="24"/>
+        </w:rPr>
+        <w:t xml:space="preserve"> </w:t>
+      </w:r>
+      <w:proofErr w:type="spellStart"/>
+      <w:r>
+        <w:rPr>
+          <w:rFonts w:ascii="Times New Roman" w:eastAsia="Times New Roman" w:hAnsi="Times New Roman" w:cs="Times New Roman"/>
+          <w:color w:val="000000"/>
+          <w:sz w:val="24"/>
+          <w:szCs w:val="24"/>
+        </w:rPr>
+        <w:t>kompleks</w:t>
+      </w:r>
+      <w:proofErr w:type="spellEnd"/>
+      <w:r>
+        <w:rPr>
+          <w:rFonts w:ascii="Times New Roman" w:eastAsia="Times New Roman" w:hAnsi="Times New Roman" w:cs="Times New Roman"/>
+          <w:color w:val="000000"/>
+          <w:sz w:val="24"/>
+          <w:szCs w:val="24"/>
+        </w:rPr>
+        <w:t> </w:t>
+      </w:r>
+      <w:proofErr w:type="spellStart"/>
+      <w:r>
+        <w:rPr>
+          <w:rFonts w:ascii="Times New Roman" w:eastAsia="Times New Roman" w:hAnsi="Times New Roman" w:cs="Times New Roman"/>
+          <w:color w:val="000000"/>
+          <w:sz w:val="24"/>
+          <w:szCs w:val="24"/>
+        </w:rPr>
+        <w:t>dan</w:t>
+      </w:r>
+      <w:proofErr w:type="spellEnd"/>
+      <w:r>
+        <w:rPr>
+          <w:rFonts w:ascii="Times New Roman" w:eastAsia="Times New Roman" w:hAnsi="Times New Roman" w:cs="Times New Roman"/>
+          <w:color w:val="000000"/>
+          <w:sz w:val="24"/>
+          <w:szCs w:val="24"/>
+        </w:rPr>
+        <w:t> </w:t>
+      </w:r>
+      <w:proofErr w:type="spellStart"/>
+      <w:r>
+        <w:rPr>
+          <w:rFonts w:ascii="Times New Roman" w:eastAsia="Times New Roman" w:hAnsi="Times New Roman" w:cs="Times New Roman"/>
+          <w:color w:val="000000"/>
+          <w:sz w:val="24"/>
+          <w:szCs w:val="24"/>
+        </w:rPr>
+        <w:t>mahal</w:t>
+      </w:r>
+      <w:proofErr w:type="spellEnd"/>
+      <w:r>
+        <w:rPr>
+          <w:rFonts w:ascii="Times New Roman" w:eastAsia="Times New Roman" w:hAnsi="Times New Roman" w:cs="Times New Roman"/>
+          <w:color w:val="000000"/>
+          <w:sz w:val="24"/>
+          <w:szCs w:val="24"/>
+        </w:rPr>
+        <w:t>.</w:t>
+      </w:r>
+    </w:p>
+    <w:p>
+      <w:pPr>
+        <w:pStyle w:val="ListParagraph"/>
+        <w:widowControl w:val="0"/>
+        <w:pBdr>
+          <w:top w:val="nil"/>
+          <w:left w:val="nil"/>
+          <w:bottom w:val="nil"/>
+          <w:right w:val="nil"/>
+          <w:between w:val="nil"/>
+        </w:pBdr>
+        <w:spacing w:after="0" w:line="480" w:lineRule="auto"/>
+        <w:ind w:left="993" w:right="111" w:firstLine="720"/>
+        <w:jc w:val="both"/>
+        <w:rPr>
+          <w:rFonts w:ascii="Times New Roman" w:eastAsia="Times New Roman" w:hAnsi="Times New Roman" w:cs="Times New Roman"/>
+          <w:color w:val="000000"/>
+          <w:sz w:val="24"/>
+          <w:szCs w:val="24"/>
+        </w:rPr>
+      </w:pPr>
+    </w:p>
+    <w:p>
+      <w:pPr>
+        <w:pStyle w:val="Heading3"/>
+        <w:numPr>
+          <w:ilvl w:val="2"/>
+          <w:numId w:val="31"/>
+        </w:numPr>
+        <w:spacing w:line="480" w:lineRule="auto"/>
+        <w:ind w:left="993"/>
+        <w:rPr>
+          <w:lang w:val="fi-FI"/>
+        </w:rPr>
+      </w:pPr>
+      <w:bookmarkStart w:id="56" w:name="_Toc214561240"/>
+      <w:r>
+        <w:rPr>
+          <w:lang w:val="fi-FI"/>
+        </w:rPr>
+        <w:lastRenderedPageBreak/>
+        <w:t>Membersihkan Modem</w:t>
+      </w:r>
+      <w:bookmarkEnd w:id="56"/>
+      <w:r>
+        <w:rPr>
+          <w:lang w:val="fi-FI"/>
+        </w:rPr>
+        <w:t xml:space="preserve"> </w:t>
+      </w:r>
+    </w:p>
+    <w:p>
+      <w:pPr>
+        <w:pStyle w:val="ListParagraph"/>
+        <w:widowControl w:val="0"/>
+        <w:pBdr>
+          <w:top w:val="nil"/>
+          <w:left w:val="nil"/>
+          <w:bottom w:val="nil"/>
+          <w:right w:val="nil"/>
+          <w:between w:val="nil"/>
+        </w:pBdr>
+        <w:spacing w:after="0" w:line="480" w:lineRule="auto"/>
+        <w:ind w:left="993" w:right="111" w:firstLine="720"/>
+        <w:jc w:val="both"/>
+        <w:rPr>
+          <w:rFonts w:ascii="Times New Roman" w:eastAsia="Times New Roman" w:hAnsi="Times New Roman" w:cs="Times New Roman"/>
+          <w:color w:val="000000"/>
+          <w:sz w:val="24"/>
+          <w:szCs w:val="24"/>
+        </w:rPr>
+      </w:pPr>
+      <w:proofErr w:type="spellStart"/>
+      <w:proofErr w:type="gramStart"/>
+      <w:r>
+        <w:rPr>
+          <w:rFonts w:ascii="Times New Roman" w:eastAsia="Times New Roman" w:hAnsi="Times New Roman" w:cs="Times New Roman"/>
+          <w:color w:val="000000"/>
+          <w:sz w:val="24"/>
+          <w:szCs w:val="24"/>
+        </w:rPr>
+        <w:t>Pada</w:t>
+      </w:r>
+      <w:proofErr w:type="spellEnd"/>
+      <w:r>
+        <w:rPr>
+          <w:rFonts w:ascii="Times New Roman" w:eastAsia="Times New Roman" w:hAnsi="Times New Roman" w:cs="Times New Roman"/>
+          <w:color w:val="000000"/>
+          <w:sz w:val="24"/>
+          <w:szCs w:val="24"/>
+        </w:rPr>
+        <w:t xml:space="preserve"> </w:t>
+      </w:r>
+      <w:proofErr w:type="spellStart"/>
+      <w:r>
+        <w:rPr>
+          <w:rFonts w:ascii="Times New Roman" w:eastAsia="Times New Roman" w:hAnsi="Times New Roman" w:cs="Times New Roman"/>
+          <w:color w:val="000000"/>
+          <w:sz w:val="24"/>
+          <w:szCs w:val="24"/>
+        </w:rPr>
+        <w:t>kegiatan</w:t>
+      </w:r>
+      <w:proofErr w:type="spellEnd"/>
+      <w:r>
+        <w:rPr>
+          <w:rFonts w:ascii="Times New Roman" w:eastAsia="Times New Roman" w:hAnsi="Times New Roman" w:cs="Times New Roman"/>
+          <w:color w:val="000000"/>
+          <w:sz w:val="24"/>
+          <w:szCs w:val="24"/>
+        </w:rPr>
+        <w:t xml:space="preserve"> </w:t>
+      </w:r>
+      <w:proofErr w:type="spellStart"/>
+      <w:r>
+        <w:rPr>
+          <w:rFonts w:ascii="Times New Roman" w:eastAsia="Times New Roman" w:hAnsi="Times New Roman" w:cs="Times New Roman"/>
+          <w:color w:val="000000"/>
+          <w:sz w:val="24"/>
+          <w:szCs w:val="24"/>
+        </w:rPr>
+        <w:t>ini</w:t>
+      </w:r>
+      <w:proofErr w:type="spellEnd"/>
+      <w:r>
+        <w:rPr>
+          <w:rFonts w:ascii="Times New Roman" w:eastAsia="Times New Roman" w:hAnsi="Times New Roman" w:cs="Times New Roman"/>
+          <w:color w:val="000000"/>
+          <w:sz w:val="24"/>
+          <w:szCs w:val="24"/>
+        </w:rPr>
+        <w:t xml:space="preserve">, </w:t>
+      </w:r>
+      <w:proofErr w:type="spellStart"/>
+      <w:r>
+        <w:rPr>
+          <w:rFonts w:ascii="Times New Roman" w:eastAsia="Times New Roman" w:hAnsi="Times New Roman" w:cs="Times New Roman"/>
+          <w:color w:val="000000"/>
+          <w:sz w:val="24"/>
+          <w:szCs w:val="24"/>
+        </w:rPr>
+        <w:t>saya</w:t>
+      </w:r>
+      <w:proofErr w:type="spellEnd"/>
+      <w:r>
+        <w:rPr>
+          <w:rFonts w:ascii="Times New Roman" w:eastAsia="Times New Roman" w:hAnsi="Times New Roman" w:cs="Times New Roman"/>
+          <w:color w:val="000000"/>
+          <w:sz w:val="24"/>
+          <w:szCs w:val="24"/>
+        </w:rPr>
+        <w:t xml:space="preserve"> diminta untuk membersihkan modem bekas yang kotor dan bernoda kuning agar dapat digunakan kembali oleh pelanggan baru.</w:t>
+      </w:r>
+      <w:proofErr w:type="gramEnd"/>
+      <w:r>
+        <w:rPr>
+          <w:rFonts w:ascii="Times New Roman" w:eastAsia="Times New Roman" w:hAnsi="Times New Roman" w:cs="Times New Roman"/>
+          <w:color w:val="000000"/>
+          <w:sz w:val="24"/>
+          <w:szCs w:val="24"/>
+        </w:rPr>
+        <w:t xml:space="preserve"> Pembersihan dilakukan menggunakan lap kering dan cairan pembersih khusus elektronik agar tidak merusak komponen di dalam modem. Kegiatan ini bertujuan untuk menjaga kebersihan dan kelayakan perangkat sebelum digunakan kembali, serta memastikan modem dalam kondisi baik saat proses instalasi di rumah pelanggan. </w:t>
+      </w:r>
+      <w:proofErr w:type="gramStart"/>
+      <w:r>
+        <w:rPr>
+          <w:rFonts w:ascii="Times New Roman" w:eastAsia="Times New Roman" w:hAnsi="Times New Roman" w:cs="Times New Roman"/>
+          <w:color w:val="000000"/>
+          <w:sz w:val="24"/>
+          <w:szCs w:val="24"/>
+        </w:rPr>
+        <w:t xml:space="preserve">Melalui kegiatan ini, saya belajar pentingnya perawatan perangkat jaringan, karena kebersihan dan kondisi fisik modem juga </w:t>
+      </w:r>
+      <w:proofErr w:type="spellStart"/>
+      <w:r>
+        <w:rPr>
+          <w:rFonts w:ascii="Times New Roman" w:eastAsia="Times New Roman" w:hAnsi="Times New Roman" w:cs="Times New Roman"/>
+          <w:color w:val="000000"/>
+          <w:sz w:val="24"/>
+          <w:szCs w:val="24"/>
+        </w:rPr>
+        <w:t>berpengaruh</w:t>
+      </w:r>
+      <w:proofErr w:type="spellEnd"/>
+      <w:r>
+        <w:rPr>
+          <w:rFonts w:ascii="Times New Roman" w:eastAsia="Times New Roman" w:hAnsi="Times New Roman" w:cs="Times New Roman"/>
+          <w:color w:val="000000"/>
+          <w:sz w:val="24"/>
+          <w:szCs w:val="24"/>
+        </w:rPr>
+        <w:t xml:space="preserve"> </w:t>
+      </w:r>
+      <w:proofErr w:type="spellStart"/>
+      <w:r>
+        <w:rPr>
+          <w:rFonts w:ascii="Times New Roman" w:eastAsia="Times New Roman" w:hAnsi="Times New Roman" w:cs="Times New Roman"/>
+          <w:color w:val="000000"/>
+          <w:sz w:val="24"/>
+          <w:szCs w:val="24"/>
+        </w:rPr>
+        <w:t>terhadap</w:t>
+      </w:r>
+      <w:proofErr w:type="spellEnd"/>
+      <w:r>
+        <w:rPr>
+          <w:rFonts w:ascii="Times New Roman" w:eastAsia="Times New Roman" w:hAnsi="Times New Roman" w:cs="Times New Roman"/>
+          <w:color w:val="000000"/>
+          <w:sz w:val="24"/>
+          <w:szCs w:val="24"/>
+        </w:rPr>
+        <w:t xml:space="preserve"> </w:t>
+      </w:r>
+      <w:proofErr w:type="spellStart"/>
+      <w:r>
+        <w:rPr>
+          <w:rFonts w:ascii="Times New Roman" w:eastAsia="Times New Roman" w:hAnsi="Times New Roman" w:cs="Times New Roman"/>
+          <w:color w:val="000000"/>
+          <w:sz w:val="24"/>
+          <w:szCs w:val="24"/>
+        </w:rPr>
+        <w:t>keandalan</w:t>
+      </w:r>
+      <w:proofErr w:type="spellEnd"/>
+      <w:r>
+        <w:rPr>
+          <w:rFonts w:ascii="Times New Roman" w:eastAsia="Times New Roman" w:hAnsi="Times New Roman" w:cs="Times New Roman"/>
+          <w:color w:val="000000"/>
+          <w:sz w:val="24"/>
+          <w:szCs w:val="24"/>
+        </w:rPr>
+        <w:t xml:space="preserve"> </w:t>
+      </w:r>
+      <w:proofErr w:type="spellStart"/>
+      <w:r>
+        <w:rPr>
+          <w:rFonts w:ascii="Times New Roman" w:eastAsia="Times New Roman" w:hAnsi="Times New Roman" w:cs="Times New Roman"/>
+          <w:color w:val="000000"/>
+          <w:sz w:val="24"/>
+          <w:szCs w:val="24"/>
+        </w:rPr>
+        <w:t>layanan</w:t>
+      </w:r>
+      <w:proofErr w:type="spellEnd"/>
+      <w:r>
+        <w:rPr>
+          <w:rFonts w:ascii="Times New Roman" w:eastAsia="Times New Roman" w:hAnsi="Times New Roman" w:cs="Times New Roman"/>
+          <w:color w:val="000000"/>
+          <w:sz w:val="24"/>
+          <w:szCs w:val="24"/>
+        </w:rPr>
+        <w:t xml:space="preserve"> </w:t>
+      </w:r>
+      <w:proofErr w:type="spellStart"/>
+      <w:r>
+        <w:rPr>
+          <w:rFonts w:ascii="Times New Roman" w:eastAsia="Times New Roman" w:hAnsi="Times New Roman" w:cs="Times New Roman"/>
+          <w:color w:val="000000"/>
+          <w:sz w:val="24"/>
+          <w:szCs w:val="24"/>
+        </w:rPr>
+        <w:t>dan</w:t>
+      </w:r>
+      <w:proofErr w:type="spellEnd"/>
+      <w:r>
+        <w:rPr>
+          <w:rFonts w:ascii="Times New Roman" w:eastAsia="Times New Roman" w:hAnsi="Times New Roman" w:cs="Times New Roman"/>
+          <w:color w:val="000000"/>
+          <w:sz w:val="24"/>
+          <w:szCs w:val="24"/>
+        </w:rPr>
+        <w:t xml:space="preserve"> </w:t>
+      </w:r>
+      <w:proofErr w:type="spellStart"/>
+      <w:r>
+        <w:rPr>
+          <w:rFonts w:ascii="Times New Roman" w:eastAsia="Times New Roman" w:hAnsi="Times New Roman" w:cs="Times New Roman"/>
+          <w:color w:val="000000"/>
+          <w:sz w:val="24"/>
+          <w:szCs w:val="24"/>
+        </w:rPr>
+        <w:t>kepuasan</w:t>
+      </w:r>
+      <w:proofErr w:type="spellEnd"/>
+      <w:r>
+        <w:rPr>
+          <w:rFonts w:ascii="Times New Roman" w:eastAsia="Times New Roman" w:hAnsi="Times New Roman" w:cs="Times New Roman"/>
+          <w:color w:val="000000"/>
+          <w:sz w:val="24"/>
+          <w:szCs w:val="24"/>
+        </w:rPr>
+        <w:t> </w:t>
+      </w:r>
+      <w:proofErr w:type="spellStart"/>
+      <w:r>
+        <w:rPr>
+          <w:rFonts w:ascii="Times New Roman" w:eastAsia="Times New Roman" w:hAnsi="Times New Roman" w:cs="Times New Roman"/>
+          <w:color w:val="000000"/>
+          <w:sz w:val="24"/>
+          <w:szCs w:val="24"/>
+        </w:rPr>
+        <w:t>pelanggan</w:t>
+      </w:r>
+      <w:proofErr w:type="spellEnd"/>
+      <w:r>
+        <w:rPr>
+          <w:rFonts w:ascii="Times New Roman" w:eastAsia="Times New Roman" w:hAnsi="Times New Roman" w:cs="Times New Roman"/>
+          <w:color w:val="000000"/>
+          <w:sz w:val="24"/>
+          <w:szCs w:val="24"/>
+        </w:rPr>
+        <w:t>.</w:t>
+      </w:r>
+      <w:proofErr w:type="gramEnd"/>
+    </w:p>
+    <w:p>
+      <w:pPr>
+        <w:pStyle w:val="Heading3"/>
+        <w:numPr>
+          <w:ilvl w:val="2"/>
+          <w:numId w:val="31"/>
+        </w:numPr>
+        <w:spacing w:line="480" w:lineRule="auto"/>
+        <w:ind w:left="993"/>
+        <w:rPr>
+          <w:lang w:val="fi-FI"/>
+        </w:rPr>
+      </w:pPr>
+      <w:bookmarkStart w:id="57" w:name="_Toc214561241"/>
+      <w:r>
+        <w:rPr>
+          <w:lang w:val="fi-FI"/>
+        </w:rPr>
+        <w:t>Pengecekan ODP</w:t>
+      </w:r>
+      <w:bookmarkEnd w:id="57"/>
+      <w:r>
+        <w:rPr>
+          <w:lang w:val="fi-FI"/>
+        </w:rPr>
+        <w:t xml:space="preserve"> </w:t>
+      </w:r>
+    </w:p>
+    <w:p>
+      <w:pPr>
+        <w:pStyle w:val="ListParagraph"/>
+        <w:widowControl w:val="0"/>
+        <w:pBdr>
+          <w:top w:val="nil"/>
+          <w:left w:val="nil"/>
+          <w:bottom w:val="nil"/>
+          <w:right w:val="nil"/>
+          <w:between w:val="nil"/>
+        </w:pBdr>
+        <w:spacing w:after="0" w:line="480" w:lineRule="auto"/>
+        <w:ind w:left="993" w:right="111" w:firstLine="720"/>
+        <w:jc w:val="both"/>
+        <w:rPr>
+          <w:rFonts w:ascii="Times New Roman" w:eastAsia="Times New Roman" w:hAnsi="Times New Roman" w:cs="Times New Roman"/>
+          <w:color w:val="000000"/>
+          <w:sz w:val="24"/>
+          <w:szCs w:val="24"/>
+        </w:rPr>
+      </w:pPr>
+      <w:proofErr w:type="spellStart"/>
+      <w:proofErr w:type="gramStart"/>
+      <w:r>
+        <w:rPr>
+          <w:rFonts w:ascii="Times New Roman" w:eastAsia="Times New Roman" w:hAnsi="Times New Roman" w:cs="Times New Roman"/>
+          <w:color w:val="000000"/>
+          <w:sz w:val="24"/>
+          <w:szCs w:val="24"/>
+        </w:rPr>
+        <w:t>Kegiatan</w:t>
+      </w:r>
+      <w:proofErr w:type="spellEnd"/>
+      <w:r>
+        <w:rPr>
+          <w:rFonts w:ascii="Times New Roman" w:eastAsia="Times New Roman" w:hAnsi="Times New Roman" w:cs="Times New Roman"/>
+          <w:color w:val="000000"/>
+          <w:sz w:val="24"/>
+          <w:szCs w:val="24"/>
+        </w:rPr>
+        <w:t xml:space="preserve"> </w:t>
+      </w:r>
+      <w:proofErr w:type="spellStart"/>
+      <w:r>
+        <w:rPr>
+          <w:rFonts w:ascii="Times New Roman" w:eastAsia="Times New Roman" w:hAnsi="Times New Roman" w:cs="Times New Roman"/>
+          <w:color w:val="000000"/>
+          <w:sz w:val="24"/>
+          <w:szCs w:val="24"/>
+        </w:rPr>
+        <w:t>pengecekan</w:t>
+      </w:r>
+      <w:proofErr w:type="spellEnd"/>
+      <w:r>
+        <w:rPr>
+          <w:rFonts w:ascii="Times New Roman" w:eastAsia="Times New Roman" w:hAnsi="Times New Roman" w:cs="Times New Roman"/>
+          <w:color w:val="000000"/>
+          <w:sz w:val="24"/>
+          <w:szCs w:val="24"/>
+        </w:rPr>
+        <w:t xml:space="preserve"> ODP (Optical Distribution Point) dilakukan sebagai tindakan pemeliharaan berkala untuk memastikan kondisi perangkat tetap berfungsi dengan baik.</w:t>
+      </w:r>
+      <w:proofErr w:type="gramEnd"/>
+      <w:r>
+        <w:rPr>
+          <w:rFonts w:ascii="Times New Roman" w:eastAsia="Times New Roman" w:hAnsi="Times New Roman" w:cs="Times New Roman"/>
+          <w:color w:val="000000"/>
+          <w:sz w:val="24"/>
+          <w:szCs w:val="24"/>
+        </w:rPr>
+        <w:t xml:space="preserve"> </w:t>
+      </w:r>
+      <w:proofErr w:type="gramStart"/>
+      <w:r>
+        <w:rPr>
+          <w:rFonts w:ascii="Times New Roman" w:eastAsia="Times New Roman" w:hAnsi="Times New Roman" w:cs="Times New Roman"/>
+          <w:color w:val="000000"/>
+          <w:sz w:val="24"/>
+          <w:szCs w:val="24"/>
+        </w:rPr>
+        <w:t xml:space="preserve">Tujuan utama kegiatan ini adalah </w:t>
+      </w:r>
+      <w:proofErr w:type="spellStart"/>
+      <w:r>
+        <w:rPr>
+          <w:rFonts w:ascii="Times New Roman" w:eastAsia="Times New Roman" w:hAnsi="Times New Roman" w:cs="Times New Roman"/>
+          <w:color w:val="000000"/>
+          <w:sz w:val="24"/>
+          <w:szCs w:val="24"/>
+        </w:rPr>
+        <w:t>untuk</w:t>
+      </w:r>
+      <w:proofErr w:type="spellEnd"/>
+      <w:r>
+        <w:rPr>
+          <w:rFonts w:ascii="Times New Roman" w:eastAsia="Times New Roman" w:hAnsi="Times New Roman" w:cs="Times New Roman"/>
+          <w:color w:val="000000"/>
+          <w:sz w:val="24"/>
+          <w:szCs w:val="24"/>
+        </w:rPr>
+        <w:t xml:space="preserve"> </w:t>
+      </w:r>
+      <w:proofErr w:type="spellStart"/>
+      <w:r>
+        <w:rPr>
+          <w:rFonts w:ascii="Times New Roman" w:eastAsia="Times New Roman" w:hAnsi="Times New Roman" w:cs="Times New Roman"/>
+          <w:color w:val="000000"/>
+          <w:sz w:val="24"/>
+          <w:szCs w:val="24"/>
+        </w:rPr>
+        <w:t>menganalisis</w:t>
+      </w:r>
+      <w:proofErr w:type="spellEnd"/>
+      <w:r>
+        <w:rPr>
+          <w:rFonts w:ascii="Times New Roman" w:eastAsia="Times New Roman" w:hAnsi="Times New Roman" w:cs="Times New Roman"/>
+          <w:color w:val="000000"/>
+          <w:sz w:val="24"/>
+          <w:szCs w:val="24"/>
+        </w:rPr>
+        <w:t xml:space="preserve"> </w:t>
+      </w:r>
+      <w:proofErr w:type="spellStart"/>
+      <w:r>
+        <w:rPr>
+          <w:rFonts w:ascii="Times New Roman" w:eastAsia="Times New Roman" w:hAnsi="Times New Roman" w:cs="Times New Roman"/>
+          <w:color w:val="000000"/>
+          <w:sz w:val="24"/>
+          <w:szCs w:val="24"/>
+        </w:rPr>
+        <w:t>kemungkinan</w:t>
+      </w:r>
+      <w:proofErr w:type="spellEnd"/>
+      <w:r>
+        <w:rPr>
+          <w:rFonts w:ascii="Times New Roman" w:eastAsia="Times New Roman" w:hAnsi="Times New Roman" w:cs="Times New Roman"/>
+          <w:color w:val="000000"/>
+          <w:sz w:val="24"/>
+          <w:szCs w:val="24"/>
+        </w:rPr>
+        <w:t xml:space="preserve"> </w:t>
+      </w:r>
+      <w:proofErr w:type="spellStart"/>
+      <w:r>
+        <w:rPr>
+          <w:rFonts w:ascii="Times New Roman" w:eastAsia="Times New Roman" w:hAnsi="Times New Roman" w:cs="Times New Roman"/>
+          <w:color w:val="000000"/>
+          <w:sz w:val="24"/>
+          <w:szCs w:val="24"/>
+        </w:rPr>
+        <w:t>kerusakan</w:t>
+      </w:r>
+      <w:proofErr w:type="spellEnd"/>
+      <w:r>
+        <w:rPr>
+          <w:rFonts w:ascii="Times New Roman" w:eastAsia="Times New Roman" w:hAnsi="Times New Roman" w:cs="Times New Roman"/>
+          <w:color w:val="000000"/>
+          <w:sz w:val="24"/>
+          <w:szCs w:val="24"/>
+        </w:rPr>
+        <w:t xml:space="preserve"> </w:t>
+      </w:r>
+      <w:proofErr w:type="spellStart"/>
+      <w:r>
+        <w:rPr>
+          <w:rFonts w:ascii="Times New Roman" w:eastAsia="Times New Roman" w:hAnsi="Times New Roman" w:cs="Times New Roman"/>
+          <w:color w:val="000000"/>
+          <w:sz w:val="24"/>
+          <w:szCs w:val="24"/>
+        </w:rPr>
+        <w:t>pada</w:t>
+      </w:r>
+      <w:proofErr w:type="spellEnd"/>
+      <w:r>
+        <w:rPr>
+          <w:rFonts w:ascii="Times New Roman" w:eastAsia="Times New Roman" w:hAnsi="Times New Roman" w:cs="Times New Roman"/>
+          <w:color w:val="000000"/>
+          <w:sz w:val="24"/>
+          <w:szCs w:val="24"/>
+        </w:rPr>
+        <w:t xml:space="preserve"> splitter </w:t>
+      </w:r>
+      <w:proofErr w:type="spellStart"/>
+      <w:r>
+        <w:rPr>
+          <w:rFonts w:ascii="Times New Roman" w:eastAsia="Times New Roman" w:hAnsi="Times New Roman" w:cs="Times New Roman"/>
+          <w:color w:val="000000"/>
+          <w:sz w:val="24"/>
+          <w:szCs w:val="24"/>
+        </w:rPr>
+        <w:t>serta</w:t>
+      </w:r>
+      <w:proofErr w:type="spellEnd"/>
+      <w:r>
+        <w:rPr>
+          <w:rFonts w:ascii="Times New Roman" w:eastAsia="Times New Roman" w:hAnsi="Times New Roman" w:cs="Times New Roman"/>
+          <w:color w:val="000000"/>
+          <w:sz w:val="24"/>
+          <w:szCs w:val="24"/>
+        </w:rPr>
+        <w:t xml:space="preserve"> </w:t>
+      </w:r>
+      <w:proofErr w:type="spellStart"/>
+      <w:r>
+        <w:rPr>
+          <w:rFonts w:ascii="Times New Roman" w:eastAsia="Times New Roman" w:hAnsi="Times New Roman" w:cs="Times New Roman"/>
+          <w:color w:val="000000"/>
+          <w:sz w:val="24"/>
+          <w:szCs w:val="24"/>
+        </w:rPr>
+        <w:t>mencegah</w:t>
+      </w:r>
+      <w:proofErr w:type="spellEnd"/>
+      <w:r>
+        <w:rPr>
+          <w:rFonts w:ascii="Times New Roman" w:eastAsia="Times New Roman" w:hAnsi="Times New Roman" w:cs="Times New Roman"/>
+          <w:color w:val="000000"/>
+          <w:sz w:val="24"/>
+          <w:szCs w:val="24"/>
+        </w:rPr>
+        <w:t xml:space="preserve"> ODP </w:t>
+      </w:r>
+      <w:proofErr w:type="spellStart"/>
+      <w:r>
+        <w:rPr>
+          <w:rFonts w:ascii="Times New Roman" w:eastAsia="Times New Roman" w:hAnsi="Times New Roman" w:cs="Times New Roman"/>
+          <w:color w:val="000000"/>
+          <w:sz w:val="24"/>
+          <w:szCs w:val="24"/>
+        </w:rPr>
+        <w:t>menjadi</w:t>
+      </w:r>
+      <w:proofErr w:type="spellEnd"/>
+      <w:r>
+        <w:rPr>
+          <w:rFonts w:ascii="Times New Roman" w:eastAsia="Times New Roman" w:hAnsi="Times New Roman" w:cs="Times New Roman"/>
+          <w:color w:val="000000"/>
+          <w:sz w:val="24"/>
+          <w:szCs w:val="24"/>
+        </w:rPr>
+        <w:t xml:space="preserve"> </w:t>
+      </w:r>
+      <w:proofErr w:type="spellStart"/>
+      <w:r>
+        <w:rPr>
+          <w:rFonts w:ascii="Times New Roman" w:eastAsia="Times New Roman" w:hAnsi="Times New Roman" w:cs="Times New Roman"/>
+          <w:color w:val="000000"/>
+          <w:sz w:val="24"/>
+          <w:szCs w:val="24"/>
+        </w:rPr>
+        <w:t>tempat</w:t>
+      </w:r>
+      <w:proofErr w:type="spellEnd"/>
+      <w:r>
+        <w:rPr>
+          <w:rFonts w:ascii="Times New Roman" w:eastAsia="Times New Roman" w:hAnsi="Times New Roman" w:cs="Times New Roman"/>
+          <w:color w:val="000000"/>
+          <w:sz w:val="24"/>
+          <w:szCs w:val="24"/>
+        </w:rPr>
+        <w:t xml:space="preserve"> bersarangnya serangga seperti semut atau hewan </w:t>
+      </w:r>
+      <w:proofErr w:type="spellStart"/>
+      <w:r>
+        <w:rPr>
+          <w:rFonts w:ascii="Times New Roman" w:eastAsia="Times New Roman" w:hAnsi="Times New Roman" w:cs="Times New Roman"/>
+          <w:color w:val="000000"/>
+          <w:sz w:val="24"/>
+          <w:szCs w:val="24"/>
+        </w:rPr>
+        <w:t>kecil</w:t>
+      </w:r>
+      <w:proofErr w:type="spellEnd"/>
+      <w:r>
+        <w:rPr>
+          <w:rFonts w:ascii="Times New Roman" w:eastAsia="Times New Roman" w:hAnsi="Times New Roman" w:cs="Times New Roman"/>
+          <w:color w:val="000000"/>
+          <w:sz w:val="24"/>
+          <w:szCs w:val="24"/>
+        </w:rPr>
+        <w:t xml:space="preserve"> yang </w:t>
+      </w:r>
+      <w:proofErr w:type="spellStart"/>
+      <w:r>
+        <w:rPr>
+          <w:rFonts w:ascii="Times New Roman" w:eastAsia="Times New Roman" w:hAnsi="Times New Roman" w:cs="Times New Roman"/>
+          <w:color w:val="000000"/>
+          <w:sz w:val="24"/>
+          <w:szCs w:val="24"/>
+        </w:rPr>
+        <w:t>dapat</w:t>
+      </w:r>
+      <w:proofErr w:type="spellEnd"/>
+      <w:r>
+        <w:rPr>
+          <w:rFonts w:ascii="Times New Roman" w:eastAsia="Times New Roman" w:hAnsi="Times New Roman" w:cs="Times New Roman"/>
+          <w:color w:val="000000"/>
+          <w:sz w:val="24"/>
+          <w:szCs w:val="24"/>
+        </w:rPr>
+        <w:t xml:space="preserve"> </w:t>
+      </w:r>
+      <w:proofErr w:type="spellStart"/>
+      <w:r>
+        <w:rPr>
+          <w:rFonts w:ascii="Times New Roman" w:eastAsia="Times New Roman" w:hAnsi="Times New Roman" w:cs="Times New Roman"/>
+          <w:color w:val="000000"/>
+          <w:sz w:val="24"/>
+          <w:szCs w:val="24"/>
+        </w:rPr>
+        <w:t>merusak</w:t>
+      </w:r>
+      <w:proofErr w:type="spellEnd"/>
+      <w:r>
+        <w:rPr>
+          <w:rFonts w:ascii="Times New Roman" w:eastAsia="Times New Roman" w:hAnsi="Times New Roman" w:cs="Times New Roman"/>
+          <w:color w:val="000000"/>
+          <w:sz w:val="24"/>
+          <w:szCs w:val="24"/>
+        </w:rPr>
+        <w:t xml:space="preserve"> </w:t>
+      </w:r>
+      <w:proofErr w:type="spellStart"/>
+      <w:r>
+        <w:rPr>
+          <w:rFonts w:ascii="Times New Roman" w:eastAsia="Times New Roman" w:hAnsi="Times New Roman" w:cs="Times New Roman"/>
+          <w:color w:val="000000"/>
+          <w:sz w:val="24"/>
+          <w:szCs w:val="24"/>
+        </w:rPr>
+        <w:t>kabel</w:t>
+      </w:r>
+      <w:proofErr w:type="spellEnd"/>
+      <w:r>
+        <w:rPr>
+          <w:rFonts w:ascii="Times New Roman" w:eastAsia="Times New Roman" w:hAnsi="Times New Roman" w:cs="Times New Roman"/>
+          <w:color w:val="000000"/>
+          <w:sz w:val="24"/>
+          <w:szCs w:val="24"/>
+        </w:rPr>
+        <w:t xml:space="preserve"> </w:t>
+      </w:r>
+      <w:proofErr w:type="spellStart"/>
+      <w:r>
+        <w:rPr>
+          <w:rFonts w:ascii="Times New Roman" w:eastAsia="Times New Roman" w:hAnsi="Times New Roman" w:cs="Times New Roman"/>
+          <w:color w:val="000000"/>
+          <w:sz w:val="24"/>
+          <w:szCs w:val="24"/>
+        </w:rPr>
+        <w:t>dan</w:t>
+      </w:r>
+      <w:proofErr w:type="spellEnd"/>
+      <w:r>
+        <w:rPr>
+          <w:rFonts w:ascii="Times New Roman" w:eastAsia="Times New Roman" w:hAnsi="Times New Roman" w:cs="Times New Roman"/>
+          <w:color w:val="000000"/>
+          <w:sz w:val="24"/>
+          <w:szCs w:val="24"/>
+        </w:rPr>
+        <w:t xml:space="preserve"> </w:t>
+      </w:r>
+      <w:proofErr w:type="spellStart"/>
+      <w:r>
+        <w:rPr>
+          <w:rFonts w:ascii="Times New Roman" w:eastAsia="Times New Roman" w:hAnsi="Times New Roman" w:cs="Times New Roman"/>
+          <w:color w:val="000000"/>
+          <w:sz w:val="24"/>
+          <w:szCs w:val="24"/>
+        </w:rPr>
+        <w:t>komponen</w:t>
+      </w:r>
+      <w:proofErr w:type="spellEnd"/>
+      <w:r>
+        <w:rPr>
+          <w:rFonts w:ascii="Times New Roman" w:eastAsia="Times New Roman" w:hAnsi="Times New Roman" w:cs="Times New Roman"/>
+          <w:color w:val="000000"/>
+          <w:sz w:val="24"/>
+          <w:szCs w:val="24"/>
+        </w:rPr>
+        <w:t> di </w:t>
+      </w:r>
+      <w:proofErr w:type="spellStart"/>
+      <w:r>
+        <w:rPr>
+          <w:rFonts w:ascii="Times New Roman" w:eastAsia="Times New Roman" w:hAnsi="Times New Roman" w:cs="Times New Roman"/>
+          <w:color w:val="000000"/>
+          <w:sz w:val="24"/>
+          <w:szCs w:val="24"/>
+        </w:rPr>
+        <w:t>dalamnya</w:t>
+      </w:r>
+      <w:proofErr w:type="spellEnd"/>
+      <w:r>
+        <w:rPr>
+          <w:rFonts w:ascii="Times New Roman" w:eastAsia="Times New Roman" w:hAnsi="Times New Roman" w:cs="Times New Roman"/>
+          <w:color w:val="000000"/>
+          <w:sz w:val="24"/>
+          <w:szCs w:val="24"/>
+        </w:rPr>
+        <w:t>.</w:t>
+      </w:r>
+      <w:proofErr w:type="gramEnd"/>
+    </w:p>
     <w:p>
       <w:pPr>
         <w:pStyle w:val="Caption"/>
@@ -13619,104 +14195,6 @@
           <w:lang w:val="fi-FI"/>
         </w:rPr>
       </w:pPr>
-    </w:p>
-    <w:p>
-      <w:pPr>
-        <w:pStyle w:val="Caption"/>
-        <w:framePr w:hSpace="180" w:wrap="around" w:vAnchor="page" w:hAnchor="page" w:x="5161" w:y="10966"/>
-        <w:rPr>
-          <w:rFonts w:ascii="Times New Roman" w:hAnsi="Times New Roman" w:cs="Times New Roman"/>
-          <w:color w:val="auto"/>
-          <w:sz w:val="24"/>
-          <w:szCs w:val="24"/>
-        </w:rPr>
-      </w:pPr>
-      <w:bookmarkStart w:id="59" w:name="_Toc214561192"/>
-      <w:r>
-        <w:rPr>
-          <w:rFonts w:ascii="Times New Roman" w:hAnsi="Times New Roman" w:cs="Times New Roman"/>
-          <w:color w:val="auto"/>
-          <w:sz w:val="24"/>
-          <w:szCs w:val="24"/>
-        </w:rPr>
-        <w:t xml:space="preserve">Table </w:t>
-      </w:r>
-      <w:r>
-        <w:rPr>
-          <w:rFonts w:ascii="Times New Roman" w:hAnsi="Times New Roman" w:cs="Times New Roman"/>
-          <w:color w:val="auto"/>
-          <w:sz w:val="24"/>
-          <w:szCs w:val="24"/>
-        </w:rPr>
-        <w:fldChar w:fldCharType="begin"/>
-      </w:r>
-      <w:r>
-        <w:rPr>
-          <w:rFonts w:ascii="Times New Roman" w:hAnsi="Times New Roman" w:cs="Times New Roman"/>
-          <w:color w:val="auto"/>
-          <w:sz w:val="24"/>
-          <w:szCs w:val="24"/>
-        </w:rPr>
-        <w:instrText xml:space="preserve"> SEQ Table \* ARABIC </w:instrText>
-      </w:r>
-      <w:r>
-        <w:rPr>
-          <w:rFonts w:ascii="Times New Roman" w:hAnsi="Times New Roman" w:cs="Times New Roman"/>
-          <w:color w:val="auto"/>
-          <w:sz w:val="24"/>
-          <w:szCs w:val="24"/>
-        </w:rPr>
-        <w:fldChar w:fldCharType="separate"/>
-      </w:r>
-      <w:r>
-        <w:rPr>
-          <w:rFonts w:ascii="Times New Roman" w:hAnsi="Times New Roman" w:cs="Times New Roman"/>
-          <w:noProof/>
-          <w:color w:val="auto"/>
-          <w:sz w:val="24"/>
-          <w:szCs w:val="24"/>
-        </w:rPr>
-        <w:t>1</w:t>
-      </w:r>
-      <w:r>
-        <w:rPr>
-          <w:rFonts w:ascii="Times New Roman" w:hAnsi="Times New Roman" w:cs="Times New Roman"/>
-          <w:color w:val="auto"/>
-          <w:sz w:val="24"/>
-          <w:szCs w:val="24"/>
-        </w:rPr>
-        <w:fldChar w:fldCharType="end"/>
-      </w:r>
-      <w:r>
-        <w:rPr>
-          <w:rFonts w:ascii="Times New Roman" w:hAnsi="Times New Roman" w:cs="Times New Roman"/>
-          <w:color w:val="auto"/>
-          <w:sz w:val="24"/>
-          <w:szCs w:val="24"/>
-        </w:rPr>
-        <w:t xml:space="preserve"> </w:t>
-      </w:r>
-      <w:proofErr w:type="spellStart"/>
-      <w:r>
-        <w:rPr>
-          <w:rFonts w:ascii="Times New Roman" w:hAnsi="Times New Roman" w:cs="Times New Roman"/>
-          <w:color w:val="auto"/>
-          <w:sz w:val="24"/>
-          <w:szCs w:val="24"/>
-        </w:rPr>
-        <w:t>Jadwal</w:t>
-      </w:r>
-      <w:proofErr w:type="spellEnd"/>
-      <w:r>
-        <w:rPr>
-          <w:rFonts w:ascii="Times New Roman" w:hAnsi="Times New Roman" w:cs="Times New Roman"/>
-          <w:color w:val="auto"/>
-          <w:sz w:val="24"/>
-          <w:szCs w:val="24"/>
-        </w:rPr>
-        <w:t xml:space="preserve"> PKL</w:t>
-      </w:r>
-      <w:bookmarkEnd w:id="59"/>
     </w:p>
     <w:p>
       <w:pPr>
@@ -13763,109 +14241,109 @@
           <w:szCs w:val="24"/>
         </w:rPr>
       </w:pPr>
-      <w:bookmarkStart w:id="60" w:name="_iiwppcpwn633" w:colFirst="0" w:colLast="0"/>
-      <w:bookmarkStart w:id="61" w:name="_Toc214561243"/>
+      <w:bookmarkStart w:id="59" w:name="_iiwppcpwn633" w:colFirst="0" w:colLast="0"/>
+      <w:bookmarkStart w:id="60" w:name="_Toc214561243"/>
+      <w:bookmarkEnd w:id="59"/>
+      <w:proofErr w:type="spellStart"/>
+      <w:r>
+        <w:rPr>
+          <w:rFonts w:ascii="Times New Roman" w:eastAsia="Times New Roman" w:hAnsi="Times New Roman" w:cs="Times New Roman"/>
+          <w:b/>
+          <w:color w:val="000000"/>
+          <w:sz w:val="24"/>
+          <w:szCs w:val="24"/>
+        </w:rPr>
+        <w:t>Hasil</w:t>
+      </w:r>
+      <w:proofErr w:type="spellEnd"/>
+      <w:r>
+        <w:rPr>
+          <w:rFonts w:ascii="Times New Roman" w:eastAsia="Times New Roman" w:hAnsi="Times New Roman" w:cs="Times New Roman"/>
+          <w:b/>
+          <w:color w:val="000000"/>
+          <w:sz w:val="24"/>
+          <w:szCs w:val="24"/>
+        </w:rPr>
+        <w:t xml:space="preserve"> </w:t>
+      </w:r>
+      <w:proofErr w:type="spellStart"/>
+      <w:r>
+        <w:rPr>
+          <w:rFonts w:ascii="Times New Roman" w:eastAsia="Times New Roman" w:hAnsi="Times New Roman" w:cs="Times New Roman"/>
+          <w:b/>
+          <w:color w:val="000000"/>
+          <w:sz w:val="24"/>
+          <w:szCs w:val="24"/>
+        </w:rPr>
+        <w:t>Kegiatan</w:t>
+      </w:r>
+      <w:proofErr w:type="spellEnd"/>
+      <w:r>
+        <w:rPr>
+          <w:rFonts w:ascii="Times New Roman" w:eastAsia="Times New Roman" w:hAnsi="Times New Roman" w:cs="Times New Roman"/>
+          <w:b/>
+          <w:color w:val="000000"/>
+          <w:sz w:val="24"/>
+          <w:szCs w:val="24"/>
+        </w:rPr>
+        <w:t xml:space="preserve"> </w:t>
+      </w:r>
+      <w:proofErr w:type="spellStart"/>
+      <w:r>
+        <w:rPr>
+          <w:rFonts w:ascii="Times New Roman" w:eastAsia="Times New Roman" w:hAnsi="Times New Roman" w:cs="Times New Roman"/>
+          <w:b/>
+          <w:color w:val="000000"/>
+          <w:sz w:val="24"/>
+          <w:szCs w:val="24"/>
+        </w:rPr>
+        <w:t>Praktik</w:t>
+      </w:r>
+      <w:proofErr w:type="spellEnd"/>
+      <w:r>
+        <w:rPr>
+          <w:rFonts w:ascii="Times New Roman" w:eastAsia="Times New Roman" w:hAnsi="Times New Roman" w:cs="Times New Roman"/>
+          <w:b/>
+          <w:color w:val="000000"/>
+          <w:sz w:val="24"/>
+          <w:szCs w:val="24"/>
+        </w:rPr>
+        <w:t xml:space="preserve"> </w:t>
+      </w:r>
+      <w:proofErr w:type="spellStart"/>
+      <w:r>
+        <w:rPr>
+          <w:rFonts w:ascii="Times New Roman" w:eastAsia="Times New Roman" w:hAnsi="Times New Roman" w:cs="Times New Roman"/>
+          <w:b/>
+          <w:color w:val="000000"/>
+          <w:sz w:val="24"/>
+          <w:szCs w:val="24"/>
+        </w:rPr>
+        <w:t>Lapangan</w:t>
+      </w:r>
+      <w:proofErr w:type="spellEnd"/>
+      <w:r>
+        <w:rPr>
+          <w:rFonts w:ascii="Times New Roman" w:eastAsia="Times New Roman" w:hAnsi="Times New Roman" w:cs="Times New Roman"/>
+          <w:b/>
+          <w:color w:val="000000"/>
+          <w:sz w:val="24"/>
+          <w:szCs w:val="24"/>
+        </w:rPr>
+        <w:t xml:space="preserve"> </w:t>
+      </w:r>
+      <w:proofErr w:type="spellStart"/>
+      <w:r>
+        <w:rPr>
+          <w:rFonts w:ascii="Times New Roman" w:eastAsia="Times New Roman" w:hAnsi="Times New Roman" w:cs="Times New Roman"/>
+          <w:b/>
+          <w:color w:val="000000"/>
+          <w:sz w:val="24"/>
+          <w:szCs w:val="24"/>
+        </w:rPr>
+        <w:t>Kerja</w:t>
+      </w:r>
       <w:bookmarkEnd w:id="60"/>
-      <w:proofErr w:type="spellStart"/>
-      <w:r>
-        <w:rPr>
-          <w:rFonts w:ascii="Times New Roman" w:eastAsia="Times New Roman" w:hAnsi="Times New Roman" w:cs="Times New Roman"/>
-          <w:b/>
-          <w:color w:val="000000"/>
-          <w:sz w:val="24"/>
-          <w:szCs w:val="24"/>
-        </w:rPr>
-        <w:t>Hasil</w:t>
-      </w:r>
-      <w:proofErr w:type="spellEnd"/>
-      <w:r>
-        <w:rPr>
-          <w:rFonts w:ascii="Times New Roman" w:eastAsia="Times New Roman" w:hAnsi="Times New Roman" w:cs="Times New Roman"/>
-          <w:b/>
-          <w:color w:val="000000"/>
-          <w:sz w:val="24"/>
-          <w:szCs w:val="24"/>
-        </w:rPr>
-        <w:t xml:space="preserve"> </w:t>
-      </w:r>
-      <w:proofErr w:type="spellStart"/>
-      <w:r>
-        <w:rPr>
-          <w:rFonts w:ascii="Times New Roman" w:eastAsia="Times New Roman" w:hAnsi="Times New Roman" w:cs="Times New Roman"/>
-          <w:b/>
-          <w:color w:val="000000"/>
-          <w:sz w:val="24"/>
-          <w:szCs w:val="24"/>
-        </w:rPr>
-        <w:t>Kegiatan</w:t>
-      </w:r>
-      <w:proofErr w:type="spellEnd"/>
-      <w:r>
-        <w:rPr>
-          <w:rFonts w:ascii="Times New Roman" w:eastAsia="Times New Roman" w:hAnsi="Times New Roman" w:cs="Times New Roman"/>
-          <w:b/>
-          <w:color w:val="000000"/>
-          <w:sz w:val="24"/>
-          <w:szCs w:val="24"/>
-        </w:rPr>
-        <w:t xml:space="preserve"> </w:t>
-      </w:r>
-      <w:proofErr w:type="spellStart"/>
-      <w:r>
-        <w:rPr>
-          <w:rFonts w:ascii="Times New Roman" w:eastAsia="Times New Roman" w:hAnsi="Times New Roman" w:cs="Times New Roman"/>
-          <w:b/>
-          <w:color w:val="000000"/>
-          <w:sz w:val="24"/>
-          <w:szCs w:val="24"/>
-        </w:rPr>
-        <w:t>Praktik</w:t>
-      </w:r>
-      <w:proofErr w:type="spellEnd"/>
-      <w:r>
-        <w:rPr>
-          <w:rFonts w:ascii="Times New Roman" w:eastAsia="Times New Roman" w:hAnsi="Times New Roman" w:cs="Times New Roman"/>
-          <w:b/>
-          <w:color w:val="000000"/>
-          <w:sz w:val="24"/>
-          <w:szCs w:val="24"/>
-        </w:rPr>
-        <w:t xml:space="preserve"> </w:t>
-      </w:r>
-      <w:proofErr w:type="spellStart"/>
-      <w:r>
-        <w:rPr>
-          <w:rFonts w:ascii="Times New Roman" w:eastAsia="Times New Roman" w:hAnsi="Times New Roman" w:cs="Times New Roman"/>
-          <w:b/>
-          <w:color w:val="000000"/>
-          <w:sz w:val="24"/>
-          <w:szCs w:val="24"/>
-        </w:rPr>
-        <w:t>Lapangan</w:t>
-      </w:r>
-      <w:proofErr w:type="spellEnd"/>
-      <w:r>
-        <w:rPr>
-          <w:rFonts w:ascii="Times New Roman" w:eastAsia="Times New Roman" w:hAnsi="Times New Roman" w:cs="Times New Roman"/>
-          <w:b/>
-          <w:color w:val="000000"/>
-          <w:sz w:val="24"/>
-          <w:szCs w:val="24"/>
-        </w:rPr>
-        <w:t xml:space="preserve"> </w:t>
-      </w:r>
-      <w:proofErr w:type="spellStart"/>
-      <w:r>
-        <w:rPr>
-          <w:rFonts w:ascii="Times New Roman" w:eastAsia="Times New Roman" w:hAnsi="Times New Roman" w:cs="Times New Roman"/>
-          <w:b/>
-          <w:color w:val="000000"/>
-          <w:sz w:val="24"/>
-          <w:szCs w:val="24"/>
-        </w:rPr>
-        <w:t>Kerja</w:t>
-      </w:r>
-      <w:bookmarkEnd w:id="61"/>
       <w:proofErr w:type="spellEnd"/>
     </w:p>
     <w:p>
@@ -14021,6 +14499,14 @@
         </w:rPr>
         <w:t xml:space="preserve"> </w:t>
       </w:r>
+    </w:p>
+    <w:p>
+      <w:bookmarkStart w:id="61" w:name="_Toc214560316"/>
+      <w:bookmarkStart w:id="62" w:name="_Toc214560361"/>
+      <w:bookmarkStart w:id="63" w:name="_Toc214561244"/>
+      <w:bookmarkEnd w:id="61"/>
+      <w:bookmarkEnd w:id="62"/>
+      <w:bookmarkEnd w:id="63"/>
     </w:p>
     <w:p>
       <w:pPr>
@@ -14036,93 +14522,23 @@
         <w:rPr>
           <w:rFonts w:ascii="Times New Roman" w:eastAsia="Times New Roman" w:hAnsi="Times New Roman" w:cs="Times New Roman"/>
           <w:b/>
+          <w:noProof/>
           <w:vanish/>
           <w:sz w:val="24"/>
           <w:szCs w:val="24"/>
-          <w:lang w:val="fi-FI"/>
-        </w:rPr>
-      </w:pPr>
-      <w:bookmarkStart w:id="62" w:name="_Toc214560316"/>
-      <w:bookmarkStart w:id="63" w:name="_Toc214560361"/>
-      <w:bookmarkStart w:id="64" w:name="_Toc214561244"/>
-      <w:bookmarkEnd w:id="62"/>
-      <w:bookmarkEnd w:id="63"/>
-      <w:bookmarkEnd w:id="64"/>
-    </w:p>
-    <w:p>
-      <w:pPr>
-        <w:pStyle w:val="ListParagraph"/>
-        <w:widowControl w:val="0"/>
-        <w:numPr>
-          <w:ilvl w:val="1"/>
-          <w:numId w:val="31"/>
-        </w:numPr>
-        <w:spacing w:after="0" w:line="480" w:lineRule="auto"/>
-        <w:contextualSpacing w:val="0"/>
-        <w:outlineLvl w:val="2"/>
-        <w:rPr>
-          <w:rFonts w:ascii="Times New Roman" w:eastAsia="Times New Roman" w:hAnsi="Times New Roman" w:cs="Times New Roman"/>
-          <w:b/>
-          <w:vanish/>
-          <w:sz w:val="24"/>
-          <w:szCs w:val="24"/>
-          <w:lang w:val="fi-FI"/>
-        </w:rPr>
-      </w:pPr>
-      <w:bookmarkStart w:id="65" w:name="_Toc214560317"/>
-      <w:bookmarkStart w:id="66" w:name="_Toc214560362"/>
-      <w:bookmarkStart w:id="67" w:name="_Toc214561245"/>
-      <w:bookmarkEnd w:id="65"/>
-      <w:bookmarkEnd w:id="66"/>
-      <w:bookmarkEnd w:id="67"/>
-    </w:p>
-    <w:p>
-      <w:pPr>
-        <w:pStyle w:val="ListParagraph"/>
-        <w:widowControl w:val="0"/>
-        <w:numPr>
-          <w:ilvl w:val="1"/>
-          <w:numId w:val="31"/>
-        </w:numPr>
-        <w:spacing w:after="0" w:line="480" w:lineRule="auto"/>
-        <w:contextualSpacing w:val="0"/>
-        <w:outlineLvl w:val="2"/>
-        <w:rPr>
-          <w:rFonts w:ascii="Times New Roman" w:eastAsia="Times New Roman" w:hAnsi="Times New Roman" w:cs="Times New Roman"/>
-          <w:b/>
-          <w:vanish/>
-          <w:sz w:val="24"/>
-          <w:szCs w:val="24"/>
-          <w:lang w:val="fi-FI"/>
-        </w:rPr>
-      </w:pPr>
-      <w:bookmarkStart w:id="68" w:name="_Toc214560318"/>
-      <w:bookmarkStart w:id="69" w:name="_Toc214560363"/>
-      <w:bookmarkStart w:id="70" w:name="_Toc214561246"/>
-      <w:bookmarkEnd w:id="68"/>
-      <w:bookmarkEnd w:id="69"/>
-      <w:bookmarkEnd w:id="70"/>
-    </w:p>
-    <w:p/>
-    <w:p>
-      <w:pPr>
-        <w:pStyle w:val="Heading3"/>
-        <w:numPr>
-          <w:ilvl w:val="2"/>
-          <w:numId w:val="31"/>
-        </w:numPr>
-        <w:spacing w:line="480" w:lineRule="auto"/>
-        <w:rPr>
-          <w:lang w:val="fi-FI"/>
-        </w:rPr>
-      </w:pPr>
-      <w:bookmarkStart w:id="71" w:name="_Toc214561247"/>
-      <w:r>
+          <w:lang w:val="en-US"/>
+        </w:rPr>
+      </w:pPr>
+      <w:r>
+        <w:rPr>
+          <w:noProof/>
+          <w:lang w:val="en-US"/>
+        </w:rPr>
         <w:drawing>
-          <wp:anchor distT="0" distB="0" distL="114300" distR="114300" simplePos="0" relativeHeight="251671552" behindDoc="0" locked="0" layoutInCell="1" allowOverlap="1" wp14:anchorId="33E49B47" wp14:editId="28301BDA">
+          <wp:anchor distT="0" distB="0" distL="114300" distR="114300" simplePos="0" relativeHeight="251671552" behindDoc="0" locked="0" layoutInCell="1" allowOverlap="1" wp14:anchorId="33E49B47" wp14:editId="4B632FA1">
             <wp:simplePos x="0" y="0"/>
             <wp:positionH relativeFrom="margin">
-              <wp:posOffset>464820</wp:posOffset>
+              <wp:posOffset>1226820</wp:posOffset>
             </wp:positionH>
             <wp:positionV relativeFrom="paragraph">
               <wp:posOffset>195580</wp:posOffset>
@@ -14174,13 +14590,78 @@
           </wp:anchor>
         </w:drawing>
       </w:r>
+    </w:p>
+    <w:p>
+      <w:pPr>
+        <w:pStyle w:val="ListParagraph"/>
+        <w:widowControl w:val="0"/>
+        <w:numPr>
+          <w:ilvl w:val="1"/>
+          <w:numId w:val="31"/>
+        </w:numPr>
+        <w:spacing w:after="0" w:line="480" w:lineRule="auto"/>
+        <w:contextualSpacing w:val="0"/>
+        <w:outlineLvl w:val="2"/>
+        <w:rPr>
+          <w:rFonts w:ascii="Times New Roman" w:eastAsia="Times New Roman" w:hAnsi="Times New Roman" w:cs="Times New Roman"/>
+          <w:b/>
+          <w:noProof/>
+          <w:vanish/>
+          <w:sz w:val="24"/>
+          <w:szCs w:val="24"/>
+          <w:lang w:val="en-US"/>
+        </w:rPr>
+      </w:pPr>
+    </w:p>
+    <w:p>
+      <w:pPr>
+        <w:pStyle w:val="Heading3"/>
+        <w:numPr>
+          <w:ilvl w:val="2"/>
+          <w:numId w:val="11"/>
+        </w:numPr>
+        <w:spacing w:line="480" w:lineRule="auto"/>
+        <w:rPr>
+          <w:lang w:val="fi-FI"/>
+        </w:rPr>
+      </w:pPr>
+      <w:bookmarkStart w:id="64" w:name="_Toc214561247"/>
       <w:r>
         <w:rPr>
           <w:lang w:val="fi-FI"/>
         </w:rPr>
         <w:t>Splicing Fungsion</w:t>
       </w:r>
-      <w:bookmarkEnd w:id="71"/>
+      <w:bookmarkEnd w:id="64"/>
+    </w:p>
+    <w:p>
+      <w:pPr>
+        <w:rPr>
+          <w:lang w:val="fi-FI"/>
+        </w:rPr>
+      </w:pPr>
+      <w:bookmarkStart w:id="65" w:name="_Toc214561248"/>
+    </w:p>
+    <w:p>
+      <w:pPr>
+        <w:rPr>
+          <w:lang w:val="fi-FI"/>
+        </w:rPr>
+      </w:pPr>
+    </w:p>
+    <w:p>
+      <w:pPr>
+        <w:rPr>
+          <w:lang w:val="fi-FI"/>
+        </w:rPr>
+      </w:pPr>
+    </w:p>
+    <w:p>
+      <w:pPr>
+        <w:rPr>
+          <w:lang w:val="fi-FI"/>
+        </w:rPr>
+      </w:pPr>
     </w:p>
     <w:p>
       <w:pPr>
@@ -14191,17 +14672,18 @@
       <w:r>
         <w:rPr>
           <w:noProof/>
+          <w:lang w:val="en-US"/>
         </w:rPr>
         <mc:AlternateContent>
           <mc:Choice Requires="wps">
             <w:drawing>
-              <wp:anchor distT="0" distB="0" distL="114300" distR="114300" simplePos="0" relativeHeight="251680768" behindDoc="0" locked="0" layoutInCell="1" allowOverlap="1" wp14:anchorId="0E8C1E05" wp14:editId="3A7C647F">
+              <wp:anchor distT="0" distB="0" distL="114300" distR="114300" simplePos="0" relativeHeight="251680768" behindDoc="0" locked="0" layoutInCell="1" allowOverlap="1" wp14:anchorId="0E8C1E05" wp14:editId="3944292C">
                 <wp:simplePos x="0" y="0"/>
                 <wp:positionH relativeFrom="column">
-                  <wp:posOffset>3179445</wp:posOffset>
+                  <wp:posOffset>1303020</wp:posOffset>
                 </wp:positionH>
                 <wp:positionV relativeFrom="paragraph">
-                  <wp:posOffset>321310</wp:posOffset>
+                  <wp:posOffset>218440</wp:posOffset>
                 </wp:positionV>
                 <wp:extent cx="2486025" cy="635"/>
                 <wp:effectExtent l="0" t="0" r="9525" b="2540"/>
@@ -14241,7 +14723,7 @@
                                 <w:szCs w:val="24"/>
                               </w:rPr>
                             </w:pPr>
-                            <w:bookmarkStart w:id="72" w:name="_Toc214561157"/>
+                            <w:bookmarkStart w:id="66" w:name="_Toc214561157"/>
                             <w:proofErr w:type="spellStart"/>
                             <w:proofErr w:type="gramStart"/>
                             <w:r>
@@ -14329,7 +14811,7 @@
                               </w:rPr>
                               <w:t>Fungsion</w:t>
                             </w:r>
-                            <w:bookmarkEnd w:id="72"/>
+                            <w:bookmarkEnd w:id="66"/>
                             <w:proofErr w:type="spellEnd"/>
                           </w:p>
                         </w:txbxContent>
@@ -14348,7 +14830,7 @@
           </mc:Choice>
           <mc:Fallback>
             <w:pict>
-              <v:shape id="Text Box 6" o:spid="_x0000_s1032" type="#_x0000_t202" style="position:absolute;margin-left:250.35pt;margin-top:25.3pt;width:195.75pt;height:.05pt;z-index:251680768;visibility:visible;mso-wrap-style:square;mso-wrap-distance-left:9pt;mso-wrap-distance-top:0;mso-wrap-distance-right:9pt;mso-wrap-distance-bottom:0;mso-position-horizontal:absolute;mso-position-horizontal-relative:text;mso-position-vertical:absolute;mso-position-vertical-relative:text;v-text-anchor:top" o:gfxdata="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" stroked="f">
+              <v:shape id="Text Box 6" o:spid="_x0000_s1032" type="#_x0000_t202" style="position:absolute;margin-left:102.6pt;margin-top:17.2pt;width:195.75pt;height:.05pt;z-index:251680768;visibility:visible;mso-wrap-style:square;mso-wrap-distance-left:9pt;mso-wrap-distance-top:0;mso-wrap-distance-right:9pt;mso-wrap-distance-bottom:0;mso-position-horizontal:absolute;mso-position-horizontal-relative:text;mso-position-vertical:absolute;mso-position-vertical-relative:text;v-text-anchor:top" o:gfxdata="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" stroked="f">
                 <v:textbox style="mso-fit-shape-to-text:t" inset="0,0,0,0">
                   <w:txbxContent>
                     <w:p>
@@ -14362,7 +14844,7 @@
                           <w:szCs w:val="24"/>
                         </w:rPr>
                       </w:pPr>
-                      <w:bookmarkStart w:id="73" w:name="_Toc214561157"/>
+                      <w:bookmarkStart w:id="67" w:name="_Toc214561157"/>
                       <w:proofErr w:type="spellStart"/>
                       <w:proofErr w:type="gramStart"/>
                       <w:r>
@@ -14450,7 +14932,7 @@
                         </w:rPr>
                         <w:t>Fungsion</w:t>
                       </w:r>
-                      <w:bookmarkEnd w:id="73"/>
+                      <w:bookmarkEnd w:id="67"/>
                       <w:proofErr w:type="spellEnd"/>
                     </w:p>
                   </w:txbxContent>
@@ -14460,31 +14942,31 @@
           </mc:Fallback>
         </mc:AlternateContent>
       </w:r>
-      <w:r>
-        <w:rPr>
-          <w:lang w:val="fi-FI"/>
-        </w:rPr>
-        <w:br w:type="page"/>
-      </w:r>
+    </w:p>
+    <w:p>
+      <w:pPr>
+        <w:rPr>
+          <w:lang w:val="fi-FI"/>
+        </w:rPr>
+      </w:pPr>
     </w:p>
     <w:p>
       <w:pPr>
         <w:pStyle w:val="Heading3"/>
         <w:numPr>
           <w:ilvl w:val="2"/>
-          <w:numId w:val="31"/>
+          <w:numId w:val="11"/>
         </w:numPr>
         <w:spacing w:line="480" w:lineRule="auto"/>
         <w:rPr>
           <w:lang w:val="fi-FI"/>
         </w:rPr>
       </w:pPr>
-      <w:bookmarkStart w:id="74" w:name="_Toc214561248"/>
-      <w:r>
-        <w:rPr>
-          <w:lang w:val="fi-FI"/>
-        </w:rPr>
-        <w:lastRenderedPageBreak/>
+      <w:r>
+        <w:rPr>
+          <w:noProof/>
+          <w:lang w:val="en-US"/>
+        </w:rPr>
         <w:drawing>
           <wp:anchor distT="0" distB="0" distL="114300" distR="114300" simplePos="0" relativeHeight="251672576" behindDoc="0" locked="0" layoutInCell="1" allowOverlap="1" wp14:anchorId="219BC6E0" wp14:editId="7163C36C">
             <wp:simplePos x="0" y="0"/>
@@ -14547,7 +15029,7 @@
         </w:rPr>
         <w:t>Customer Service</w:t>
       </w:r>
-      <w:bookmarkEnd w:id="74"/>
+      <w:bookmarkEnd w:id="65"/>
     </w:p>
     <w:p>
       <w:pPr>
@@ -14593,6 +15075,7 @@
       <w:r>
         <w:rPr>
           <w:noProof/>
+          <w:lang w:val="en-US"/>
         </w:rPr>
         <mc:AlternateContent>
           <mc:Choice Requires="wps">
@@ -14643,7 +15126,7 @@
                                 <w:lang w:val="fi-FI"/>
                               </w:rPr>
                             </w:pPr>
-                            <w:bookmarkStart w:id="75" w:name="_Toc214561158"/>
+                            <w:bookmarkStart w:id="68" w:name="_Toc214561158"/>
                             <w:proofErr w:type="spellStart"/>
                             <w:proofErr w:type="gramStart"/>
                             <w:r>
@@ -14741,7 +15224,7 @@
                               </w:rPr>
                               <w:t xml:space="preserve"> Customer Service</w:t>
                             </w:r>
-                            <w:bookmarkEnd w:id="75"/>
+                            <w:bookmarkEnd w:id="68"/>
                           </w:p>
                         </w:txbxContent>
                       </wps:txbx>
@@ -14778,7 +15261,7 @@
                           <w:lang w:val="fi-FI"/>
                         </w:rPr>
                       </w:pPr>
-                      <w:bookmarkStart w:id="76" w:name="_Toc214561158"/>
+                      <w:bookmarkStart w:id="69" w:name="_Toc214561158"/>
                       <w:proofErr w:type="spellStart"/>
                       <w:proofErr w:type="gramStart"/>
                       <w:r>
@@ -14876,7 +15359,7 @@
                         </w:rPr>
                         <w:t xml:space="preserve"> Customer Service</w:t>
                       </w:r>
-                      <w:bookmarkEnd w:id="76"/>
+                      <w:bookmarkEnd w:id="69"/>
                     </w:p>
                   </w:txbxContent>
                 </v:textbox>
@@ -14898,14 +15381,14 @@
         <w:pStyle w:val="Heading3"/>
         <w:numPr>
           <w:ilvl w:val="2"/>
-          <w:numId w:val="31"/>
+          <w:numId w:val="11"/>
         </w:numPr>
         <w:spacing w:line="480" w:lineRule="auto"/>
         <w:rPr>
           <w:lang w:val="fi-FI"/>
         </w:rPr>
       </w:pPr>
-      <w:bookmarkStart w:id="77" w:name="_Toc214561249"/>
+      <w:bookmarkStart w:id="70" w:name="_Toc214561249"/>
       <w:r>
         <w:rPr>
           <w:noProof/>
@@ -14973,14 +15456,7 @@
         </w:rPr>
         <w:t>Pengoprasian  OTDR</w:t>
       </w:r>
-      <w:bookmarkEnd w:id="77"/>
-    </w:p>
-    <w:p>
-      <w:pPr>
-        <w:rPr>
-          <w:lang w:val="fi-FI"/>
-        </w:rPr>
-      </w:pPr>
+      <w:bookmarkEnd w:id="70"/>
     </w:p>
     <w:p>
       <w:pPr>
@@ -15026,20 +15502,21 @@
       <w:r>
         <w:rPr>
           <w:noProof/>
+          <w:lang w:val="en-US"/>
         </w:rPr>
         <mc:AlternateContent>
           <mc:Choice Requires="wps">
             <w:drawing>
-              <wp:anchor distT="0" distB="0" distL="114300" distR="114300" simplePos="0" relativeHeight="251684864" behindDoc="0" locked="0" layoutInCell="1" allowOverlap="1" wp14:anchorId="784715C3" wp14:editId="2A58194C">
+              <wp:anchor distT="0" distB="0" distL="114300" distR="114300" simplePos="0" relativeHeight="251684864" behindDoc="0" locked="0" layoutInCell="1" allowOverlap="1" wp14:anchorId="784715C3" wp14:editId="44167DF3">
                 <wp:simplePos x="0" y="0"/>
                 <wp:positionH relativeFrom="column">
-                  <wp:posOffset>1664970</wp:posOffset>
+                  <wp:posOffset>1569720</wp:posOffset>
                 </wp:positionH>
                 <wp:positionV relativeFrom="paragraph">
-                  <wp:posOffset>257175</wp:posOffset>
+                  <wp:posOffset>431165</wp:posOffset>
                 </wp:positionV>
-                <wp:extent cx="2219325" cy="635"/>
-                <wp:effectExtent l="0" t="0" r="9525" b="2540"/>
+                <wp:extent cx="2219325" cy="571500"/>
+                <wp:effectExtent l="0" t="0" r="9525" b="0"/>
                 <wp:wrapNone/>
                 <wp:docPr id="9" name="Text Box 9"/>
                 <wp:cNvGraphicFramePr/>
@@ -15050,7 +15527,7 @@
                       <wps:spPr>
                         <a:xfrm>
                           <a:off x="0" y="0"/>
-                          <a:ext cx="2219325" cy="635"/>
+                          <a:ext cx="2219325" cy="571500"/>
                         </a:xfrm>
                         <a:prstGeom prst="rect">
                           <a:avLst/>
@@ -15075,7 +15552,7 @@
                                 <w:szCs w:val="24"/>
                               </w:rPr>
                             </w:pPr>
-                            <w:bookmarkStart w:id="78" w:name="_Toc214561159"/>
+                            <w:bookmarkStart w:id="71" w:name="_Toc214561159"/>
                             <w:proofErr w:type="spellStart"/>
                             <w:proofErr w:type="gramStart"/>
                             <w:r>
@@ -15173,7 +15650,7 @@
                               </w:rPr>
                               <w:t xml:space="preserve"> OTDR</w:t>
                             </w:r>
-                            <w:bookmarkEnd w:id="78"/>
+                            <w:bookmarkEnd w:id="71"/>
                           </w:p>
                         </w:txbxContent>
                       </wps:txbx>
@@ -15181,7 +15658,7 @@
                         <a:prstTxWarp prst="textNoShape">
                           <a:avLst/>
                         </a:prstTxWarp>
-                        <a:spAutoFit/>
+                        <a:noAutofit/>
                       </wps:bodyPr>
                     </wps:wsp>
                   </a:graphicData>
@@ -15189,13 +15666,16 @@
                 <wp14:sizeRelH relativeFrom="margin">
                   <wp14:pctWidth>0</wp14:pctWidth>
                 </wp14:sizeRelH>
+                <wp14:sizeRelV relativeFrom="margin">
+                  <wp14:pctHeight>0</wp14:pctHeight>
+                </wp14:sizeRelV>
               </wp:anchor>
             </w:drawing>
           </mc:Choice>
           <mc:Fallback>
             <w:pict>
-              <v:shape id="Text Box 9" o:spid="_x0000_s1034" type="#_x0000_t202" style="position:absolute;margin-left:131.1pt;margin-top:20.25pt;width:174.75pt;height:.05pt;z-index:251684864;visibility:visible;mso-wrap-style:square;mso-width-percent:0;mso-wrap-distance-left:9pt;mso-wrap-distance-top:0;mso-wrap-distance-right:9pt;mso-wrap-distance-bottom:0;mso-position-horizontal:absolute;mso-position-horizontal-relative:text;mso-position-vertical:absolute;mso-position-vertical-relative:text;mso-width-percent:0;mso-width-relative:margin;v-text-anchor:top" o:gfxdata="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" stroked="f">
-                <v:textbox style="mso-fit-shape-to-text:t" inset="0,0,0,0">
+              <v:shape id="Text Box 9" o:spid="_x0000_s1034" type="#_x0000_t202" style="position:absolute;margin-left:123.6pt;margin-top:33.95pt;width:174.75pt;height:45pt;z-index:251684864;visibility:visible;mso-wrap-style:square;mso-width-percent:0;mso-height-percent:0;mso-wrap-distance-left:9pt;mso-wrap-distance-top:0;mso-wrap-distance-right:9pt;mso-wrap-distance-bottom:0;mso-position-horizontal:absolute;mso-position-horizontal-relative:text;mso-position-vertical:absolute;mso-position-vertical-relative:text;mso-width-percent:0;mso-height-percent:0;mso-width-relative:margin;mso-height-relative:margin;v-text-anchor:top" o:gfxdata="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" stroked="f">
+                <v:textbox inset="0,0,0,0">
                   <w:txbxContent>
                     <w:p>
                       <w:pPr>
@@ -15207,7 +15687,7 @@
                           <w:szCs w:val="24"/>
                         </w:rPr>
                       </w:pPr>
-                      <w:bookmarkStart w:id="79" w:name="_Toc214561159"/>
+                      <w:bookmarkStart w:id="72" w:name="_Toc214561159"/>
                       <w:proofErr w:type="spellStart"/>
                       <w:proofErr w:type="gramStart"/>
                       <w:r>
@@ -15305,7 +15785,7 @@
                         </w:rPr>
                         <w:t xml:space="preserve"> OTDR</w:t>
                       </w:r>
-                      <w:bookmarkEnd w:id="79"/>
+                      <w:bookmarkEnd w:id="72"/>
                     </w:p>
                   </w:txbxContent>
                 </v:textbox>
@@ -15317,28 +15797,23 @@
     </w:p>
     <w:p>
       <w:pPr>
-        <w:rPr>
-          <w:lang w:val="fi-FI"/>
-        </w:rPr>
-      </w:pPr>
-    </w:p>
-    <w:p>
-      <w:pPr>
         <w:pStyle w:val="Heading3"/>
         <w:numPr>
           <w:ilvl w:val="2"/>
-          <w:numId w:val="31"/>
+          <w:numId w:val="11"/>
         </w:numPr>
         <w:spacing w:line="480" w:lineRule="auto"/>
         <w:rPr>
           <w:lang w:val="fi-FI"/>
         </w:rPr>
       </w:pPr>
-      <w:bookmarkStart w:id="80" w:name="_Toc214561250"/>
-      <w:r>
-        <w:rPr>
-          <w:lang w:val="fi-FI"/>
-        </w:rPr>
+      <w:bookmarkStart w:id="73" w:name="_Toc214561250"/>
+      <w:r>
+        <w:rPr>
+          <w:noProof/>
+          <w:lang w:val="en-US"/>
+        </w:rPr>
+        <w:lastRenderedPageBreak/>
         <w:drawing>
           <wp:anchor distT="0" distB="0" distL="114300" distR="114300" simplePos="0" relativeHeight="251674624" behindDoc="0" locked="0" layoutInCell="1" allowOverlap="1" wp14:anchorId="2A6E9BFD" wp14:editId="7A10A257">
             <wp:simplePos x="0" y="0"/>
@@ -15401,49 +15876,7 @@
         </w:rPr>
         <w:t>Memasang Fiber Optic di ODP</w:t>
       </w:r>
-      <w:bookmarkEnd w:id="80"/>
-    </w:p>
-    <w:p>
-      <w:pPr>
-        <w:rPr>
-          <w:lang w:val="fi-FI"/>
-        </w:rPr>
-      </w:pPr>
-    </w:p>
-    <w:p>
-      <w:pPr>
-        <w:rPr>
-          <w:lang w:val="fi-FI"/>
-        </w:rPr>
-      </w:pPr>
-    </w:p>
-    <w:p>
-      <w:pPr>
-        <w:rPr>
-          <w:lang w:val="fi-FI"/>
-        </w:rPr>
-      </w:pPr>
-    </w:p>
-    <w:p>
-      <w:pPr>
-        <w:rPr>
-          <w:lang w:val="fi-FI"/>
-        </w:rPr>
-      </w:pPr>
-    </w:p>
-    <w:p>
-      <w:pPr>
-        <w:rPr>
-          <w:lang w:val="fi-FI"/>
-        </w:rPr>
-      </w:pPr>
-    </w:p>
-    <w:p>
-      <w:pPr>
-        <w:rPr>
-          <w:lang w:val="fi-FI"/>
-        </w:rPr>
-      </w:pPr>
+      <w:bookmarkEnd w:id="73"/>
     </w:p>
     <w:p>
       <w:pPr>
@@ -15455,20 +15888,87 @@
           <w:lang w:val="fi-FI"/>
         </w:rPr>
       </w:pPr>
+    </w:p>
+    <w:p>
+      <w:pPr>
+        <w:rPr>
+          <w:rFonts w:ascii="Times New Roman" w:eastAsia="Times New Roman" w:hAnsi="Times New Roman" w:cs="Times New Roman"/>
+          <w:b/>
+          <w:sz w:val="24"/>
+          <w:szCs w:val="24"/>
+          <w:lang w:val="fi-FI"/>
+        </w:rPr>
+      </w:pPr>
+    </w:p>
+    <w:p>
+      <w:pPr>
+        <w:rPr>
+          <w:rFonts w:ascii="Times New Roman" w:eastAsia="Times New Roman" w:hAnsi="Times New Roman" w:cs="Times New Roman"/>
+          <w:b/>
+          <w:sz w:val="24"/>
+          <w:szCs w:val="24"/>
+          <w:lang w:val="fi-FI"/>
+        </w:rPr>
+      </w:pPr>
+    </w:p>
+    <w:p>
+      <w:pPr>
+        <w:rPr>
+          <w:rFonts w:ascii="Times New Roman" w:eastAsia="Times New Roman" w:hAnsi="Times New Roman" w:cs="Times New Roman"/>
+          <w:b/>
+          <w:sz w:val="24"/>
+          <w:szCs w:val="24"/>
+          <w:lang w:val="fi-FI"/>
+        </w:rPr>
+      </w:pPr>
+    </w:p>
+    <w:p>
+      <w:pPr>
+        <w:rPr>
+          <w:rFonts w:ascii="Times New Roman" w:eastAsia="Times New Roman" w:hAnsi="Times New Roman" w:cs="Times New Roman"/>
+          <w:b/>
+          <w:sz w:val="24"/>
+          <w:szCs w:val="24"/>
+          <w:lang w:val="fi-FI"/>
+        </w:rPr>
+      </w:pPr>
+    </w:p>
+    <w:p>
+      <w:pPr>
+        <w:rPr>
+          <w:rFonts w:ascii="Times New Roman" w:eastAsia="Times New Roman" w:hAnsi="Times New Roman" w:cs="Times New Roman"/>
+          <w:b/>
+          <w:sz w:val="24"/>
+          <w:szCs w:val="24"/>
+          <w:lang w:val="fi-FI"/>
+        </w:rPr>
+      </w:pPr>
+    </w:p>
+    <w:p>
+      <w:pPr>
+        <w:rPr>
+          <w:rFonts w:ascii="Times New Roman" w:eastAsia="Times New Roman" w:hAnsi="Times New Roman" w:cs="Times New Roman"/>
+          <w:b/>
+          <w:sz w:val="24"/>
+          <w:szCs w:val="24"/>
+          <w:lang w:val="fi-FI"/>
+        </w:rPr>
+      </w:pPr>
       <w:r>
         <w:rPr>
           <w:noProof/>
+          <w:lang w:val="en-US"/>
         </w:rPr>
         <mc:AlternateContent>
           <mc:Choice Requires="wps">
             <w:drawing>
-              <wp:anchor distT="0" distB="0" distL="114300" distR="114300" simplePos="0" relativeHeight="251686912" behindDoc="0" locked="0" layoutInCell="1" allowOverlap="1" wp14:anchorId="44F74FE0" wp14:editId="7D8B8150">
+              <wp:anchor distT="0" distB="0" distL="114300" distR="114300" simplePos="0" relativeHeight="251686912" behindDoc="0" locked="0" layoutInCell="1" allowOverlap="1" wp14:anchorId="44F74FE0" wp14:editId="4ABB9D2A">
                 <wp:simplePos x="0" y="0"/>
                 <wp:positionH relativeFrom="column">
-                  <wp:posOffset>1397635</wp:posOffset>
+                  <wp:posOffset>1445260</wp:posOffset>
                 </wp:positionH>
                 <wp:positionV relativeFrom="paragraph">
-                  <wp:posOffset>255905</wp:posOffset>
+                  <wp:posOffset>55880</wp:posOffset>
                 </wp:positionV>
                 <wp:extent cx="2295525" cy="635"/>
                 <wp:effectExtent l="0" t="0" r="9525" b="2540"/>
@@ -15509,7 +16009,7 @@
                                 <w:lang w:val="fi-FI"/>
                               </w:rPr>
                             </w:pPr>
-                            <w:bookmarkStart w:id="81" w:name="_Toc214561160"/>
+                            <w:bookmarkStart w:id="74" w:name="_Toc214561160"/>
                             <w:proofErr w:type="spellStart"/>
                             <w:proofErr w:type="gramStart"/>
                             <w:r>
@@ -15617,7 +16117,7 @@
                               </w:rPr>
                               <w:t>Optik</w:t>
                             </w:r>
-                            <w:bookmarkEnd w:id="81"/>
+                            <w:bookmarkEnd w:id="74"/>
                             <w:proofErr w:type="spellEnd"/>
                           </w:p>
                         </w:txbxContent>
@@ -15639,7 +16139,7 @@
           </mc:Choice>
           <mc:Fallback>
             <w:pict>
-              <v:shape id="Text Box 10" o:spid="_x0000_s1035" type="#_x0000_t202" style="position:absolute;margin-left:110.05pt;margin-top:20.15pt;width:180.75pt;height:.05pt;z-index:251686912;visibility:visible;mso-wrap-style:square;mso-width-percent:0;mso-wrap-distance-left:9pt;mso-wrap-distance-top:0;mso-wrap-distance-right:9pt;mso-wrap-distance-bottom:0;mso-position-horizontal:absolute;mso-position-horizontal-relative:text;mso-position-vertical:absolute;mso-position-vertical-relative:text;mso-width-percent:0;mso-width-relative:margin;v-text-anchor:top" o:gfxdata="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" stroked="f">
+              <v:shape id="Text Box 10" o:spid="_x0000_s1035" type="#_x0000_t202" style="position:absolute;margin-left:113.8pt;margin-top:4.4pt;width:180.75pt;height:.05pt;z-index:251686912;visibility:visible;mso-wrap-style:square;mso-width-percent:0;mso-wrap-distance-left:9pt;mso-wrap-distance-top:0;mso-wrap-distance-right:9pt;mso-wrap-distance-bottom:0;mso-position-horizontal:absolute;mso-position-horizontal-relative:text;mso-position-vertical:absolute;mso-position-vertical-relative:text;mso-width-percent:0;mso-width-relative:margin;v-text-anchor:top" o:gfxdata="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" stroked="f">
                 <v:textbox style="mso-fit-shape-to-text:t" inset="0,0,0,0">
                   <w:txbxContent>
                     <w:p>
@@ -15654,7 +16154,7 @@
                           <w:lang w:val="fi-FI"/>
                         </w:rPr>
                       </w:pPr>
-                      <w:bookmarkStart w:id="82" w:name="_Toc214561160"/>
+                      <w:bookmarkStart w:id="75" w:name="_Toc214561160"/>
                       <w:proofErr w:type="spellStart"/>
                       <w:proofErr w:type="gramStart"/>
                       <w:r>
@@ -15762,7 +16262,7 @@
                         </w:rPr>
                         <w:t>Optik</w:t>
                       </w:r>
-                      <w:bookmarkEnd w:id="82"/>
+                      <w:bookmarkEnd w:id="75"/>
                       <w:proofErr w:type="spellEnd"/>
                     </w:p>
                   </w:txbxContent>
@@ -15772,32 +16272,36 @@
           </mc:Fallback>
         </mc:AlternateContent>
       </w:r>
-      <w:r>
-        <w:rPr>
-          <w:lang w:val="fi-FI"/>
-        </w:rPr>
-        <w:br w:type="page"/>
-      </w:r>
+    </w:p>
+    <w:p>
+      <w:pPr>
+        <w:rPr>
+          <w:rFonts w:ascii="Times New Roman" w:eastAsia="Times New Roman" w:hAnsi="Times New Roman" w:cs="Times New Roman"/>
+          <w:b/>
+          <w:sz w:val="24"/>
+          <w:szCs w:val="24"/>
+          <w:lang w:val="fi-FI"/>
+        </w:rPr>
+      </w:pPr>
     </w:p>
     <w:p>
       <w:pPr>
         <w:pStyle w:val="Heading3"/>
         <w:numPr>
           <w:ilvl w:val="2"/>
-          <w:numId w:val="31"/>
+          <w:numId w:val="11"/>
         </w:numPr>
         <w:spacing w:line="480" w:lineRule="auto"/>
         <w:rPr>
           <w:lang w:val="fi-FI"/>
         </w:rPr>
       </w:pPr>
-      <w:bookmarkStart w:id="83" w:name="_Toc214561251"/>
+      <w:bookmarkStart w:id="76" w:name="_Toc214561251"/>
       <w:r>
         <w:rPr>
           <w:noProof/>
           <w:lang w:val="en-US"/>
         </w:rPr>
-        <w:lastRenderedPageBreak/>
         <w:drawing>
           <wp:anchor distT="0" distB="0" distL="114300" distR="114300" simplePos="0" relativeHeight="251676672" behindDoc="0" locked="0" layoutInCell="1" allowOverlap="1" wp14:anchorId="32494618" wp14:editId="795CE9F5">
             <wp:simplePos x="0" y="0"/>
@@ -15860,7 +16364,7 @@
         </w:rPr>
         <w:t>Membersihkan Modem</w:t>
       </w:r>
-      <w:bookmarkEnd w:id="83"/>
+      <w:bookmarkEnd w:id="76"/>
       <w:r>
         <w:rPr>
           <w:lang w:val="fi-FI"/>
@@ -15926,6 +16430,7 @@
       <w:r>
         <w:rPr>
           <w:noProof/>
+          <w:lang w:val="en-US"/>
         </w:rPr>
         <mc:AlternateContent>
           <mc:Choice Requires="wps">
@@ -15977,7 +16482,7 @@
                                 <w:szCs w:val="24"/>
                               </w:rPr>
                             </w:pPr>
-                            <w:bookmarkStart w:id="84" w:name="_Toc214561161"/>
+                            <w:bookmarkStart w:id="77" w:name="_Toc214561161"/>
                             <w:proofErr w:type="spellStart"/>
                             <w:proofErr w:type="gramStart"/>
                             <w:r>
@@ -16085,7 +16590,7 @@
                               </w:rPr>
                               <w:t>Perangkat</w:t>
                             </w:r>
-                            <w:bookmarkEnd w:id="84"/>
+                            <w:bookmarkEnd w:id="77"/>
                             <w:proofErr w:type="spellEnd"/>
                           </w:p>
                         </w:txbxContent>
@@ -16122,7 +16627,7 @@
                           <w:szCs w:val="24"/>
                         </w:rPr>
                       </w:pPr>
-                      <w:bookmarkStart w:id="85" w:name="_Toc214561161"/>
+                      <w:bookmarkStart w:id="78" w:name="_Toc214561161"/>
                       <w:proofErr w:type="spellStart"/>
                       <w:proofErr w:type="gramStart"/>
                       <w:r>
@@ -16230,7 +16735,7 @@
                         </w:rPr>
                         <w:t>Perangkat</w:t>
                       </w:r>
-                      <w:bookmarkEnd w:id="85"/>
+                      <w:bookmarkEnd w:id="78"/>
                       <w:proofErr w:type="spellEnd"/>
                     </w:p>
                   </w:txbxContent>
@@ -16253,31 +16758,166 @@
         <w:pStyle w:val="Heading3"/>
         <w:numPr>
           <w:ilvl w:val="2"/>
-          <w:numId w:val="31"/>
+          <w:numId w:val="11"/>
         </w:numPr>
         <w:spacing w:line="480" w:lineRule="auto"/>
         <w:rPr>
           <w:lang w:val="fi-FI"/>
         </w:rPr>
       </w:pPr>
-      <w:bookmarkStart w:id="86" w:name="_Toc214561252"/>
+      <w:bookmarkStart w:id="79" w:name="_Toc214561252"/>
       <w:r>
         <w:rPr>
           <w:noProof/>
+          <w:lang w:val="en-US"/>
+        </w:rPr>
+        <w:drawing>
+          <wp:anchor distT="0" distB="0" distL="114300" distR="114300" simplePos="0" relativeHeight="251675648" behindDoc="0" locked="0" layoutInCell="1" allowOverlap="1" wp14:anchorId="1451AAC4" wp14:editId="31D0F73C">
+            <wp:simplePos x="0" y="0"/>
+            <wp:positionH relativeFrom="column">
+              <wp:posOffset>1950720</wp:posOffset>
+            </wp:positionH>
+            <wp:positionV relativeFrom="paragraph">
+              <wp:posOffset>236220</wp:posOffset>
+            </wp:positionV>
+            <wp:extent cx="1276350" cy="1638935"/>
+            <wp:effectExtent l="0" t="0" r="0" b="0"/>
+            <wp:wrapNone/>
+            <wp:docPr id="255568469" name="Picture 8" descr="A person kneeling on the floor with a white object in front of him&#10;&#10;AI-generated content may be incorrect."/>
+            <wp:cNvGraphicFramePr>
+              <a:graphicFrameLocks xmlns:a="http://schemas.openxmlformats.org/drawingml/2006/main" noChangeAspect="1"/>
+            </wp:cNvGraphicFramePr>
+            <a:graphic xmlns:a="http://schemas.openxmlformats.org/drawingml/2006/main">
+              <a:graphicData uri="http://schemas.openxmlformats.org/drawingml/2006/picture">
+                <pic:pic xmlns:pic="http://schemas.openxmlformats.org/drawingml/2006/picture">
+                  <pic:nvPicPr>
+                    <pic:cNvPr id="255568469" name="Picture 8" descr="A person kneeling on the floor with a white object in front of him&#10;&#10;AI-generated content may be incorrect."/>
+                    <pic:cNvPicPr/>
+                  </pic:nvPicPr>
+                  <pic:blipFill>
+                    <a:blip r:embed="rId27" cstate="print">
+                      <a:extLst>
+                        <a:ext uri="{28A0092B-C50C-407E-A947-70E740481C1C}">
+                          <a14:useLocalDpi xmlns:a14="http://schemas.microsoft.com/office/drawing/2010/main" val="0"/>
+                        </a:ext>
+                      </a:extLst>
+                    </a:blip>
+                    <a:stretch>
+                      <a:fillRect/>
+                    </a:stretch>
+                  </pic:blipFill>
+                  <pic:spPr>
+                    <a:xfrm>
+                      <a:off x="0" y="0"/>
+                      <a:ext cx="1276350" cy="1638935"/>
+                    </a:xfrm>
+                    <a:prstGeom prst="rect">
+                      <a:avLst/>
+                    </a:prstGeom>
+                  </pic:spPr>
+                </pic:pic>
+              </a:graphicData>
+            </a:graphic>
+            <wp14:sizeRelH relativeFrom="page">
+              <wp14:pctWidth>0</wp14:pctWidth>
+            </wp14:sizeRelH>
+            <wp14:sizeRelV relativeFrom="page">
+              <wp14:pctHeight>0</wp14:pctHeight>
+            </wp14:sizeRelV>
+          </wp:anchor>
+        </w:drawing>
+      </w:r>
+      <w:r>
+        <w:rPr>
+          <w:lang w:val="fi-FI"/>
+        </w:rPr>
+        <w:t>Pengecekan ODP</w:t>
+      </w:r>
+      <w:bookmarkEnd w:id="79"/>
+    </w:p>
+    <w:p>
+      <w:pPr>
+        <w:rPr>
+          <w:rFonts w:ascii="Times New Roman" w:eastAsia="Times New Roman" w:hAnsi="Times New Roman" w:cs="Times New Roman"/>
+          <w:b/>
+          <w:color w:val="000000"/>
+          <w:sz w:val="24"/>
+          <w:szCs w:val="24"/>
+        </w:rPr>
+      </w:pPr>
+    </w:p>
+    <w:p>
+      <w:pPr>
+        <w:rPr>
+          <w:rFonts w:ascii="Times New Roman" w:eastAsia="Times New Roman" w:hAnsi="Times New Roman" w:cs="Times New Roman"/>
+          <w:b/>
+          <w:color w:val="000000"/>
+          <w:sz w:val="24"/>
+          <w:szCs w:val="24"/>
+        </w:rPr>
+      </w:pPr>
+    </w:p>
+    <w:p>
+      <w:pPr>
+        <w:rPr>
+          <w:rFonts w:ascii="Times New Roman" w:eastAsia="Times New Roman" w:hAnsi="Times New Roman" w:cs="Times New Roman"/>
+          <w:b/>
+          <w:color w:val="000000"/>
+          <w:sz w:val="24"/>
+          <w:szCs w:val="24"/>
+        </w:rPr>
+      </w:pPr>
+    </w:p>
+    <w:p>
+      <w:pPr>
+        <w:rPr>
+          <w:rFonts w:ascii="Times New Roman" w:eastAsia="Times New Roman" w:hAnsi="Times New Roman" w:cs="Times New Roman"/>
+          <w:b/>
+          <w:color w:val="000000"/>
+          <w:sz w:val="24"/>
+          <w:szCs w:val="24"/>
+        </w:rPr>
+      </w:pPr>
+    </w:p>
+    <w:p>
+      <w:pPr>
+        <w:rPr>
+          <w:rFonts w:ascii="Times New Roman" w:eastAsia="Times New Roman" w:hAnsi="Times New Roman" w:cs="Times New Roman"/>
+          <w:b/>
+          <w:color w:val="000000"/>
+          <w:sz w:val="24"/>
+          <w:szCs w:val="24"/>
+        </w:rPr>
+      </w:pPr>
+    </w:p>
+    <w:p>
+      <w:pPr>
+        <w:rPr>
+          <w:rFonts w:ascii="Times New Roman" w:eastAsia="Times New Roman" w:hAnsi="Times New Roman" w:cs="Times New Roman"/>
+          <w:b/>
+          <w:color w:val="000000"/>
+          <w:sz w:val="24"/>
+          <w:szCs w:val="24"/>
+        </w:rPr>
+      </w:pPr>
+      <w:r>
+        <w:rPr>
+          <w:noProof/>
+          <w:lang w:val="en-US"/>
         </w:rPr>
         <mc:AlternateContent>
           <mc:Choice Requires="wps">
             <w:drawing>
-              <wp:anchor distT="0" distB="0" distL="114300" distR="114300" simplePos="0" relativeHeight="251691008" behindDoc="0" locked="0" layoutInCell="1" allowOverlap="1" wp14:anchorId="2959037C" wp14:editId="56E78150">
+              <wp:anchor distT="0" distB="0" distL="114300" distR="114300" simplePos="0" relativeHeight="251691008" behindDoc="0" locked="0" layoutInCell="1" allowOverlap="1" wp14:anchorId="2959037C" wp14:editId="11725498">
                 <wp:simplePos x="0" y="0"/>
                 <wp:positionH relativeFrom="column">
-                  <wp:posOffset>1760220</wp:posOffset>
+                  <wp:posOffset>1617345</wp:posOffset>
                 </wp:positionH>
                 <wp:positionV relativeFrom="paragraph">
-                  <wp:posOffset>2910205</wp:posOffset>
+                  <wp:posOffset>-6985</wp:posOffset>
                 </wp:positionV>
                 <wp:extent cx="1981200" cy="635"/>
-                <wp:effectExtent l="0" t="0" r="0" b="0"/>
+                <wp:effectExtent l="0" t="0" r="0" b="2540"/>
                 <wp:wrapNone/>
                 <wp:docPr id="13" name="Text Box 13"/>
                 <wp:cNvGraphicFramePr/>
@@ -16313,7 +16953,7 @@
                                 <w:szCs w:val="24"/>
                               </w:rPr>
                             </w:pPr>
-                            <w:bookmarkStart w:id="87" w:name="_Toc214561162"/>
+                            <w:bookmarkStart w:id="80" w:name="_Toc214561162"/>
                             <w:proofErr w:type="spellStart"/>
                             <w:proofErr w:type="gramStart"/>
                             <w:r>
@@ -16410,7 +17050,7 @@
                               </w:rPr>
                               <w:t xml:space="preserve"> ODP</w:t>
                             </w:r>
-                            <w:bookmarkEnd w:id="87"/>
+                            <w:bookmarkEnd w:id="80"/>
                           </w:p>
                         </w:txbxContent>
                       </wps:txbx>
@@ -16428,7 +17068,7 @@
           </mc:Choice>
           <mc:Fallback>
             <w:pict>
-              <v:shape id="Text Box 13" o:spid="_x0000_s1037" type="#_x0000_t202" style="position:absolute;left:0;text-align:left;margin-left:138.6pt;margin-top:229.15pt;width:156pt;height:.05pt;z-index:251691008;visibility:visible;mso-wrap-style:square;mso-wrap-distance-left:9pt;mso-wrap-distance-top:0;mso-wrap-distance-right:9pt;mso-wrap-distance-bottom:0;mso-position-horizontal:absolute;mso-position-horizontal-relative:text;mso-position-vertical:absolute;mso-position-vertical-relative:text;v-text-anchor:top" o:gfxdata="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" stroked="f">
+              <v:shape id="Text Box 13" o:spid="_x0000_s1037" type="#_x0000_t202" style="position:absolute;margin-left:127.35pt;margin-top:-.55pt;width:156pt;height:.05pt;z-index:251691008;visibility:visible;mso-wrap-style:square;mso-wrap-distance-left:9pt;mso-wrap-distance-top:0;mso-wrap-distance-right:9pt;mso-wrap-distance-bottom:0;mso-position-horizontal:absolute;mso-position-horizontal-relative:text;mso-position-vertical:absolute;mso-position-vertical-relative:text;v-text-anchor:top" o:gfxdata="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" stroked="f">
                 <v:textbox style="mso-fit-shape-to-text:t" inset="0,0,0,0">
                   <w:txbxContent>
                     <w:p>
@@ -16441,7 +17081,7 @@
                           <w:szCs w:val="24"/>
                         </w:rPr>
                       </w:pPr>
-                      <w:bookmarkStart w:id="88" w:name="_Toc214561162"/>
+                      <w:bookmarkStart w:id="81" w:name="_Toc214561162"/>
                       <w:proofErr w:type="spellStart"/>
                       <w:proofErr w:type="gramStart"/>
                       <w:r>
@@ -16538,7 +17178,7 @@
                         </w:rPr>
                         <w:t xml:space="preserve"> ODP</w:t>
                       </w:r>
-                      <w:bookmarkEnd w:id="88"/>
+                      <w:bookmarkEnd w:id="81"/>
                     </w:p>
                   </w:txbxContent>
                 </v:textbox>
@@ -16547,173 +17187,6 @@
           </mc:Fallback>
         </mc:AlternateContent>
       </w:r>
-      <w:r>
-        <w:rPr>
-          <w:noProof/>
-          <w:lang w:val="en-US"/>
-        </w:rPr>
-        <w:drawing>
-          <wp:anchor distT="0" distB="0" distL="114300" distR="114300" simplePos="0" relativeHeight="251675648" behindDoc="0" locked="0" layoutInCell="1" allowOverlap="1" wp14:anchorId="1451AAC4" wp14:editId="2B83FAB4">
-            <wp:simplePos x="0" y="0"/>
-            <wp:positionH relativeFrom="column">
-              <wp:posOffset>1760220</wp:posOffset>
-            </wp:positionH>
-            <wp:positionV relativeFrom="paragraph">
-              <wp:posOffset>308610</wp:posOffset>
-            </wp:positionV>
-            <wp:extent cx="1981200" cy="2544483"/>
-            <wp:effectExtent l="0" t="0" r="0" b="8255"/>
-            <wp:wrapNone/>
-            <wp:docPr id="255568469" name="Picture 8" descr="A person kneeling on the floor with a white object in front of him&#10;&#10;AI-generated content may be incorrect."/>
-            <wp:cNvGraphicFramePr>
-              <a:graphicFrameLocks xmlns:a="http://schemas.openxmlformats.org/drawingml/2006/main" noChangeAspect="1"/>
-            </wp:cNvGraphicFramePr>
-            <a:graphic xmlns:a="http://schemas.openxmlformats.org/drawingml/2006/main">
-              <a:graphicData uri="http://schemas.openxmlformats.org/drawingml/2006/picture">
-                <pic:pic xmlns:pic="http://schemas.openxmlformats.org/drawingml/2006/picture">
-                  <pic:nvPicPr>
-                    <pic:cNvPr id="255568469" name="Picture 8" descr="A person kneeling on the floor with a white object in front of him&#10;&#10;AI-generated content may be incorrect."/>
-                    <pic:cNvPicPr/>
-                  </pic:nvPicPr>
-                  <pic:blipFill>
-                    <a:blip r:embed="rId27" cstate="print">
-                      <a:extLst>
-                        <a:ext uri="{28A0092B-C50C-407E-A947-70E740481C1C}">
-                          <a14:useLocalDpi xmlns:a14="http://schemas.microsoft.com/office/drawing/2010/main" val="0"/>
-                        </a:ext>
-                      </a:extLst>
-                    </a:blip>
-                    <a:stretch>
-                      <a:fillRect/>
-                    </a:stretch>
-                  </pic:blipFill>
-                  <pic:spPr>
-                    <a:xfrm>
-                      <a:off x="0" y="0"/>
-                      <a:ext cx="1981200" cy="2544483"/>
-                    </a:xfrm>
-                    <a:prstGeom prst="rect">
-                      <a:avLst/>
-                    </a:prstGeom>
-                  </pic:spPr>
-                </pic:pic>
-              </a:graphicData>
-            </a:graphic>
-            <wp14:sizeRelH relativeFrom="page">
-              <wp14:pctWidth>0</wp14:pctWidth>
-            </wp14:sizeRelH>
-            <wp14:sizeRelV relativeFrom="page">
-              <wp14:pctHeight>0</wp14:pctHeight>
-            </wp14:sizeRelV>
-          </wp:anchor>
-        </w:drawing>
-      </w:r>
-      <w:r>
-        <w:rPr>
-          <w:lang w:val="fi-FI"/>
-        </w:rPr>
-        <w:t>Pengecekan ODP</w:t>
-      </w:r>
-      <w:bookmarkEnd w:id="86"/>
-    </w:p>
-    <w:p>
-      <w:pPr>
-        <w:rPr>
-          <w:rFonts w:ascii="Times New Roman" w:eastAsia="Times New Roman" w:hAnsi="Times New Roman" w:cs="Times New Roman"/>
-          <w:b/>
-          <w:color w:val="000000"/>
-          <w:sz w:val="24"/>
-          <w:szCs w:val="24"/>
-        </w:rPr>
-      </w:pPr>
-    </w:p>
-    <w:p>
-      <w:pPr>
-        <w:rPr>
-          <w:rFonts w:ascii="Times New Roman" w:eastAsia="Times New Roman" w:hAnsi="Times New Roman" w:cs="Times New Roman"/>
-          <w:b/>
-          <w:color w:val="000000"/>
-          <w:sz w:val="24"/>
-          <w:szCs w:val="24"/>
-        </w:rPr>
-      </w:pPr>
-    </w:p>
-    <w:p>
-      <w:pPr>
-        <w:rPr>
-          <w:rFonts w:ascii="Times New Roman" w:eastAsia="Times New Roman" w:hAnsi="Times New Roman" w:cs="Times New Roman"/>
-          <w:b/>
-          <w:color w:val="000000"/>
-          <w:sz w:val="24"/>
-          <w:szCs w:val="24"/>
-        </w:rPr>
-      </w:pPr>
-    </w:p>
-    <w:p>
-      <w:pPr>
-        <w:rPr>
-          <w:rFonts w:ascii="Times New Roman" w:eastAsia="Times New Roman" w:hAnsi="Times New Roman" w:cs="Times New Roman"/>
-          <w:b/>
-          <w:color w:val="000000"/>
-          <w:sz w:val="24"/>
-          <w:szCs w:val="24"/>
-        </w:rPr>
-      </w:pPr>
-    </w:p>
-    <w:p>
-      <w:pPr>
-        <w:rPr>
-          <w:rFonts w:ascii="Times New Roman" w:eastAsia="Times New Roman" w:hAnsi="Times New Roman" w:cs="Times New Roman"/>
-          <w:b/>
-          <w:color w:val="000000"/>
-          <w:sz w:val="24"/>
-          <w:szCs w:val="24"/>
-        </w:rPr>
-      </w:pPr>
-    </w:p>
-    <w:p>
-      <w:pPr>
-        <w:rPr>
-          <w:rFonts w:ascii="Times New Roman" w:eastAsia="Times New Roman" w:hAnsi="Times New Roman" w:cs="Times New Roman"/>
-          <w:b/>
-          <w:color w:val="000000"/>
-          <w:sz w:val="24"/>
-          <w:szCs w:val="24"/>
-        </w:rPr>
-      </w:pPr>
-    </w:p>
-    <w:p>
-      <w:pPr>
-        <w:rPr>
-          <w:rFonts w:ascii="Times New Roman" w:eastAsia="Times New Roman" w:hAnsi="Times New Roman" w:cs="Times New Roman"/>
-          <w:b/>
-          <w:color w:val="000000"/>
-          <w:sz w:val="24"/>
-          <w:szCs w:val="24"/>
-        </w:rPr>
-      </w:pPr>
-    </w:p>
-    <w:p>
-      <w:pPr>
-        <w:rPr>
-          <w:rFonts w:ascii="Times New Roman" w:eastAsia="Times New Roman" w:hAnsi="Times New Roman" w:cs="Times New Roman"/>
-          <w:b/>
-          <w:color w:val="000000"/>
-          <w:sz w:val="24"/>
-          <w:szCs w:val="24"/>
-        </w:rPr>
-      </w:pPr>
-    </w:p>
-    <w:p>
-      <w:pPr>
-        <w:rPr>
-          <w:rFonts w:ascii="Times New Roman" w:eastAsia="Times New Roman" w:hAnsi="Times New Roman" w:cs="Times New Roman"/>
-          <w:b/>
-          <w:color w:val="000000"/>
-          <w:sz w:val="24"/>
-          <w:szCs w:val="24"/>
-        </w:rPr>
-      </w:pPr>
     </w:p>
     <w:p>
       <w:pPr>
@@ -16732,7 +17205,7 @@
           <w:szCs w:val="24"/>
         </w:rPr>
       </w:pPr>
-      <w:bookmarkStart w:id="89" w:name="_Toc214561253"/>
+      <w:bookmarkStart w:id="82" w:name="_Toc214561253"/>
       <w:proofErr w:type="spellStart"/>
       <w:r>
         <w:rPr>
@@ -16742,6 +17215,7 @@
           <w:sz w:val="24"/>
           <w:szCs w:val="24"/>
         </w:rPr>
+        <w:lastRenderedPageBreak/>
         <w:t>Sarana</w:t>
       </w:r>
       <w:proofErr w:type="spellEnd"/>
@@ -16832,7 +17306,7 @@
         </w:rPr>
         <w:t>Lapangan</w:t>
       </w:r>
-      <w:bookmarkEnd w:id="89"/>
+      <w:bookmarkEnd w:id="82"/>
       <w:proofErr w:type="spellEnd"/>
     </w:p>
     <w:p>
@@ -17182,17 +17656,7 @@
           <w:sz w:val="24"/>
           <w:szCs w:val="24"/>
         </w:rPr>
-        <w:t xml:space="preserve"> memadai yang berguna untuk istirahat yang di dalamnya terdapat satu buah Ac di lengkapi dengan jaringan internet, dispenser untuk minum dengan berbagai varian air serta </w:t>
-      </w:r>
-      <w:r>
-        <w:rPr>
-          <w:rFonts w:ascii="Times New Roman" w:eastAsia="Times New Roman" w:hAnsi="Times New Roman" w:cs="Times New Roman"/>
-          <w:color w:val="000000"/>
-          <w:sz w:val="24"/>
-          <w:szCs w:val="24"/>
-        </w:rPr>
-        <w:lastRenderedPageBreak/>
-        <w:t>di sediakan jajanan dan kopi.</w:t>
+        <w:t xml:space="preserve"> memadai yang berguna untuk istirahat yang di dalamnya terdapat satu buah Ac di lengkapi dengan jaringan internet, dispenser untuk minum dengan berbagai varian air serta di sediakan jajanan dan kopi.</w:t>
       </w:r>
     </w:p>
     <w:p>
@@ -17294,7 +17758,47 @@
           <w:sz w:val="24"/>
           <w:szCs w:val="24"/>
         </w:rPr>
-        <w:t xml:space="preserve">Serta di dukung dengan adanya mobil kerja yang memudahkan </w:t>
+        <w:t xml:space="preserve">Serta di dukung dengan adanya mobil </w:t>
+      </w:r>
+      <w:proofErr w:type="spellStart"/>
+      <w:r>
+        <w:rPr>
+          <w:rFonts w:ascii="Times New Roman" w:eastAsia="Times New Roman" w:hAnsi="Times New Roman" w:cs="Times New Roman"/>
+          <w:color w:val="000000"/>
+          <w:sz w:val="24"/>
+          <w:szCs w:val="24"/>
+        </w:rPr>
+        <w:t>kerja</w:t>
+      </w:r>
+      <w:proofErr w:type="spellEnd"/>
+      <w:r>
+        <w:rPr>
+          <w:rFonts w:ascii="Times New Roman" w:eastAsia="Times New Roman" w:hAnsi="Times New Roman" w:cs="Times New Roman"/>
+          <w:color w:val="000000"/>
+          <w:sz w:val="24"/>
+          <w:szCs w:val="24"/>
+        </w:rPr>
+        <w:t xml:space="preserve"> yang </w:t>
+      </w:r>
+      <w:proofErr w:type="spellStart"/>
+      <w:r>
+        <w:rPr>
+          <w:rFonts w:ascii="Times New Roman" w:eastAsia="Times New Roman" w:hAnsi="Times New Roman" w:cs="Times New Roman"/>
+          <w:color w:val="000000"/>
+          <w:sz w:val="24"/>
+          <w:szCs w:val="24"/>
+        </w:rPr>
+        <w:t>memudahkan</w:t>
+      </w:r>
+      <w:proofErr w:type="spellEnd"/>
+      <w:r>
+        <w:rPr>
+          <w:rFonts w:ascii="Times New Roman" w:eastAsia="Times New Roman" w:hAnsi="Times New Roman" w:cs="Times New Roman"/>
+          <w:color w:val="000000"/>
+          <w:sz w:val="24"/>
+          <w:szCs w:val="24"/>
+        </w:rPr>
+        <w:t xml:space="preserve"> </w:t>
       </w:r>
       <w:proofErr w:type="spellStart"/>
       <w:r>
@@ -17377,8 +17881,8 @@
         </w:rPr>
         <w:t>.</w:t>
       </w:r>
-      <w:bookmarkStart w:id="90" w:name="_7pw27fbc8h61" w:colFirst="0" w:colLast="0"/>
-      <w:bookmarkEnd w:id="90"/>
+      <w:bookmarkStart w:id="83" w:name="_7pw27fbc8h61" w:colFirst="0" w:colLast="0"/>
+      <w:bookmarkEnd w:id="83"/>
       <w:proofErr w:type="spellEnd"/>
     </w:p>
     <w:p>
@@ -17413,7 +17917,7 @@
           <w:szCs w:val="24"/>
         </w:rPr>
       </w:pPr>
-      <w:bookmarkStart w:id="91" w:name="_Toc214561254"/>
+      <w:bookmarkStart w:id="84" w:name="_Toc214561254"/>
       <w:r>
         <w:rPr>
           <w:rFonts w:ascii="Times New Roman" w:eastAsia="Times New Roman" w:hAnsi="Times New Roman" w:cs="Times New Roman"/>
@@ -17445,7 +17949,7 @@
         </w:rPr>
         <w:t>PENUTUP</w:t>
       </w:r>
-      <w:bookmarkEnd w:id="91"/>
+      <w:bookmarkEnd w:id="84"/>
     </w:p>
     <w:p>
       <w:pPr>
@@ -17468,18 +17972,18 @@
           <w:szCs w:val="24"/>
         </w:rPr>
       </w:pPr>
-      <w:bookmarkStart w:id="92" w:name="_uhukdm9330z5" w:colFirst="0" w:colLast="0"/>
-      <w:bookmarkStart w:id="93" w:name="_Toc214386915"/>
-      <w:bookmarkStart w:id="94" w:name="_Toc214386948"/>
-      <w:bookmarkStart w:id="95" w:name="_Toc214560327"/>
-      <w:bookmarkStart w:id="96" w:name="_Toc214560372"/>
-      <w:bookmarkStart w:id="97" w:name="_Toc214561255"/>
-      <w:bookmarkEnd w:id="92"/>
-      <w:bookmarkEnd w:id="93"/>
-      <w:bookmarkEnd w:id="94"/>
-      <w:bookmarkEnd w:id="95"/>
-      <w:bookmarkEnd w:id="96"/>
-      <w:bookmarkEnd w:id="97"/>
+      <w:bookmarkStart w:id="85" w:name="_uhukdm9330z5" w:colFirst="0" w:colLast="0"/>
+      <w:bookmarkStart w:id="86" w:name="_Toc214386915"/>
+      <w:bookmarkStart w:id="87" w:name="_Toc214386948"/>
+      <w:bookmarkStart w:id="88" w:name="_Toc214560327"/>
+      <w:bookmarkStart w:id="89" w:name="_Toc214560372"/>
+      <w:bookmarkStart w:id="90" w:name="_Toc214561255"/>
+      <w:bookmarkEnd w:id="85"/>
+      <w:bookmarkEnd w:id="86"/>
+      <w:bookmarkEnd w:id="87"/>
+      <w:bookmarkEnd w:id="88"/>
+      <w:bookmarkEnd w:id="89"/>
+      <w:bookmarkEnd w:id="90"/>
     </w:p>
     <w:p>
       <w:pPr>
@@ -17498,7 +18002,7 @@
           <w:szCs w:val="24"/>
         </w:rPr>
       </w:pPr>
-      <w:bookmarkStart w:id="98" w:name="_Toc214561256"/>
+      <w:bookmarkStart w:id="91" w:name="_Toc214561256"/>
       <w:r>
         <w:rPr>
           <w:rFonts w:ascii="Times New Roman" w:eastAsia="Times New Roman" w:hAnsi="Times New Roman" w:cs="Times New Roman"/>
@@ -17509,7 +18013,7 @@
         </w:rPr>
         <w:t>Kesimpulan</w:t>
       </w:r>
-      <w:bookmarkEnd w:id="98"/>
+      <w:bookmarkEnd w:id="91"/>
     </w:p>
     <w:p>
       <w:pPr>
@@ -17843,7 +18347,47 @@
           <w:sz w:val="24"/>
           <w:szCs w:val="24"/>
         </w:rPr>
-        <w:t xml:space="preserve"> saya merasa menjadi lebih baik dari sebelumnya karena ketika PKL ini saya mendapatkan banyak pengalaman baru. Dan setelah saya melaksanakan program Praktik Kerja Lapangan ini saya merasa memiliki mental lebih </w:t>
+        <w:t xml:space="preserve"> saya merasa menjadi lebih baik dari sebelumnya karena ketika PKL ini saya mendapatkan banyak pengalaman baru. Dan setelah saya melaksanakan program Praktik Kerja Lapangan ini saya merasa </w:t>
+      </w:r>
+      <w:proofErr w:type="spellStart"/>
+      <w:r>
+        <w:rPr>
+          <w:rFonts w:ascii="Times New Roman" w:eastAsia="Times New Roman" w:hAnsi="Times New Roman" w:cs="Times New Roman"/>
+          <w:color w:val="000000"/>
+          <w:sz w:val="24"/>
+          <w:szCs w:val="24"/>
+        </w:rPr>
+        <w:t>memiliki</w:t>
+      </w:r>
+      <w:proofErr w:type="spellEnd"/>
+      <w:r>
+        <w:rPr>
+          <w:rFonts w:ascii="Times New Roman" w:eastAsia="Times New Roman" w:hAnsi="Times New Roman" w:cs="Times New Roman"/>
+          <w:color w:val="000000"/>
+          <w:sz w:val="24"/>
+          <w:szCs w:val="24"/>
+        </w:rPr>
+        <w:t xml:space="preserve"> mental </w:t>
+      </w:r>
+      <w:proofErr w:type="spellStart"/>
+      <w:r>
+        <w:rPr>
+          <w:rFonts w:ascii="Times New Roman" w:eastAsia="Times New Roman" w:hAnsi="Times New Roman" w:cs="Times New Roman"/>
+          <w:color w:val="000000"/>
+          <w:sz w:val="24"/>
+          <w:szCs w:val="24"/>
+        </w:rPr>
+        <w:t>lebih</w:t>
+      </w:r>
+      <w:proofErr w:type="spellEnd"/>
+      <w:r>
+        <w:rPr>
+          <w:rFonts w:ascii="Times New Roman" w:eastAsia="Times New Roman" w:hAnsi="Times New Roman" w:cs="Times New Roman"/>
+          <w:color w:val="000000"/>
+          <w:sz w:val="24"/>
+          <w:szCs w:val="24"/>
+        </w:rPr>
+        <w:t xml:space="preserve"> </w:t>
       </w:r>
       <w:proofErr w:type="spellStart"/>
       <w:r>
@@ -18014,9 +18558,9 @@
           <w:szCs w:val="24"/>
         </w:rPr>
       </w:pPr>
-      <w:bookmarkStart w:id="99" w:name="_97ykbu4nqnd7" w:colFirst="0" w:colLast="0"/>
-      <w:bookmarkStart w:id="100" w:name="_Toc214561257"/>
-      <w:bookmarkEnd w:id="99"/>
+      <w:bookmarkStart w:id="92" w:name="_97ykbu4nqnd7" w:colFirst="0" w:colLast="0"/>
+      <w:bookmarkStart w:id="93" w:name="_Toc214561257"/>
+      <w:bookmarkEnd w:id="92"/>
       <w:r>
         <w:rPr>
           <w:rFonts w:ascii="Times New Roman" w:eastAsia="Times New Roman" w:hAnsi="Times New Roman" w:cs="Times New Roman"/>
@@ -18027,7 +18571,7 @@
         </w:rPr>
         <w:t>Saran</w:t>
       </w:r>
-      <w:bookmarkEnd w:id="100"/>
+      <w:bookmarkEnd w:id="93"/>
       <w:r>
         <w:rPr>
           <w:rFonts w:ascii="Times New Roman" w:eastAsia="Times New Roman" w:hAnsi="Times New Roman" w:cs="Times New Roman"/>
@@ -18367,7 +18911,7 @@
           <w:szCs w:val="24"/>
         </w:rPr>
       </w:pPr>
-      <w:bookmarkStart w:id="101" w:name="_Toc214561258"/>
+      <w:bookmarkStart w:id="94" w:name="_Toc214561258"/>
       <w:r>
         <w:rPr>
           <w:rFonts w:ascii="Times New Roman" w:eastAsia="Times New Roman" w:hAnsi="Times New Roman" w:cs="Times New Roman"/>
@@ -18378,7 +18922,7 @@
         </w:rPr>
         <w:t>DAFTAR PUSTAKA</w:t>
       </w:r>
-      <w:bookmarkEnd w:id="101"/>
+      <w:bookmarkEnd w:id="94"/>
     </w:p>
     <w:p>
       <w:pPr>
@@ -18609,8 +19153,8 @@
           <w:lang w:val="fi-FI"/>
         </w:rPr>
       </w:pPr>
-      <w:bookmarkStart w:id="102" w:name="_gghufvp0yobf" w:colFirst="0" w:colLast="0"/>
-      <w:bookmarkEnd w:id="102"/>
+      <w:bookmarkStart w:id="95" w:name="_gghufvp0yobf" w:colFirst="0" w:colLast="0"/>
+      <w:bookmarkEnd w:id="95"/>
       <w:r>
         <w:rPr>
           <w:rFonts w:ascii="Times New Roman" w:eastAsia="Times New Roman" w:hAnsi="Times New Roman" w:cs="Times New Roman"/>
@@ -18635,7 +19179,7 @@
           <w:szCs w:val="28"/>
         </w:rPr>
       </w:pPr>
-      <w:bookmarkStart w:id="103" w:name="_Toc214561259"/>
+      <w:bookmarkStart w:id="96" w:name="_Toc214561259"/>
       <w:r>
         <w:rPr>
           <w:rFonts w:ascii="Times New Roman" w:eastAsia="Times New Roman" w:hAnsi="Times New Roman" w:cs="Times New Roman"/>
@@ -18647,7 +19191,7 @@
         <w:lastRenderedPageBreak/>
         <w:t>LAMPIRAN</w:t>
       </w:r>
-      <w:bookmarkEnd w:id="103"/>
+      <w:bookmarkEnd w:id="96"/>
     </w:p>
     <w:p>
       <w:pPr>
@@ -19054,7 +19598,7 @@
           <w:rPr>
             <w:noProof/>
           </w:rPr>
-          <w:t>vii</w:t>
+          <w:t>viii</w:t>
         </w:r>
         <w:r>
           <w:rPr>
@@ -23142,6 +23686,7 @@
   <w:style w:type="character" w:default="1" w:styleId="DefaultParagraphFont">
     <w:name w:val="Default Paragraph Font"/>
     <w:uiPriority w:val="1"/>
+    <w:semiHidden/>
     <w:unhideWhenUsed/>
   </w:style>
   <w:style w:type="table" w:default="1" w:styleId="TableNormal">
@@ -23710,6 +24255,7 @@
   <w:style w:type="character" w:default="1" w:styleId="DefaultParagraphFont">
     <w:name w:val="Default Paragraph Font"/>
     <w:uiPriority w:val="1"/>
+    <w:semiHidden/>
     <w:unhideWhenUsed/>
   </w:style>
   <w:style w:type="table" w:default="1" w:styleId="TableNormal">
@@ -24323,7 +24869,7 @@
 </file>
 
 <file path=customXml/itemProps1.xml><?xml version="1.0" encoding="utf-8"?>
-<ds:datastoreItem xmlns:ds="http://schemas.openxmlformats.org/officeDocument/2006/customXml" ds:itemID="{12799161-E784-4490-8844-07A6D0213DF9}">
+<ds:datastoreItem xmlns:ds="http://schemas.openxmlformats.org/officeDocument/2006/customXml" ds:itemID="{62D4B067-23D2-4183-BB93-43C467F79054}">
   <ds:schemaRefs>
     <ds:schemaRef ds:uri="http://schemas.openxmlformats.org/officeDocument/2006/bibliography"/>
   </ds:schemaRefs>
